--- a/docs/MANUAL_USUARIO_SGCE.docx
+++ b/docs/MANUAL_USUARIO_SGCE.docx
@@ -8,12 +8,11 @@
       </w:pPr>
       <w:r>
         <w:rPr>
-          <w:rFonts w:ascii="Arial" w:hAnsi="Arial"/>
           <w:b/>
-          <w:color w:val="7A0818"/>
-          <w:sz w:val="68"/>
+          <w:color w:val="97051E"/>
+          <w:sz w:val="44"/>
         </w:rPr>
-        <w:t>SGCE</w:t>
+        <w:t>Manual de Usuario SGCE</w:t>
       </w:r>
     </w:p>
     <w:p>
@@ -22,113 +21,854 @@
       </w:pPr>
       <w:r>
         <w:rPr>
-          <w:rFonts w:ascii="Arial" w:hAnsi="Arial"/>
-          <w:b/>
-          <w:color w:val="1F2937"/>
-          <w:sz w:val="34"/>
+          <w:color w:val="4B5563"/>
+          <w:sz w:val="20"/>
         </w:rPr>
-        <w:t>Sistema de Gestión y Control Escolar</w:t>
+        <w:t>Sistema de Gestión y Control Escolar - Versión Final de Producción 1.0</w:t>
+      </w:r>
+    </w:p>
+    <w:p/>
+    <w:p>
+      <w:pPr>
+        <w:spacing w:after="120"/>
+      </w:pPr>
+      <w:r>
+        <w:rPr>
+          <w:sz w:val="20"/>
+        </w:rPr>
+        <w:t>Este manual explica el uso diario de SGCE para personal administrativo, docentes y usuarios autorizados. El sistema permite administrar información escolar, capturar asistencia y calificaciones, consultar expedientes, emitir reportes y publicar avisos.</w:t>
       </w:r>
     </w:p>
     <w:p>
       <w:pPr>
-        <w:jc w:val="center"/>
+        <w:pStyle w:val="Heading1"/>
       </w:pPr>
       <w:r>
         <w:rPr>
-          <w:rFonts w:ascii="Arial" w:hAnsi="Arial"/>
-          <w:color w:val="A0051E"/>
-          <w:sz w:val="28"/>
+          <w:color w:val="97051E"/>
         </w:rPr>
-        <w:t>Manual de usuario y operación</w:t>
+        <w:t>1. Acceso al sistema</w:t>
       </w:r>
     </w:p>
-    <w:p/>
-    <w:p/>
+    <w:p>
+      <w:pPr>
+        <w:pStyle w:val="ListNumber"/>
+      </w:pPr>
+      <w:r>
+        <w:rPr>
+          <w:sz w:val="20"/>
+        </w:rPr>
+        <w:t>Abre la dirección del sistema en el navegador.</w:t>
+      </w:r>
+    </w:p>
+    <w:p>
+      <w:pPr>
+        <w:pStyle w:val="ListNumber"/>
+      </w:pPr>
+      <w:r>
+        <w:rPr>
+          <w:sz w:val="20"/>
+        </w:rPr>
+        <w:t>Escribe usuario y contraseña.</w:t>
+      </w:r>
+    </w:p>
+    <w:p>
+      <w:pPr>
+        <w:pStyle w:val="ListNumber"/>
+      </w:pPr>
+      <w:r>
+        <w:rPr>
+          <w:sz w:val="20"/>
+        </w:rPr>
+        <w:t>Pulsa Iniciar sesión.</w:t>
+      </w:r>
+    </w:p>
+    <w:p>
+      <w:pPr>
+        <w:pStyle w:val="ListNumber"/>
+      </w:pPr>
+      <w:r>
+        <w:rPr>
+          <w:sz w:val="20"/>
+        </w:rPr>
+        <w:t>Al terminar, usa el botón de cerrar sesión para proteger la cuenta.</w:t>
+      </w:r>
+    </w:p>
+    <w:p>
+      <w:pPr>
+        <w:pStyle w:val="Heading1"/>
+      </w:pPr>
+      <w:r>
+        <w:rPr>
+          <w:color w:val="97051E"/>
+        </w:rPr>
+        <w:t>2. Panel principal</w:t>
+      </w:r>
+    </w:p>
+    <w:p>
+      <w:pPr>
+        <w:spacing w:after="120"/>
+      </w:pPr>
+      <w:r>
+        <w:rPr>
+          <w:sz w:val="20"/>
+        </w:rPr>
+        <w:t>El panel principal está ordenado según el flujo de trabajo recomendado para iniciar desde cero.</w:t>
+      </w:r>
+    </w:p>
     <w:tbl>
       <w:tblPr>
+        <w:tblStyle w:val="TableGrid"/>
         <w:tblW w:type="auto" w:w="0"/>
+        <w:jc w:val="center"/>
         <w:tblLook w:firstColumn="1" w:firstRow="1" w:lastColumn="0" w:lastRow="0" w:noHBand="0" w:noVBand="1" w:val="04A0"/>
-        <w:tblBorders>
-          <w:top w:val="single" w:sz="6" w:space="0" w:color="7A0818"/>
-          <w:left w:val="single" w:sz="6" w:space="0" w:color="7A0818"/>
-          <w:bottom w:val="single" w:sz="6" w:space="0" w:color="7A0818"/>
-          <w:right w:val="single" w:sz="6" w:space="0" w:color="7A0818"/>
-          <w:insideH w:val="single" w:sz="6" w:space="0" w:color="7A0818"/>
-          <w:insideV w:val="single" w:sz="6" w:space="0" w:color="7A0818"/>
-        </w:tblBorders>
       </w:tblPr>
       <w:tblGrid>
-        <w:gridCol w:w="10224"/>
+        <w:gridCol w:w="3456"/>
+        <w:gridCol w:w="3456"/>
+        <w:gridCol w:w="3456"/>
       </w:tblGrid>
       <w:tr>
         <w:tc>
           <w:tcPr>
-            <w:tcW w:type="dxa" w:w="10224"/>
-            <w:shd w:fill="FFF7F8"/>
+            <w:tcW w:type="dxa" w:w="3456"/>
+            <w:shd w:fill="97051E"/>
+            <w:vAlign w:val="center"/>
           </w:tcPr>
           <w:p>
+            <w:r/>
             <w:r>
               <w:rPr>
-                <w:rFonts w:ascii="Arial" w:hAnsi="Arial"/>
                 <w:b/>
-                <w:color w:val="7A0818"/>
+                <w:color w:val="FFFFFF"/>
                 <w:sz w:val="18"/>
               </w:rPr>
-              <w:t xml:space="preserve">Objetivo: </w:t>
+              <w:t>Orden</w:t>
             </w:r>
+          </w:p>
+        </w:tc>
+        <w:tc>
+          <w:tcPr>
+            <w:tcW w:type="dxa" w:w="3456"/>
+            <w:shd w:fill="97051E"/>
+            <w:vAlign w:val="center"/>
+          </w:tcPr>
+          <w:p>
+            <w:r/>
             <w:r>
               <w:rPr>
-                <w:rFonts w:ascii="Arial" w:hAnsi="Arial"/>
-                <w:color w:val="1F2937"/>
+                <w:b/>
+                <w:color w:val="FFFFFF"/>
                 <w:sz w:val="18"/>
               </w:rPr>
-              <w:t>Este manual explica cómo instalar, configurar y operar SGCE. Incluye el uso de módulos, botones, campos, reportes, respaldo y consulta para padres.</w:t>
+              <w:t>Módulo</w:t>
+            </w:r>
+          </w:p>
+        </w:tc>
+        <w:tc>
+          <w:tcPr>
+            <w:tcW w:type="dxa" w:w="3456"/>
+            <w:shd w:fill="97051E"/>
+            <w:vAlign w:val="center"/>
+          </w:tcPr>
+          <w:p>
+            <w:r/>
+            <w:r>
+              <w:rPr>
+                <w:b/>
+                <w:color w:val="FFFFFF"/>
+                <w:sz w:val="18"/>
+              </w:rPr>
+              <w:t>Uso principal</w:t>
             </w:r>
           </w:p>
         </w:tc>
       </w:tr>
-    </w:tbl>
-    <w:p/>
-    <w:tbl>
-      <w:tblPr>
-        <w:tblW w:type="auto" w:w="0"/>
-        <w:tblLook w:firstColumn="1" w:firstRow="1" w:lastColumn="0" w:lastRow="0" w:noHBand="0" w:noVBand="1" w:val="04A0"/>
-        <w:tblBorders>
-          <w:top w:val="single" w:sz="6" w:space="0" w:color="1F4E79"/>
-          <w:left w:val="single" w:sz="6" w:space="0" w:color="1F4E79"/>
-          <w:bottom w:val="single" w:sz="6" w:space="0" w:color="1F4E79"/>
-          <w:right w:val="single" w:sz="6" w:space="0" w:color="1F4E79"/>
-          <w:insideH w:val="single" w:sz="6" w:space="0" w:color="1F4E79"/>
-          <w:insideV w:val="single" w:sz="6" w:space="0" w:color="1F4E79"/>
-        </w:tblBorders>
-      </w:tblPr>
-      <w:tblGrid>
-        <w:gridCol w:w="10224"/>
-      </w:tblGrid>
       <w:tr>
         <w:tc>
           <w:tcPr>
-            <w:tcW w:type="dxa" w:w="10224"/>
-            <w:shd w:fill="F8FAFC"/>
+            <w:tcW w:type="dxa" w:w="3456"/>
+            <w:vAlign w:val="center"/>
           </w:tcPr>
           <w:p>
+            <w:r/>
             <w:r>
               <w:rPr>
-                <w:rFonts w:ascii="Arial" w:hAnsi="Arial"/>
-                <w:b/>
-                <w:color w:val="1F4E79"/>
+                <w:b w:val="0"/>
+                <w:color w:val="111827"/>
                 <w:sz w:val="18"/>
               </w:rPr>
-              <w:t xml:space="preserve">Dirigido a: </w:t>
+              <w:t>1</w:t>
             </w:r>
+          </w:p>
+        </w:tc>
+        <w:tc>
+          <w:tcPr>
+            <w:tcW w:type="dxa" w:w="3456"/>
+            <w:vAlign w:val="center"/>
+          </w:tcPr>
+          <w:p>
+            <w:r/>
             <w:r>
               <w:rPr>
-                <w:rFonts w:ascii="Arial" w:hAnsi="Arial"/>
-                <w:color w:val="1F2937"/>
+                <w:b w:val="0"/>
+                <w:color w:val="111827"/>
                 <w:sz w:val="18"/>
               </w:rPr>
-              <w:t>Administradores escolares, dirección, personal de control escolar, docentes y personal técnico encargado de la instalación.</w:t>
+              <w:t>Periodos</w:t>
+            </w:r>
+          </w:p>
+        </w:tc>
+        <w:tc>
+          <w:tcPr>
+            <w:tcW w:type="dxa" w:w="3456"/>
+            <w:vAlign w:val="center"/>
+          </w:tcPr>
+          <w:p>
+            <w:r/>
+            <w:r>
+              <w:rPr>
+                <w:b w:val="0"/>
+                <w:color w:val="111827"/>
+                <w:sz w:val="18"/>
+              </w:rPr>
+              <w:t>Crear o revisar ciclo escolar y parciales.</w:t>
+            </w:r>
+          </w:p>
+        </w:tc>
+      </w:tr>
+      <w:tr>
+        <w:tc>
+          <w:tcPr>
+            <w:tcW w:type="dxa" w:w="3456"/>
+            <w:vAlign w:val="center"/>
+          </w:tcPr>
+          <w:p>
+            <w:r/>
+            <w:r>
+              <w:rPr>
+                <w:b w:val="0"/>
+                <w:color w:val="111827"/>
+                <w:sz w:val="18"/>
+              </w:rPr>
+              <w:t>2</w:t>
+            </w:r>
+          </w:p>
+        </w:tc>
+        <w:tc>
+          <w:tcPr>
+            <w:tcW w:type="dxa" w:w="3456"/>
+            <w:vAlign w:val="center"/>
+          </w:tcPr>
+          <w:p>
+            <w:r/>
+            <w:r>
+              <w:rPr>
+                <w:b w:val="0"/>
+                <w:color w:val="111827"/>
+                <w:sz w:val="18"/>
+              </w:rPr>
+              <w:t>Maestros</w:t>
+            </w:r>
+          </w:p>
+        </w:tc>
+        <w:tc>
+          <w:tcPr>
+            <w:tcW w:type="dxa" w:w="3456"/>
+            <w:vAlign w:val="center"/>
+          </w:tcPr>
+          <w:p>
+            <w:r/>
+            <w:r>
+              <w:rPr>
+                <w:b w:val="0"/>
+                <w:color w:val="111827"/>
+                <w:sz w:val="18"/>
+              </w:rPr>
+              <w:t>Registrar docentes y usuarios docentes.</w:t>
+            </w:r>
+          </w:p>
+        </w:tc>
+      </w:tr>
+      <w:tr>
+        <w:tc>
+          <w:tcPr>
+            <w:tcW w:type="dxa" w:w="3456"/>
+            <w:vAlign w:val="center"/>
+          </w:tcPr>
+          <w:p>
+            <w:r/>
+            <w:r>
+              <w:rPr>
+                <w:b w:val="0"/>
+                <w:color w:val="111827"/>
+                <w:sz w:val="18"/>
+              </w:rPr>
+              <w:t>3</w:t>
+            </w:r>
+          </w:p>
+        </w:tc>
+        <w:tc>
+          <w:tcPr>
+            <w:tcW w:type="dxa" w:w="3456"/>
+            <w:vAlign w:val="center"/>
+          </w:tcPr>
+          <w:p>
+            <w:r/>
+            <w:r>
+              <w:rPr>
+                <w:b w:val="0"/>
+                <w:color w:val="111827"/>
+                <w:sz w:val="18"/>
+              </w:rPr>
+              <w:t>Grupos</w:t>
+            </w:r>
+          </w:p>
+        </w:tc>
+        <w:tc>
+          <w:tcPr>
+            <w:tcW w:type="dxa" w:w="3456"/>
+            <w:vAlign w:val="center"/>
+          </w:tcPr>
+          <w:p>
+            <w:r/>
+            <w:r>
+              <w:rPr>
+                <w:b w:val="0"/>
+                <w:color w:val="111827"/>
+                <w:sz w:val="18"/>
+              </w:rPr>
+              <w:t>Crear grado, grupo y turno.</w:t>
+            </w:r>
+          </w:p>
+        </w:tc>
+      </w:tr>
+      <w:tr>
+        <w:tc>
+          <w:tcPr>
+            <w:tcW w:type="dxa" w:w="3456"/>
+            <w:vAlign w:val="center"/>
+          </w:tcPr>
+          <w:p>
+            <w:r/>
+            <w:r>
+              <w:rPr>
+                <w:b w:val="0"/>
+                <w:color w:val="111827"/>
+                <w:sz w:val="18"/>
+              </w:rPr>
+              <w:t>4</w:t>
+            </w:r>
+          </w:p>
+        </w:tc>
+        <w:tc>
+          <w:tcPr>
+            <w:tcW w:type="dxa" w:w="3456"/>
+            <w:vAlign w:val="center"/>
+          </w:tcPr>
+          <w:p>
+            <w:r/>
+            <w:r>
+              <w:rPr>
+                <w:b w:val="0"/>
+                <w:color w:val="111827"/>
+                <w:sz w:val="18"/>
+              </w:rPr>
+              <w:t>Alumnos</w:t>
+            </w:r>
+          </w:p>
+        </w:tc>
+        <w:tc>
+          <w:tcPr>
+            <w:tcW w:type="dxa" w:w="3456"/>
+            <w:vAlign w:val="center"/>
+          </w:tcPr>
+          <w:p>
+            <w:r/>
+            <w:r>
+              <w:rPr>
+                <w:b w:val="0"/>
+                <w:color w:val="111827"/>
+                <w:sz w:val="18"/>
+              </w:rPr>
+              <w:t>Inscribir estudiantes y asignarlos a grupo.</w:t>
+            </w:r>
+          </w:p>
+        </w:tc>
+      </w:tr>
+      <w:tr>
+        <w:tc>
+          <w:tcPr>
+            <w:tcW w:type="dxa" w:w="3456"/>
+            <w:vAlign w:val="center"/>
+          </w:tcPr>
+          <w:p>
+            <w:r/>
+            <w:r>
+              <w:rPr>
+                <w:b w:val="0"/>
+                <w:color w:val="111827"/>
+                <w:sz w:val="18"/>
+              </w:rPr>
+              <w:t>5</w:t>
+            </w:r>
+          </w:p>
+        </w:tc>
+        <w:tc>
+          <w:tcPr>
+            <w:tcW w:type="dxa" w:w="3456"/>
+            <w:vAlign w:val="center"/>
+          </w:tcPr>
+          <w:p>
+            <w:r/>
+            <w:r>
+              <w:rPr>
+                <w:b w:val="0"/>
+                <w:color w:val="111827"/>
+                <w:sz w:val="18"/>
+              </w:rPr>
+              <w:t>Asignaciones</w:t>
+            </w:r>
+          </w:p>
+        </w:tc>
+        <w:tc>
+          <w:tcPr>
+            <w:tcW w:type="dxa" w:w="3456"/>
+            <w:vAlign w:val="center"/>
+          </w:tcPr>
+          <w:p>
+            <w:r/>
+            <w:r>
+              <w:rPr>
+                <w:b w:val="0"/>
+                <w:color w:val="111827"/>
+                <w:sz w:val="18"/>
+              </w:rPr>
+              <w:t>Vincular docente, materia y grupo.</w:t>
+            </w:r>
+          </w:p>
+        </w:tc>
+      </w:tr>
+      <w:tr>
+        <w:tc>
+          <w:tcPr>
+            <w:tcW w:type="dxa" w:w="3456"/>
+            <w:vAlign w:val="center"/>
+          </w:tcPr>
+          <w:p>
+            <w:r/>
+            <w:r>
+              <w:rPr>
+                <w:b w:val="0"/>
+                <w:color w:val="111827"/>
+                <w:sz w:val="18"/>
+              </w:rPr>
+              <w:t>6</w:t>
+            </w:r>
+          </w:p>
+        </w:tc>
+        <w:tc>
+          <w:tcPr>
+            <w:tcW w:type="dxa" w:w="3456"/>
+            <w:vAlign w:val="center"/>
+          </w:tcPr>
+          <w:p>
+            <w:r/>
+            <w:r>
+              <w:rPr>
+                <w:b w:val="0"/>
+                <w:color w:val="111827"/>
+                <w:sz w:val="18"/>
+              </w:rPr>
+              <w:t>Avisos</w:t>
+            </w:r>
+          </w:p>
+        </w:tc>
+        <w:tc>
+          <w:tcPr>
+            <w:tcW w:type="dxa" w:w="3456"/>
+            <w:vAlign w:val="center"/>
+          </w:tcPr>
+          <w:p>
+            <w:r/>
+            <w:r>
+              <w:rPr>
+                <w:b w:val="0"/>
+                <w:color w:val="111827"/>
+                <w:sz w:val="18"/>
+              </w:rPr>
+              <w:t>Publicar comunicados para maestros o padres.</w:t>
+            </w:r>
+          </w:p>
+        </w:tc>
+      </w:tr>
+      <w:tr>
+        <w:tc>
+          <w:tcPr>
+            <w:tcW w:type="dxa" w:w="3456"/>
+            <w:vAlign w:val="center"/>
+          </w:tcPr>
+          <w:p>
+            <w:r/>
+            <w:r>
+              <w:rPr>
+                <w:b w:val="0"/>
+                <w:color w:val="111827"/>
+                <w:sz w:val="18"/>
+              </w:rPr>
+              <w:t>7</w:t>
+            </w:r>
+          </w:p>
+        </w:tc>
+        <w:tc>
+          <w:tcPr>
+            <w:tcW w:type="dxa" w:w="3456"/>
+            <w:vAlign w:val="center"/>
+          </w:tcPr>
+          <w:p>
+            <w:r/>
+            <w:r>
+              <w:rPr>
+                <w:b w:val="0"/>
+                <w:color w:val="111827"/>
+                <w:sz w:val="18"/>
+              </w:rPr>
+              <w:t>Expedientes</w:t>
+            </w:r>
+          </w:p>
+        </w:tc>
+        <w:tc>
+          <w:tcPr>
+            <w:tcW w:type="dxa" w:w="3456"/>
+            <w:vAlign w:val="center"/>
+          </w:tcPr>
+          <w:p>
+            <w:r/>
+            <w:r>
+              <w:rPr>
+                <w:b w:val="0"/>
+                <w:color w:val="111827"/>
+                <w:sz w:val="18"/>
+              </w:rPr>
+              <w:t>Consultar historial individual del alumno.</w:t>
+            </w:r>
+          </w:p>
+        </w:tc>
+      </w:tr>
+      <w:tr>
+        <w:tc>
+          <w:tcPr>
+            <w:tcW w:type="dxa" w:w="3456"/>
+            <w:vAlign w:val="center"/>
+          </w:tcPr>
+          <w:p>
+            <w:r/>
+            <w:r>
+              <w:rPr>
+                <w:b w:val="0"/>
+                <w:color w:val="111827"/>
+                <w:sz w:val="18"/>
+              </w:rPr>
+              <w:t>8</w:t>
+            </w:r>
+          </w:p>
+        </w:tc>
+        <w:tc>
+          <w:tcPr>
+            <w:tcW w:type="dxa" w:w="3456"/>
+            <w:vAlign w:val="center"/>
+          </w:tcPr>
+          <w:p>
+            <w:r/>
+            <w:r>
+              <w:rPr>
+                <w:b w:val="0"/>
+                <w:color w:val="111827"/>
+                <w:sz w:val="18"/>
+              </w:rPr>
+              <w:t>Reportes</w:t>
+            </w:r>
+          </w:p>
+        </w:tc>
+        <w:tc>
+          <w:tcPr>
+            <w:tcW w:type="dxa" w:w="3456"/>
+            <w:vAlign w:val="center"/>
+          </w:tcPr>
+          <w:p>
+            <w:r/>
+            <w:r>
+              <w:rPr>
+                <w:b w:val="0"/>
+                <w:color w:val="111827"/>
+                <w:sz w:val="18"/>
+              </w:rPr>
+              <w:t>Generar asistencia, calificaciones y boletas.</w:t>
+            </w:r>
+          </w:p>
+        </w:tc>
+      </w:tr>
+      <w:tr>
+        <w:tc>
+          <w:tcPr>
+            <w:tcW w:type="dxa" w:w="3456"/>
+            <w:vAlign w:val="center"/>
+          </w:tcPr>
+          <w:p>
+            <w:r/>
+            <w:r>
+              <w:rPr>
+                <w:b w:val="0"/>
+                <w:color w:val="111827"/>
+                <w:sz w:val="18"/>
+              </w:rPr>
+              <w:t>9</w:t>
+            </w:r>
+          </w:p>
+        </w:tc>
+        <w:tc>
+          <w:tcPr>
+            <w:tcW w:type="dxa" w:w="3456"/>
+            <w:vAlign w:val="center"/>
+          </w:tcPr>
+          <w:p>
+            <w:r/>
+            <w:r>
+              <w:rPr>
+                <w:b w:val="0"/>
+                <w:color w:val="111827"/>
+                <w:sz w:val="18"/>
+              </w:rPr>
+              <w:t>Padres</w:t>
+            </w:r>
+          </w:p>
+        </w:tc>
+        <w:tc>
+          <w:tcPr>
+            <w:tcW w:type="dxa" w:w="3456"/>
+            <w:vAlign w:val="center"/>
+          </w:tcPr>
+          <w:p>
+            <w:r/>
+            <w:r>
+              <w:rPr>
+                <w:b w:val="0"/>
+                <w:color w:val="111827"/>
+                <w:sz w:val="18"/>
+              </w:rPr>
+              <w:t>Acceder a la consulta pública protegida.</w:t>
+            </w:r>
+          </w:p>
+        </w:tc>
+      </w:tr>
+      <w:tr>
+        <w:tc>
+          <w:tcPr>
+            <w:tcW w:type="dxa" w:w="3456"/>
+            <w:vAlign w:val="center"/>
+          </w:tcPr>
+          <w:p>
+            <w:r/>
+            <w:r>
+              <w:rPr>
+                <w:b w:val="0"/>
+                <w:color w:val="111827"/>
+                <w:sz w:val="18"/>
+              </w:rPr>
+              <w:t>10</w:t>
+            </w:r>
+          </w:p>
+        </w:tc>
+        <w:tc>
+          <w:tcPr>
+            <w:tcW w:type="dxa" w:w="3456"/>
+            <w:vAlign w:val="center"/>
+          </w:tcPr>
+          <w:p>
+            <w:r/>
+            <w:r>
+              <w:rPr>
+                <w:b w:val="0"/>
+                <w:color w:val="111827"/>
+                <w:sz w:val="18"/>
+              </w:rPr>
+              <w:t>Usuarios</w:t>
+            </w:r>
+          </w:p>
+        </w:tc>
+        <w:tc>
+          <w:tcPr>
+            <w:tcW w:type="dxa" w:w="3456"/>
+            <w:vAlign w:val="center"/>
+          </w:tcPr>
+          <w:p>
+            <w:r/>
+            <w:r>
+              <w:rPr>
+                <w:b w:val="0"/>
+                <w:color w:val="111827"/>
+                <w:sz w:val="18"/>
+              </w:rPr>
+              <w:t>Administrar roles y acceso del personal.</w:t>
+            </w:r>
+          </w:p>
+        </w:tc>
+      </w:tr>
+      <w:tr>
+        <w:tc>
+          <w:tcPr>
+            <w:tcW w:type="dxa" w:w="3456"/>
+            <w:vAlign w:val="center"/>
+          </w:tcPr>
+          <w:p>
+            <w:r/>
+            <w:r>
+              <w:rPr>
+                <w:b w:val="0"/>
+                <w:color w:val="111827"/>
+                <w:sz w:val="18"/>
+              </w:rPr>
+              <w:t>11</w:t>
+            </w:r>
+          </w:p>
+        </w:tc>
+        <w:tc>
+          <w:tcPr>
+            <w:tcW w:type="dxa" w:w="3456"/>
+            <w:vAlign w:val="center"/>
+          </w:tcPr>
+          <w:p>
+            <w:r/>
+            <w:r>
+              <w:rPr>
+                <w:b w:val="0"/>
+                <w:color w:val="111827"/>
+                <w:sz w:val="18"/>
+              </w:rPr>
+              <w:t>Respaldos</w:t>
+            </w:r>
+          </w:p>
+        </w:tc>
+        <w:tc>
+          <w:tcPr>
+            <w:tcW w:type="dxa" w:w="3456"/>
+            <w:vAlign w:val="center"/>
+          </w:tcPr>
+          <w:p>
+            <w:r/>
+            <w:r>
+              <w:rPr>
+                <w:b w:val="0"/>
+                <w:color w:val="111827"/>
+                <w:sz w:val="18"/>
+              </w:rPr>
+              <w:t>Generar o restaurar copias de seguridad.</w:t>
+            </w:r>
+          </w:p>
+        </w:tc>
+      </w:tr>
+      <w:tr>
+        <w:tc>
+          <w:tcPr>
+            <w:tcW w:type="dxa" w:w="3456"/>
+            <w:vAlign w:val="center"/>
+          </w:tcPr>
+          <w:p>
+            <w:r/>
+            <w:r>
+              <w:rPr>
+                <w:b w:val="0"/>
+                <w:color w:val="111827"/>
+                <w:sz w:val="18"/>
+              </w:rPr>
+              <w:t>12</w:t>
+            </w:r>
+          </w:p>
+        </w:tc>
+        <w:tc>
+          <w:tcPr>
+            <w:tcW w:type="dxa" w:w="3456"/>
+            <w:vAlign w:val="center"/>
+          </w:tcPr>
+          <w:p>
+            <w:r/>
+            <w:r>
+              <w:rPr>
+                <w:b w:val="0"/>
+                <w:color w:val="111827"/>
+                <w:sz w:val="18"/>
+              </w:rPr>
+              <w:t>Configuración</w:t>
+            </w:r>
+          </w:p>
+        </w:tc>
+        <w:tc>
+          <w:tcPr>
+            <w:tcW w:type="dxa" w:w="3456"/>
+            <w:vAlign w:val="center"/>
+          </w:tcPr>
+          <w:p>
+            <w:r/>
+            <w:r>
+              <w:rPr>
+                <w:b w:val="0"/>
+                <w:color w:val="111827"/>
+                <w:sz w:val="18"/>
+              </w:rPr>
+              <w:t>Actualizar datos oficiales y color institucional.</w:t>
+            </w:r>
+          </w:p>
+        </w:tc>
+      </w:tr>
+      <w:tr>
+        <w:tc>
+          <w:tcPr>
+            <w:tcW w:type="dxa" w:w="3456"/>
+            <w:vAlign w:val="center"/>
+          </w:tcPr>
+          <w:p>
+            <w:r/>
+            <w:r>
+              <w:rPr>
+                <w:b w:val="0"/>
+                <w:color w:val="111827"/>
+                <w:sz w:val="18"/>
+              </w:rPr>
+              <w:t>13</w:t>
+            </w:r>
+          </w:p>
+        </w:tc>
+        <w:tc>
+          <w:tcPr>
+            <w:tcW w:type="dxa" w:w="3456"/>
+            <w:vAlign w:val="center"/>
+          </w:tcPr>
+          <w:p>
+            <w:r/>
+            <w:r>
+              <w:rPr>
+                <w:b w:val="0"/>
+                <w:color w:val="111827"/>
+                <w:sz w:val="18"/>
+              </w:rPr>
+              <w:t>Bitácora</w:t>
+            </w:r>
+          </w:p>
+        </w:tc>
+        <w:tc>
+          <w:tcPr>
+            <w:tcW w:type="dxa" w:w="3456"/>
+            <w:vAlign w:val="center"/>
+          </w:tcPr>
+          <w:p>
+            <w:r/>
+            <w:r>
+              <w:rPr>
+                <w:b w:val="0"/>
+                <w:color w:val="111827"/>
+                <w:sz w:val="18"/>
+              </w:rPr>
+              <w:t>Revisar movimientos realizados.</w:t>
             </w:r>
           </w:p>
         </w:tc>
@@ -137,20 +877,90 @@
     <w:p/>
     <w:p>
       <w:pPr>
-        <w:jc w:val="center"/>
+        <w:pStyle w:val="Heading1"/>
       </w:pPr>
       <w:r>
         <w:rPr>
-          <w:rFonts w:ascii="Arial" w:hAnsi="Arial"/>
-          <w:color w:val="64748B"/>
-          <w:sz w:val="20"/>
+          <w:color w:val="97051E"/>
         </w:rPr>
-        <w:t>Versión de entrega: 1.0.0</w:t>
+        <w:t>3. Captura inicial recomendada</w:t>
       </w:r>
     </w:p>
     <w:p>
+      <w:pPr>
+        <w:pStyle w:val="ListNumber"/>
+      </w:pPr>
       <w:r>
-        <w:br w:type="page"/>
+        <w:rPr>
+          <w:sz w:val="20"/>
+        </w:rPr>
+        <w:t>Revisa o ajusta Periodos.</w:t>
+      </w:r>
+    </w:p>
+    <w:p>
+      <w:pPr>
+        <w:pStyle w:val="ListNumber"/>
+      </w:pPr>
+      <w:r>
+        <w:rPr>
+          <w:sz w:val="20"/>
+        </w:rPr>
+        <w:t>Registra Maestros.</w:t>
+      </w:r>
+    </w:p>
+    <w:p>
+      <w:pPr>
+        <w:pStyle w:val="ListNumber"/>
+      </w:pPr>
+      <w:r>
+        <w:rPr>
+          <w:sz w:val="20"/>
+        </w:rPr>
+        <w:t>Crea Grupos.</w:t>
+      </w:r>
+    </w:p>
+    <w:p>
+      <w:pPr>
+        <w:pStyle w:val="ListNumber"/>
+      </w:pPr>
+      <w:r>
+        <w:rPr>
+          <w:sz w:val="20"/>
+        </w:rPr>
+        <w:t>Inscriba Alumnos.</w:t>
+      </w:r>
+    </w:p>
+    <w:p>
+      <w:pPr>
+        <w:pStyle w:val="ListNumber"/>
+      </w:pPr>
+      <w:r>
+        <w:rPr>
+          <w:sz w:val="20"/>
+        </w:rPr>
+        <w:t>Crea Asignaciones.</w:t>
+      </w:r>
+    </w:p>
+    <w:p>
+      <w:pPr>
+        <w:pStyle w:val="ListNumber"/>
+      </w:pPr>
+      <w:r>
+        <w:rPr>
+          <w:sz w:val="20"/>
+        </w:rPr>
+        <w:t>Publica Avisos si es necesario.</w:t>
+      </w:r>
+    </w:p>
+    <w:p>
+      <w:pPr>
+        <w:pStyle w:val="ListNumber"/>
+      </w:pPr>
+      <w:r>
+        <w:rPr>
+          <w:sz w:val="20"/>
+        </w:rPr>
+        <w:t>Prueba Reportes y Consulta de padres.</w:t>
       </w:r>
     </w:p>
     <w:p>
@@ -159,67 +969,67 @@
       </w:pPr>
       <w:r>
         <w:rPr>
-          <w:rFonts w:ascii="Arial" w:hAnsi="Arial"/>
-          <w:color w:val="7A0818"/>
+          <w:color w:val="97051E"/>
         </w:rPr>
-        <w:t>Índice rápido</w:t>
+        <w:t>4. Importar datos</w:t>
+      </w:r>
+    </w:p>
+    <w:p>
+      <w:pPr>
+        <w:spacing w:after="120"/>
+      </w:pPr>
+      <w:r>
+        <w:rPr>
+          <w:sz w:val="20"/>
+        </w:rPr>
+        <w:t>Los módulos de Maestros, Grupos y Alumnos aceptan archivos CSV y Excel .xlsx.</w:t>
       </w:r>
     </w:p>
     <w:tbl>
       <w:tblPr>
+        <w:tblStyle w:val="TableGrid"/>
         <w:tblW w:type="auto" w:w="0"/>
         <w:jc w:val="center"/>
-        <w:tblLayout w:type="autofit"/>
         <w:tblLook w:firstColumn="1" w:firstRow="1" w:lastColumn="0" w:lastRow="0" w:noHBand="0" w:noVBand="1" w:val="04A0"/>
-        <w:tblBorders>
-          <w:top w:val="single" w:sz="6" w:space="0" w:color="D8DEE8"/>
-          <w:left w:val="single" w:sz="6" w:space="0" w:color="D8DEE8"/>
-          <w:bottom w:val="single" w:sz="6" w:space="0" w:color="D8DEE8"/>
-          <w:right w:val="single" w:sz="6" w:space="0" w:color="D8DEE8"/>
-          <w:insideH w:val="single" w:sz="6" w:space="0" w:color="D8DEE8"/>
-          <w:insideV w:val="single" w:sz="6" w:space="0" w:color="D8DEE8"/>
-        </w:tblBorders>
       </w:tblPr>
       <w:tblGrid>
-        <w:gridCol w:w="5112"/>
-        <w:gridCol w:w="5112"/>
+        <w:gridCol w:w="5184"/>
+        <w:gridCol w:w="5184"/>
       </w:tblGrid>
       <w:tr>
         <w:tc>
           <w:tcPr>
-            <w:tcW w:type="dxa" w:w="5112"/>
-            <w:shd w:fill="7A0818"/>
+            <w:tcW w:type="dxa" w:w="5184"/>
+            <w:shd w:fill="97051E"/>
             <w:vAlign w:val="center"/>
           </w:tcPr>
           <w:p>
             <w:r/>
             <w:r>
               <w:rPr>
-                <w:rFonts w:ascii="Arial" w:hAnsi="Arial"/>
                 <w:b/>
                 <w:color w:val="FFFFFF"/>
-                <w:sz w:val="17"/>
+                <w:sz w:val="18"/>
               </w:rPr>
-              <w:t>Sección</w:t>
+              <w:t>Módulo</w:t>
             </w:r>
           </w:p>
         </w:tc>
         <w:tc>
           <w:tcPr>
-            <w:tcW w:type="dxa" w:w="5112"/>
-            <w:shd w:fill="7A0818"/>
+            <w:tcW w:type="dxa" w:w="5184"/>
+            <w:shd w:fill="97051E"/>
             <w:vAlign w:val="center"/>
           </w:tcPr>
           <w:p>
             <w:r/>
             <w:r>
               <w:rPr>
-                <w:rFonts w:ascii="Arial" w:hAnsi="Arial"/>
                 <w:b/>
                 <w:color w:val="FFFFFF"/>
-                <w:sz w:val="17"/>
+                <w:sz w:val="18"/>
               </w:rPr>
-              <w:t>Contenido</w:t>
+              <w:t>Columnas requeridas</w:t>
             </w:r>
           </w:p>
         </w:tc>
@@ -227,39 +1037,35 @@
       <w:tr>
         <w:tc>
           <w:tcPr>
-            <w:tcW w:type="dxa" w:w="5112"/>
-            <w:shd w:fill="FFFFFF"/>
+            <w:tcW w:type="dxa" w:w="5184"/>
             <w:vAlign w:val="center"/>
           </w:tcPr>
           <w:p>
             <w:r/>
             <w:r>
               <w:rPr>
-                <w:rFonts w:ascii="Arial" w:hAnsi="Arial"/>
                 <w:b w:val="0"/>
-                <w:color w:val="1F2937"/>
-                <w:sz w:val="16"/>
+                <w:color w:val="111827"/>
+                <w:sz w:val="18"/>
               </w:rPr>
-              <w:t>Instalación inicial</w:t>
+              <w:t>Maestros</w:t>
             </w:r>
           </w:p>
         </w:tc>
         <w:tc>
           <w:tcPr>
-            <w:tcW w:type="dxa" w:w="5112"/>
-            <w:shd w:fill="FFFFFF"/>
+            <w:tcW w:type="dxa" w:w="5184"/>
             <w:vAlign w:val="center"/>
           </w:tcPr>
           <w:p>
             <w:r/>
             <w:r>
               <w:rPr>
-                <w:rFonts w:ascii="Arial" w:hAnsi="Arial"/>
                 <w:b w:val="0"/>
-                <w:color w:val="1F2937"/>
-                <w:sz w:val="16"/>
+                <w:color w:val="111827"/>
+                <w:sz w:val="18"/>
               </w:rPr>
-              <w:t>Datos MySQL, escuela, ciclo escolar y administrador.</w:t>
+              <w:t>NOMBRE, USUARIO, CONTRASEÑA</w:t>
             </w:r>
           </w:p>
         </w:tc>
@@ -267,39 +1073,35 @@
       <w:tr>
         <w:tc>
           <w:tcPr>
-            <w:tcW w:type="dxa" w:w="5112"/>
-            <w:shd w:fill="F8FAFC"/>
+            <w:tcW w:type="dxa" w:w="5184"/>
             <w:vAlign w:val="center"/>
           </w:tcPr>
           <w:p>
             <w:r/>
             <w:r>
               <w:rPr>
-                <w:rFonts w:ascii="Arial" w:hAnsi="Arial"/>
                 <w:b w:val="0"/>
-                <w:color w:val="1F2937"/>
-                <w:sz w:val="16"/>
+                <w:color w:val="111827"/>
+                <w:sz w:val="18"/>
               </w:rPr>
-              <w:t>Inicio de sesión</w:t>
+              <w:t>Grupos</w:t>
             </w:r>
           </w:p>
         </w:tc>
         <w:tc>
           <w:tcPr>
-            <w:tcW w:type="dxa" w:w="5112"/>
-            <w:shd w:fill="F8FAFC"/>
+            <w:tcW w:type="dxa" w:w="5184"/>
             <w:vAlign w:val="center"/>
           </w:tcPr>
           <w:p>
             <w:r/>
             <w:r>
               <w:rPr>
-                <w:rFonts w:ascii="Arial" w:hAnsi="Arial"/>
                 <w:b w:val="0"/>
-                <w:color w:val="1F2937"/>
-                <w:sz w:val="16"/>
+                <w:color w:val="111827"/>
+                <w:sz w:val="18"/>
               </w:rPr>
-              <w:t>Acceso seguro y selección de portal por rol.</w:t>
+              <w:t>GRADO, GRUPO, TURNO</w:t>
             </w:r>
           </w:p>
         </w:tc>
@@ -307,239 +1109,35 @@
       <w:tr>
         <w:tc>
           <w:tcPr>
-            <w:tcW w:type="dxa" w:w="5112"/>
-            <w:shd w:fill="FFFFFF"/>
+            <w:tcW w:type="dxa" w:w="5184"/>
             <w:vAlign w:val="center"/>
           </w:tcPr>
           <w:p>
             <w:r/>
             <w:r>
               <w:rPr>
-                <w:rFonts w:ascii="Arial" w:hAnsi="Arial"/>
                 <w:b w:val="0"/>
-                <w:color w:val="1F2937"/>
-                <w:sz w:val="16"/>
+                <w:color w:val="111827"/>
+                <w:sz w:val="18"/>
               </w:rPr>
-              <w:t>Panel administrador</w:t>
+              <w:t>Alumnos</w:t>
             </w:r>
           </w:p>
         </w:tc>
         <w:tc>
           <w:tcPr>
-            <w:tcW w:type="dxa" w:w="5112"/>
-            <w:shd w:fill="FFFFFF"/>
+            <w:tcW w:type="dxa" w:w="5184"/>
             <w:vAlign w:val="center"/>
           </w:tcPr>
           <w:p>
             <w:r/>
             <w:r>
               <w:rPr>
-                <w:rFonts w:ascii="Arial" w:hAnsi="Arial"/>
                 <w:b w:val="0"/>
-                <w:color w:val="1F2937"/>
-                <w:sz w:val="16"/>
+                <w:color w:val="111827"/>
+                <w:sz w:val="18"/>
               </w:rPr>
-              <w:t>Accesos rápidos, monitoreo, alumnos en riesgo y módulos.</w:t>
-            </w:r>
-          </w:p>
-        </w:tc>
-      </w:tr>
-      <w:tr>
-        <w:tc>
-          <w:tcPr>
-            <w:tcW w:type="dxa" w:w="5112"/>
-            <w:shd w:fill="F8FAFC"/>
-            <w:vAlign w:val="center"/>
-          </w:tcPr>
-          <w:p>
-            <w:r/>
-            <w:r>
-              <w:rPr>
-                <w:rFonts w:ascii="Arial" w:hAnsi="Arial"/>
-                <w:b w:val="0"/>
-                <w:color w:val="1F2937"/>
-                <w:sz w:val="16"/>
-              </w:rPr>
-              <w:t>Catálogos escolares</w:t>
-            </w:r>
-          </w:p>
-        </w:tc>
-        <w:tc>
-          <w:tcPr>
-            <w:tcW w:type="dxa" w:w="5112"/>
-            <w:shd w:fill="F8FAFC"/>
-            <w:vAlign w:val="center"/>
-          </w:tcPr>
-          <w:p>
-            <w:r/>
-            <w:r>
-              <w:rPr>
-                <w:rFonts w:ascii="Arial" w:hAnsi="Arial"/>
-                <w:b w:val="0"/>
-                <w:color w:val="1F2937"/>
-                <w:sz w:val="16"/>
-              </w:rPr>
-              <w:t>Maestros, grupos, alumnos y asignaciones.</w:t>
-            </w:r>
-          </w:p>
-        </w:tc>
-      </w:tr>
-      <w:tr>
-        <w:tc>
-          <w:tcPr>
-            <w:tcW w:type="dxa" w:w="5112"/>
-            <w:shd w:fill="FFFFFF"/>
-            <w:vAlign w:val="center"/>
-          </w:tcPr>
-          <w:p>
-            <w:r/>
-            <w:r>
-              <w:rPr>
-                <w:rFonts w:ascii="Arial" w:hAnsi="Arial"/>
-                <w:b w:val="0"/>
-                <w:color w:val="1F2937"/>
-                <w:sz w:val="16"/>
-              </w:rPr>
-              <w:t>Operación diaria</w:t>
-            </w:r>
-          </w:p>
-        </w:tc>
-        <w:tc>
-          <w:tcPr>
-            <w:tcW w:type="dxa" w:w="5112"/>
-            <w:shd w:fill="FFFFFF"/>
-            <w:vAlign w:val="center"/>
-          </w:tcPr>
-          <w:p>
-            <w:r/>
-            <w:r>
-              <w:rPr>
-                <w:rFonts w:ascii="Arial" w:hAnsi="Arial"/>
-                <w:b w:val="0"/>
-                <w:color w:val="1F2937"/>
-                <w:sz w:val="16"/>
-              </w:rPr>
-              <w:t>Avisos, asistencia, calificaciones, expedientes y reportes.</w:t>
-            </w:r>
-          </w:p>
-        </w:tc>
-      </w:tr>
-      <w:tr>
-        <w:tc>
-          <w:tcPr>
-            <w:tcW w:type="dxa" w:w="5112"/>
-            <w:shd w:fill="F8FAFC"/>
-            <w:vAlign w:val="center"/>
-          </w:tcPr>
-          <w:p>
-            <w:r/>
-            <w:r>
-              <w:rPr>
-                <w:rFonts w:ascii="Arial" w:hAnsi="Arial"/>
-                <w:b w:val="0"/>
-                <w:color w:val="1F2937"/>
-                <w:sz w:val="16"/>
-              </w:rPr>
-              <w:t>Portal docente</w:t>
-            </w:r>
-          </w:p>
-        </w:tc>
-        <w:tc>
-          <w:tcPr>
-            <w:tcW w:type="dxa" w:w="5112"/>
-            <w:shd w:fill="F8FAFC"/>
-            <w:vAlign w:val="center"/>
-          </w:tcPr>
-          <w:p>
-            <w:r/>
-            <w:r>
-              <w:rPr>
-                <w:rFonts w:ascii="Arial" w:hAnsi="Arial"/>
-                <w:b w:val="0"/>
-                <w:color w:val="1F2937"/>
-                <w:sz w:val="16"/>
-              </w:rPr>
-              <w:t>Grupos asignados, pase de lista, calificaciones y exportaciones.</w:t>
-            </w:r>
-          </w:p>
-        </w:tc>
-      </w:tr>
-      <w:tr>
-        <w:tc>
-          <w:tcPr>
-            <w:tcW w:type="dxa" w:w="5112"/>
-            <w:shd w:fill="FFFFFF"/>
-            <w:vAlign w:val="center"/>
-          </w:tcPr>
-          <w:p>
-            <w:r/>
-            <w:r>
-              <w:rPr>
-                <w:rFonts w:ascii="Arial" w:hAnsi="Arial"/>
-                <w:b w:val="0"/>
-                <w:color w:val="1F2937"/>
-                <w:sz w:val="16"/>
-              </w:rPr>
-              <w:t>Consulta para padres</w:t>
-            </w:r>
-          </w:p>
-        </w:tc>
-        <w:tc>
-          <w:tcPr>
-            <w:tcW w:type="dxa" w:w="5112"/>
-            <w:shd w:fill="FFFFFF"/>
-            <w:vAlign w:val="center"/>
-          </w:tcPr>
-          <w:p>
-            <w:r/>
-            <w:r>
-              <w:rPr>
-                <w:rFonts w:ascii="Arial" w:hAnsi="Arial"/>
-                <w:b w:val="0"/>
-                <w:color w:val="1F2937"/>
-                <w:sz w:val="16"/>
-              </w:rPr>
-              <w:t>Búsqueda protegida de asistencia del día.</w:t>
-            </w:r>
-          </w:p>
-        </w:tc>
-      </w:tr>
-      <w:tr>
-        <w:tc>
-          <w:tcPr>
-            <w:tcW w:type="dxa" w:w="5112"/>
-            <w:shd w:fill="F8FAFC"/>
-            <w:vAlign w:val="center"/>
-          </w:tcPr>
-          <w:p>
-            <w:r/>
-            <w:r>
-              <w:rPr>
-                <w:rFonts w:ascii="Arial" w:hAnsi="Arial"/>
-                <w:b w:val="0"/>
-                <w:color w:val="1F2937"/>
-                <w:sz w:val="16"/>
-              </w:rPr>
-              <w:t>Seguridad y respaldos</w:t>
-            </w:r>
-          </w:p>
-        </w:tc>
-        <w:tc>
-          <w:tcPr>
-            <w:tcW w:type="dxa" w:w="5112"/>
-            <w:shd w:fill="F8FAFC"/>
-            <w:vAlign w:val="center"/>
-          </w:tcPr>
-          <w:p>
-            <w:r/>
-            <w:r>
-              <w:rPr>
-                <w:rFonts w:ascii="Arial" w:hAnsi="Arial"/>
-                <w:b w:val="0"/>
-                <w:color w:val="1F2937"/>
-                <w:sz w:val="16"/>
-              </w:rPr>
-              <w:t>Usuarios, roles, bitácora, respaldos y recomendaciones.</w:t>
+              <w:t>NOMBRE</w:t>
             </w:r>
           </w:p>
         </w:tc>
@@ -547,8 +1145,69 @@
     </w:tbl>
     <w:p/>
     <w:p>
+      <w:pPr>
+        <w:pStyle w:val="Heading1"/>
+      </w:pPr>
       <w:r>
-        <w:br w:type="page"/>
+        <w:rPr>
+          <w:color w:val="97051E"/>
+        </w:rPr>
+        <w:t>5. Portal docente</w:t>
+      </w:r>
+    </w:p>
+    <w:p>
+      <w:pPr>
+        <w:spacing w:after="120"/>
+      </w:pPr>
+      <w:r>
+        <w:rPr>
+          <w:sz w:val="20"/>
+        </w:rPr>
+        <w:t>El docente ve sus materias asignadas. Desde cada tarjeta puede capturar calificaciones, tomar asistencia y exportar reportes Excel o PDF.</w:t>
+      </w:r>
+    </w:p>
+    <w:p>
+      <w:pPr>
+        <w:pStyle w:val="ListBullet"/>
+      </w:pPr>
+      <w:r>
+        <w:rPr>
+          <w:sz w:val="20"/>
+        </w:rPr>
+        <w:t>Calificaciones: abre la captura del periodo seleccionado.</w:t>
+      </w:r>
+    </w:p>
+    <w:p>
+      <w:pPr>
+        <w:pStyle w:val="ListBullet"/>
+      </w:pPr>
+      <w:r>
+        <w:rPr>
+          <w:sz w:val="20"/>
+        </w:rPr>
+        <w:t>Asistencia: abre el pase de lista del día.</w:t>
+      </w:r>
+    </w:p>
+    <w:p>
+      <w:pPr>
+        <w:pStyle w:val="ListBullet"/>
+      </w:pPr>
+      <w:r>
+        <w:rPr>
+          <w:sz w:val="20"/>
+        </w:rPr>
+        <w:t>Excel: descarga archivo de hoja de cálculo.</w:t>
+      </w:r>
+    </w:p>
+    <w:p>
+      <w:pPr>
+        <w:pStyle w:val="ListBullet"/>
+      </w:pPr>
+      <w:r>
+        <w:rPr>
+          <w:sz w:val="20"/>
+        </w:rPr>
+        <w:t>PDF: descarga reporte PDF generado desde el servidor.</w:t>
       </w:r>
     </w:p>
     <w:p>
@@ -557,979 +1216,20 @@
       </w:pPr>
       <w:r>
         <w:rPr>
-          <w:rFonts w:ascii="Arial" w:hAnsi="Arial"/>
-          <w:color w:val="7A0818"/>
+          <w:color w:val="97051E"/>
         </w:rPr>
-        <w:t>1. Instalación inicial</w:t>
+        <w:t>6. Consulta para padres</w:t>
       </w:r>
     </w:p>
     <w:p>
       <w:pPr>
-        <w:spacing w:after="120" w:line="259" w:lineRule="auto"/>
+        <w:spacing w:after="120"/>
       </w:pPr>
       <w:r>
         <w:rPr>
-          <w:rFonts w:ascii="Arial" w:hAnsi="Arial"/>
           <w:sz w:val="20"/>
         </w:rPr>
-        <w:t>El instalador prepara SGCE con los datos mínimos para comenzar a trabajar: conexión MySQL, datos oficiales de la escuela, ciclo escolar, tres periodos y administrador principal.</w:t>
-      </w:r>
-    </w:p>
-    <w:tbl>
-      <w:tblPr>
-        <w:tblW w:type="auto" w:w="0"/>
-        <w:jc w:val="center"/>
-        <w:tblLayout w:type="autofit"/>
-        <w:tblLook w:firstColumn="1" w:firstRow="1" w:lastColumn="0" w:lastRow="0" w:noHBand="0" w:noVBand="1" w:val="04A0"/>
-        <w:tblBorders>
-          <w:top w:val="single" w:sz="6" w:space="0" w:color="D8DEE8"/>
-          <w:left w:val="single" w:sz="6" w:space="0" w:color="D8DEE8"/>
-          <w:bottom w:val="single" w:sz="6" w:space="0" w:color="D8DEE8"/>
-          <w:right w:val="single" w:sz="6" w:space="0" w:color="D8DEE8"/>
-          <w:insideH w:val="single" w:sz="6" w:space="0" w:color="D8DEE8"/>
-          <w:insideV w:val="single" w:sz="6" w:space="0" w:color="D8DEE8"/>
-        </w:tblBorders>
-      </w:tblPr>
-      <w:tblGrid>
-        <w:gridCol w:w="3408"/>
-        <w:gridCol w:w="3408"/>
-        <w:gridCol w:w="3408"/>
-      </w:tblGrid>
-      <w:tr>
-        <w:tc>
-          <w:tcPr>
-            <w:tcW w:type="dxa" w:w="3408"/>
-            <w:shd w:fill="7A0818"/>
-            <w:vAlign w:val="center"/>
-          </w:tcPr>
-          <w:p>
-            <w:r/>
-            <w:r>
-              <w:rPr>
-                <w:rFonts w:ascii="Arial" w:hAnsi="Arial"/>
-                <w:b/>
-                <w:color w:val="FFFFFF"/>
-                <w:sz w:val="17"/>
-              </w:rPr>
-              <w:t>Campo</w:t>
-            </w:r>
-          </w:p>
-        </w:tc>
-        <w:tc>
-          <w:tcPr>
-            <w:tcW w:type="dxa" w:w="3408"/>
-            <w:shd w:fill="7A0818"/>
-            <w:vAlign w:val="center"/>
-          </w:tcPr>
-          <w:p>
-            <w:r/>
-            <w:r>
-              <w:rPr>
-                <w:rFonts w:ascii="Arial" w:hAnsi="Arial"/>
-                <w:b/>
-                <w:color w:val="FFFFFF"/>
-                <w:sz w:val="17"/>
-              </w:rPr>
-              <w:t>Qué captura</w:t>
-            </w:r>
-          </w:p>
-        </w:tc>
-        <w:tc>
-          <w:tcPr>
-            <w:tcW w:type="dxa" w:w="3408"/>
-            <w:shd w:fill="7A0818"/>
-            <w:vAlign w:val="center"/>
-          </w:tcPr>
-          <w:p>
-            <w:r/>
-            <w:r>
-              <w:rPr>
-                <w:rFonts w:ascii="Arial" w:hAnsi="Arial"/>
-                <w:b/>
-                <w:color w:val="FFFFFF"/>
-                <w:sz w:val="17"/>
-              </w:rPr>
-              <w:t>Regla / recomendación</w:t>
-            </w:r>
-          </w:p>
-        </w:tc>
-      </w:tr>
-      <w:tr>
-        <w:tc>
-          <w:tcPr>
-            <w:tcW w:type="dxa" w:w="3408"/>
-            <w:shd w:fill="FFFFFF"/>
-            <w:vAlign w:val="center"/>
-          </w:tcPr>
-          <w:p>
-            <w:r/>
-            <w:r>
-              <w:rPr>
-                <w:rFonts w:ascii="Arial" w:hAnsi="Arial"/>
-                <w:b w:val="0"/>
-                <w:color w:val="1F2937"/>
-                <w:sz w:val="16"/>
-              </w:rPr>
-              <w:t>Host MySQL</w:t>
-            </w:r>
-          </w:p>
-        </w:tc>
-        <w:tc>
-          <w:tcPr>
-            <w:tcW w:type="dxa" w:w="3408"/>
-            <w:shd w:fill="FFFFFF"/>
-            <w:vAlign w:val="center"/>
-          </w:tcPr>
-          <w:p>
-            <w:r/>
-            <w:r>
-              <w:rPr>
-                <w:rFonts w:ascii="Arial" w:hAnsi="Arial"/>
-                <w:b w:val="0"/>
-                <w:color w:val="1F2937"/>
-                <w:sz w:val="16"/>
-              </w:rPr>
-              <w:t>Servidor de base de datos.</w:t>
-            </w:r>
-          </w:p>
-        </w:tc>
-        <w:tc>
-          <w:tcPr>
-            <w:tcW w:type="dxa" w:w="3408"/>
-            <w:shd w:fill="FFFFFF"/>
-            <w:vAlign w:val="center"/>
-          </w:tcPr>
-          <w:p>
-            <w:r/>
-            <w:r>
-              <w:rPr>
-                <w:rFonts w:ascii="Arial" w:hAnsi="Arial"/>
-                <w:b w:val="0"/>
-                <w:color w:val="1F2937"/>
-                <w:sz w:val="16"/>
-              </w:rPr>
-              <w:t>Normalmente localhost en servidores locales.</w:t>
-            </w:r>
-          </w:p>
-        </w:tc>
-      </w:tr>
-      <w:tr>
-        <w:tc>
-          <w:tcPr>
-            <w:tcW w:type="dxa" w:w="3408"/>
-            <w:shd w:fill="F8FAFC"/>
-            <w:vAlign w:val="center"/>
-          </w:tcPr>
-          <w:p>
-            <w:r/>
-            <w:r>
-              <w:rPr>
-                <w:rFonts w:ascii="Arial" w:hAnsi="Arial"/>
-                <w:b w:val="0"/>
-                <w:color w:val="1F2937"/>
-                <w:sz w:val="16"/>
-              </w:rPr>
-              <w:t>Base de datos</w:t>
-            </w:r>
-          </w:p>
-        </w:tc>
-        <w:tc>
-          <w:tcPr>
-            <w:tcW w:type="dxa" w:w="3408"/>
-            <w:shd w:fill="F8FAFC"/>
-            <w:vAlign w:val="center"/>
-          </w:tcPr>
-          <w:p>
-            <w:r/>
-            <w:r>
-              <w:rPr>
-                <w:rFonts w:ascii="Arial" w:hAnsi="Arial"/>
-                <w:b w:val="0"/>
-                <w:color w:val="1F2937"/>
-                <w:sz w:val="16"/>
-              </w:rPr>
-              <w:t>Nombre de la base que usará SGCE.</w:t>
-            </w:r>
-          </w:p>
-        </w:tc>
-        <w:tc>
-          <w:tcPr>
-            <w:tcW w:type="dxa" w:w="3408"/>
-            <w:shd w:fill="F8FAFC"/>
-            <w:vAlign w:val="center"/>
-          </w:tcPr>
-          <w:p>
-            <w:r/>
-            <w:r>
-              <w:rPr>
-                <w:rFonts w:ascii="Arial" w:hAnsi="Arial"/>
-                <w:b w:val="0"/>
-                <w:color w:val="1F2937"/>
-                <w:sz w:val="16"/>
-              </w:rPr>
-              <w:t>Usa una base exclusiva. Solo letras, números y guion bajo.</w:t>
-            </w:r>
-          </w:p>
-        </w:tc>
-      </w:tr>
-      <w:tr>
-        <w:tc>
-          <w:tcPr>
-            <w:tcW w:type="dxa" w:w="3408"/>
-            <w:shd w:fill="FFFFFF"/>
-            <w:vAlign w:val="center"/>
-          </w:tcPr>
-          <w:p>
-            <w:r/>
-            <w:r>
-              <w:rPr>
-                <w:rFonts w:ascii="Arial" w:hAnsi="Arial"/>
-                <w:b w:val="0"/>
-                <w:color w:val="1F2937"/>
-                <w:sz w:val="16"/>
-              </w:rPr>
-              <w:t>Usuario MySQL</w:t>
-            </w:r>
-          </w:p>
-        </w:tc>
-        <w:tc>
-          <w:tcPr>
-            <w:tcW w:type="dxa" w:w="3408"/>
-            <w:shd w:fill="FFFFFF"/>
-            <w:vAlign w:val="center"/>
-          </w:tcPr>
-          <w:p>
-            <w:r/>
-            <w:r>
-              <w:rPr>
-                <w:rFonts w:ascii="Arial" w:hAnsi="Arial"/>
-                <w:b w:val="0"/>
-                <w:color w:val="1F2937"/>
-                <w:sz w:val="16"/>
-              </w:rPr>
-              <w:t>Usuario con permisos para crear la base.</w:t>
-            </w:r>
-          </w:p>
-        </w:tc>
-        <w:tc>
-          <w:tcPr>
-            <w:tcW w:type="dxa" w:w="3408"/>
-            <w:shd w:fill="FFFFFF"/>
-            <w:vAlign w:val="center"/>
-          </w:tcPr>
-          <w:p>
-            <w:r/>
-            <w:r>
-              <w:rPr>
-                <w:rFonts w:ascii="Arial" w:hAnsi="Arial"/>
-                <w:b w:val="0"/>
-                <w:color w:val="1F2937"/>
-                <w:sz w:val="16"/>
-              </w:rPr>
-              <w:t>En producción usa un usuario dedicado.</w:t>
-            </w:r>
-          </w:p>
-        </w:tc>
-      </w:tr>
-      <w:tr>
-        <w:tc>
-          <w:tcPr>
-            <w:tcW w:type="dxa" w:w="3408"/>
-            <w:shd w:fill="F8FAFC"/>
-            <w:vAlign w:val="center"/>
-          </w:tcPr>
-          <w:p>
-            <w:r/>
-            <w:r>
-              <w:rPr>
-                <w:rFonts w:ascii="Arial" w:hAnsi="Arial"/>
-                <w:b w:val="0"/>
-                <w:color w:val="1F2937"/>
-                <w:sz w:val="16"/>
-              </w:rPr>
-              <w:t>Contraseña MySQL</w:t>
-            </w:r>
-          </w:p>
-        </w:tc>
-        <w:tc>
-          <w:tcPr>
-            <w:tcW w:type="dxa" w:w="3408"/>
-            <w:shd w:fill="F8FAFC"/>
-            <w:vAlign w:val="center"/>
-          </w:tcPr>
-          <w:p>
-            <w:r/>
-            <w:r>
-              <w:rPr>
-                <w:rFonts w:ascii="Arial" w:hAnsi="Arial"/>
-                <w:b w:val="0"/>
-                <w:color w:val="1F2937"/>
-                <w:sz w:val="16"/>
-              </w:rPr>
-              <w:t>Contraseña del usuario MySQL.</w:t>
-            </w:r>
-          </w:p>
-        </w:tc>
-        <w:tc>
-          <w:tcPr>
-            <w:tcW w:type="dxa" w:w="3408"/>
-            <w:shd w:fill="F8FAFC"/>
-            <w:vAlign w:val="center"/>
-          </w:tcPr>
-          <w:p>
-            <w:r/>
-            <w:r>
-              <w:rPr>
-                <w:rFonts w:ascii="Arial" w:hAnsi="Arial"/>
-                <w:b w:val="0"/>
-                <w:color w:val="1F2937"/>
-                <w:sz w:val="16"/>
-              </w:rPr>
-              <w:t>Puede quedar vacía solo si el servidor lo permite.</w:t>
-            </w:r>
-          </w:p>
-        </w:tc>
-      </w:tr>
-      <w:tr>
-        <w:tc>
-          <w:tcPr>
-            <w:tcW w:type="dxa" w:w="3408"/>
-            <w:shd w:fill="FFFFFF"/>
-            <w:vAlign w:val="center"/>
-          </w:tcPr>
-          <w:p>
-            <w:r/>
-            <w:r>
-              <w:rPr>
-                <w:rFonts w:ascii="Arial" w:hAnsi="Arial"/>
-                <w:b w:val="0"/>
-                <w:color w:val="1F2937"/>
-                <w:sz w:val="16"/>
-              </w:rPr>
-              <w:t>Carpeta de respaldos</w:t>
-            </w:r>
-          </w:p>
-        </w:tc>
-        <w:tc>
-          <w:tcPr>
-            <w:tcW w:type="dxa" w:w="3408"/>
-            <w:shd w:fill="FFFFFF"/>
-            <w:vAlign w:val="center"/>
-          </w:tcPr>
-          <w:p>
-            <w:r/>
-            <w:r>
-              <w:rPr>
-                <w:rFonts w:ascii="Arial" w:hAnsi="Arial"/>
-                <w:b w:val="0"/>
-                <w:color w:val="1F2937"/>
-                <w:sz w:val="16"/>
-              </w:rPr>
-              <w:t>Ruta donde se guardarán respaldos.</w:t>
-            </w:r>
-          </w:p>
-        </w:tc>
-        <w:tc>
-          <w:tcPr>
-            <w:tcW w:type="dxa" w:w="3408"/>
-            <w:shd w:fill="FFFFFF"/>
-            <w:vAlign w:val="center"/>
-          </w:tcPr>
-          <w:p>
-            <w:r/>
-            <w:r>
-              <w:rPr>
-                <w:rFonts w:ascii="Arial" w:hAnsi="Arial"/>
-                <w:b w:val="0"/>
-                <w:color w:val="1F2937"/>
-                <w:sz w:val="16"/>
-              </w:rPr>
-              <w:t>Debe tener permisos de escritura.</w:t>
-            </w:r>
-          </w:p>
-        </w:tc>
-      </w:tr>
-      <w:tr>
-        <w:tc>
-          <w:tcPr>
-            <w:tcW w:type="dxa" w:w="3408"/>
-            <w:shd w:fill="F8FAFC"/>
-            <w:vAlign w:val="center"/>
-          </w:tcPr>
-          <w:p>
-            <w:r/>
-            <w:r>
-              <w:rPr>
-                <w:rFonts w:ascii="Arial" w:hAnsi="Arial"/>
-                <w:b w:val="0"/>
-                <w:color w:val="1F2937"/>
-                <w:sz w:val="16"/>
-              </w:rPr>
-              <w:t>Nombre oficial de la escuela</w:t>
-            </w:r>
-          </w:p>
-        </w:tc>
-        <w:tc>
-          <w:tcPr>
-            <w:tcW w:type="dxa" w:w="3408"/>
-            <w:shd w:fill="F8FAFC"/>
-            <w:vAlign w:val="center"/>
-          </w:tcPr>
-          <w:p>
-            <w:r/>
-            <w:r>
-              <w:rPr>
-                <w:rFonts w:ascii="Arial" w:hAnsi="Arial"/>
-                <w:b w:val="0"/>
-                <w:color w:val="1F2937"/>
-                <w:sz w:val="16"/>
-              </w:rPr>
-              <w:t>Nombre que aparecerá en reportes.</w:t>
-            </w:r>
-          </w:p>
-        </w:tc>
-        <w:tc>
-          <w:tcPr>
-            <w:tcW w:type="dxa" w:w="3408"/>
-            <w:shd w:fill="F8FAFC"/>
-            <w:vAlign w:val="center"/>
-          </w:tcPr>
-          <w:p>
-            <w:r/>
-            <w:r>
-              <w:rPr>
-                <w:rFonts w:ascii="Arial" w:hAnsi="Arial"/>
-                <w:b w:val="0"/>
-                <w:color w:val="1F2937"/>
-                <w:sz w:val="16"/>
-              </w:rPr>
-              <w:t>Obligatorio. Se normaliza en mayúsculas.</w:t>
-            </w:r>
-          </w:p>
-        </w:tc>
-      </w:tr>
-      <w:tr>
-        <w:tc>
-          <w:tcPr>
-            <w:tcW w:type="dxa" w:w="3408"/>
-            <w:shd w:fill="FFFFFF"/>
-            <w:vAlign w:val="center"/>
-          </w:tcPr>
-          <w:p>
-            <w:r/>
-            <w:r>
-              <w:rPr>
-                <w:rFonts w:ascii="Arial" w:hAnsi="Arial"/>
-                <w:b w:val="0"/>
-                <w:color w:val="1F2937"/>
-                <w:sz w:val="16"/>
-              </w:rPr>
-              <w:t>CCT / Clave</w:t>
-            </w:r>
-          </w:p>
-        </w:tc>
-        <w:tc>
-          <w:tcPr>
-            <w:tcW w:type="dxa" w:w="3408"/>
-            <w:shd w:fill="FFFFFF"/>
-            <w:vAlign w:val="center"/>
-          </w:tcPr>
-          <w:p>
-            <w:r/>
-            <w:r>
-              <w:rPr>
-                <w:rFonts w:ascii="Arial" w:hAnsi="Arial"/>
-                <w:b w:val="0"/>
-                <w:color w:val="1F2937"/>
-                <w:sz w:val="16"/>
-              </w:rPr>
-              <w:t>Clave del centro de trabajo.</w:t>
-            </w:r>
-          </w:p>
-        </w:tc>
-        <w:tc>
-          <w:tcPr>
-            <w:tcW w:type="dxa" w:w="3408"/>
-            <w:shd w:fill="FFFFFF"/>
-            <w:vAlign w:val="center"/>
-          </w:tcPr>
-          <w:p>
-            <w:r/>
-            <w:r>
-              <w:rPr>
-                <w:rFonts w:ascii="Arial" w:hAnsi="Arial"/>
-                <w:b w:val="0"/>
-                <w:color w:val="1F2937"/>
-                <w:sz w:val="16"/>
-              </w:rPr>
-              <w:t>Opcional. Letras, números y guion.</w:t>
-            </w:r>
-          </w:p>
-        </w:tc>
-      </w:tr>
-      <w:tr>
-        <w:tc>
-          <w:tcPr>
-            <w:tcW w:type="dxa" w:w="3408"/>
-            <w:shd w:fill="F8FAFC"/>
-            <w:vAlign w:val="center"/>
-          </w:tcPr>
-          <w:p>
-            <w:r/>
-            <w:r>
-              <w:rPr>
-                <w:rFonts w:ascii="Arial" w:hAnsi="Arial"/>
-                <w:b w:val="0"/>
-                <w:color w:val="1F2937"/>
-                <w:sz w:val="16"/>
-              </w:rPr>
-              <w:t>Director(a)</w:t>
-            </w:r>
-          </w:p>
-        </w:tc>
-        <w:tc>
-          <w:tcPr>
-            <w:tcW w:type="dxa" w:w="3408"/>
-            <w:shd w:fill="F8FAFC"/>
-            <w:vAlign w:val="center"/>
-          </w:tcPr>
-          <w:p>
-            <w:r/>
-            <w:r>
-              <w:rPr>
-                <w:rFonts w:ascii="Arial" w:hAnsi="Arial"/>
-                <w:b w:val="0"/>
-                <w:color w:val="1F2937"/>
-                <w:sz w:val="16"/>
-              </w:rPr>
-              <w:t>Nombre del director o responsable.</w:t>
-            </w:r>
-          </w:p>
-        </w:tc>
-        <w:tc>
-          <w:tcPr>
-            <w:tcW w:type="dxa" w:w="3408"/>
-            <w:shd w:fill="F8FAFC"/>
-            <w:vAlign w:val="center"/>
-          </w:tcPr>
-          <w:p>
-            <w:r/>
-            <w:r>
-              <w:rPr>
-                <w:rFonts w:ascii="Arial" w:hAnsi="Arial"/>
-                <w:b w:val="0"/>
-                <w:color w:val="1F2937"/>
-                <w:sz w:val="16"/>
-              </w:rPr>
-              <w:t>Opcional. Solo letras y espacios.</w:t>
-            </w:r>
-          </w:p>
-        </w:tc>
-      </w:tr>
-      <w:tr>
-        <w:tc>
-          <w:tcPr>
-            <w:tcW w:type="dxa" w:w="3408"/>
-            <w:shd w:fill="FFFFFF"/>
-            <w:vAlign w:val="center"/>
-          </w:tcPr>
-          <w:p>
-            <w:r/>
-            <w:r>
-              <w:rPr>
-                <w:rFonts w:ascii="Arial" w:hAnsi="Arial"/>
-                <w:b w:val="0"/>
-                <w:color w:val="1F2937"/>
-                <w:sz w:val="16"/>
-              </w:rPr>
-              <w:t>Teléfono</w:t>
-            </w:r>
-          </w:p>
-        </w:tc>
-        <w:tc>
-          <w:tcPr>
-            <w:tcW w:type="dxa" w:w="3408"/>
-            <w:shd w:fill="FFFFFF"/>
-            <w:vAlign w:val="center"/>
-          </w:tcPr>
-          <w:p>
-            <w:r/>
-            <w:r>
-              <w:rPr>
-                <w:rFonts w:ascii="Arial" w:hAnsi="Arial"/>
-                <w:b w:val="0"/>
-                <w:color w:val="1F2937"/>
-                <w:sz w:val="16"/>
-              </w:rPr>
-              <w:t>Teléfono institucional.</w:t>
-            </w:r>
-          </w:p>
-        </w:tc>
-        <w:tc>
-          <w:tcPr>
-            <w:tcW w:type="dxa" w:w="3408"/>
-            <w:shd w:fill="FFFFFF"/>
-            <w:vAlign w:val="center"/>
-          </w:tcPr>
-          <w:p>
-            <w:r/>
-            <w:r>
-              <w:rPr>
-                <w:rFonts w:ascii="Arial" w:hAnsi="Arial"/>
-                <w:b w:val="0"/>
-                <w:color w:val="1F2937"/>
-                <w:sz w:val="16"/>
-              </w:rPr>
-              <w:t>Opcional. Solo números, 7 a 15 dígitos.</w:t>
-            </w:r>
-          </w:p>
-        </w:tc>
-      </w:tr>
-      <w:tr>
-        <w:tc>
-          <w:tcPr>
-            <w:tcW w:type="dxa" w:w="3408"/>
-            <w:shd w:fill="F8FAFC"/>
-            <w:vAlign w:val="center"/>
-          </w:tcPr>
-          <w:p>
-            <w:r/>
-            <w:r>
-              <w:rPr>
-                <w:rFonts w:ascii="Arial" w:hAnsi="Arial"/>
-                <w:b w:val="0"/>
-                <w:color w:val="1F2937"/>
-                <w:sz w:val="16"/>
-              </w:rPr>
-              <w:t>Correo institucional</w:t>
-            </w:r>
-          </w:p>
-        </w:tc>
-        <w:tc>
-          <w:tcPr>
-            <w:tcW w:type="dxa" w:w="3408"/>
-            <w:shd w:fill="F8FAFC"/>
-            <w:vAlign w:val="center"/>
-          </w:tcPr>
-          <w:p>
-            <w:r/>
-            <w:r>
-              <w:rPr>
-                <w:rFonts w:ascii="Arial" w:hAnsi="Arial"/>
-                <w:b w:val="0"/>
-                <w:color w:val="1F2937"/>
-                <w:sz w:val="16"/>
-              </w:rPr>
-              <w:t>Correo de contacto.</w:t>
-            </w:r>
-          </w:p>
-        </w:tc>
-        <w:tc>
-          <w:tcPr>
-            <w:tcW w:type="dxa" w:w="3408"/>
-            <w:shd w:fill="F8FAFC"/>
-            <w:vAlign w:val="center"/>
-          </w:tcPr>
-          <w:p>
-            <w:r/>
-            <w:r>
-              <w:rPr>
-                <w:rFonts w:ascii="Arial" w:hAnsi="Arial"/>
-                <w:b w:val="0"/>
-                <w:color w:val="1F2937"/>
-                <w:sz w:val="16"/>
-              </w:rPr>
-              <w:t>Opcional, pero si se escribe debe tener formato de correo.</w:t>
-            </w:r>
-          </w:p>
-        </w:tc>
-      </w:tr>
-      <w:tr>
-        <w:tc>
-          <w:tcPr>
-            <w:tcW w:type="dxa" w:w="3408"/>
-            <w:shd w:fill="FFFFFF"/>
-            <w:vAlign w:val="center"/>
-          </w:tcPr>
-          <w:p>
-            <w:r/>
-            <w:r>
-              <w:rPr>
-                <w:rFonts w:ascii="Arial" w:hAnsi="Arial"/>
-                <w:b w:val="0"/>
-                <w:color w:val="1F2937"/>
-                <w:sz w:val="16"/>
-              </w:rPr>
-              <w:t>Ciclo escolar</w:t>
-            </w:r>
-          </w:p>
-        </w:tc>
-        <w:tc>
-          <w:tcPr>
-            <w:tcW w:type="dxa" w:w="3408"/>
-            <w:shd w:fill="FFFFFF"/>
-            <w:vAlign w:val="center"/>
-          </w:tcPr>
-          <w:p>
-            <w:r/>
-            <w:r>
-              <w:rPr>
-                <w:rFonts w:ascii="Arial" w:hAnsi="Arial"/>
-                <w:b w:val="0"/>
-                <w:color w:val="1F2937"/>
-                <w:sz w:val="16"/>
-              </w:rPr>
-              <w:t>Nombre, inicio y fin.</w:t>
-            </w:r>
-          </w:p>
-        </w:tc>
-        <w:tc>
-          <w:tcPr>
-            <w:tcW w:type="dxa" w:w="3408"/>
-            <w:shd w:fill="FFFFFF"/>
-            <w:vAlign w:val="center"/>
-          </w:tcPr>
-          <w:p>
-            <w:r/>
-            <w:r>
-              <w:rPr>
-                <w:rFonts w:ascii="Arial" w:hAnsi="Arial"/>
-                <w:b w:val="0"/>
-                <w:color w:val="1F2937"/>
-                <w:sz w:val="16"/>
-              </w:rPr>
-              <w:t>La fecha inicial debe ser menor a la fecha final.</w:t>
-            </w:r>
-          </w:p>
-        </w:tc>
-      </w:tr>
-      <w:tr>
-        <w:tc>
-          <w:tcPr>
-            <w:tcW w:type="dxa" w:w="3408"/>
-            <w:shd w:fill="F8FAFC"/>
-            <w:vAlign w:val="center"/>
-          </w:tcPr>
-          <w:p>
-            <w:r/>
-            <w:r>
-              <w:rPr>
-                <w:rFonts w:ascii="Arial" w:hAnsi="Arial"/>
-                <w:b w:val="0"/>
-                <w:color w:val="1F2937"/>
-                <w:sz w:val="16"/>
-              </w:rPr>
-              <w:t>Periodos 1, 2 y 3</w:t>
-            </w:r>
-          </w:p>
-        </w:tc>
-        <w:tc>
-          <w:tcPr>
-            <w:tcW w:type="dxa" w:w="3408"/>
-            <w:shd w:fill="F8FAFC"/>
-            <w:vAlign w:val="center"/>
-          </w:tcPr>
-          <w:p>
-            <w:r/>
-            <w:r>
-              <w:rPr>
-                <w:rFonts w:ascii="Arial" w:hAnsi="Arial"/>
-                <w:b w:val="0"/>
-                <w:color w:val="1F2937"/>
-                <w:sz w:val="16"/>
-              </w:rPr>
-              <w:t>Nombres de los periodos de evaluación.</w:t>
-            </w:r>
-          </w:p>
-        </w:tc>
-        <w:tc>
-          <w:tcPr>
-            <w:tcW w:type="dxa" w:w="3408"/>
-            <w:shd w:fill="F8FAFC"/>
-            <w:vAlign w:val="center"/>
-          </w:tcPr>
-          <w:p>
-            <w:r/>
-            <w:r>
-              <w:rPr>
-                <w:rFonts w:ascii="Arial" w:hAnsi="Arial"/>
-                <w:b w:val="0"/>
-                <w:color w:val="1F2937"/>
-                <w:sz w:val="16"/>
-              </w:rPr>
-              <w:t>Obligatorios y no repetidos.</w:t>
-            </w:r>
-          </w:p>
-        </w:tc>
-      </w:tr>
-      <w:tr>
-        <w:tc>
-          <w:tcPr>
-            <w:tcW w:type="dxa" w:w="3408"/>
-            <w:shd w:fill="FFFFFF"/>
-            <w:vAlign w:val="center"/>
-          </w:tcPr>
-          <w:p>
-            <w:r/>
-            <w:r>
-              <w:rPr>
-                <w:rFonts w:ascii="Arial" w:hAnsi="Arial"/>
-                <w:b w:val="0"/>
-                <w:color w:val="1F2937"/>
-                <w:sz w:val="16"/>
-              </w:rPr>
-              <w:t>Administrador inicial</w:t>
-            </w:r>
-          </w:p>
-        </w:tc>
-        <w:tc>
-          <w:tcPr>
-            <w:tcW w:type="dxa" w:w="3408"/>
-            <w:shd w:fill="FFFFFF"/>
-            <w:vAlign w:val="center"/>
-          </w:tcPr>
-          <w:p>
-            <w:r/>
-            <w:r>
-              <w:rPr>
-                <w:rFonts w:ascii="Arial" w:hAnsi="Arial"/>
-                <w:b w:val="0"/>
-                <w:color w:val="1F2937"/>
-                <w:sz w:val="16"/>
-              </w:rPr>
-              <w:t>Nombre, usuario y contraseña.</w:t>
-            </w:r>
-          </w:p>
-        </w:tc>
-        <w:tc>
-          <w:tcPr>
-            <w:tcW w:type="dxa" w:w="3408"/>
-            <w:shd w:fill="FFFFFF"/>
-            <w:vAlign w:val="center"/>
-          </w:tcPr>
-          <w:p>
-            <w:r/>
-            <w:r>
-              <w:rPr>
-                <w:rFonts w:ascii="Arial" w:hAnsi="Arial"/>
-                <w:b w:val="0"/>
-                <w:color w:val="1F2937"/>
-                <w:sz w:val="16"/>
-              </w:rPr>
-              <w:t>Contraseña fuerte: mínimo 8, mayúscula, minúscula, número y símbolo.</w:t>
-            </w:r>
-          </w:p>
-        </w:tc>
-      </w:tr>
-      <w:tr>
-        <w:tc>
-          <w:tcPr>
-            <w:tcW w:type="dxa" w:w="3408"/>
-            <w:shd w:fill="F8FAFC"/>
-            <w:vAlign w:val="center"/>
-          </w:tcPr>
-          <w:p>
-            <w:r/>
-            <w:r>
-              <w:rPr>
-                <w:rFonts w:ascii="Arial" w:hAnsi="Arial"/>
-                <w:b w:val="0"/>
-                <w:color w:val="1F2937"/>
-                <w:sz w:val="16"/>
-              </w:rPr>
-              <w:t>Confirmación</w:t>
-            </w:r>
-          </w:p>
-        </w:tc>
-        <w:tc>
-          <w:tcPr>
-            <w:tcW w:type="dxa" w:w="3408"/>
-            <w:shd w:fill="F8FAFC"/>
-            <w:vAlign w:val="center"/>
-          </w:tcPr>
-          <w:p>
-            <w:r/>
-            <w:r>
-              <w:rPr>
-                <w:rFonts w:ascii="Arial" w:hAnsi="Arial"/>
-                <w:b w:val="0"/>
-                <w:color w:val="1F2937"/>
-                <w:sz w:val="16"/>
-              </w:rPr>
-              <w:t>Texto de autorización.</w:t>
-            </w:r>
-          </w:p>
-        </w:tc>
-        <w:tc>
-          <w:tcPr>
-            <w:tcW w:type="dxa" w:w="3408"/>
-            <w:shd w:fill="F8FAFC"/>
-            <w:vAlign w:val="center"/>
-          </w:tcPr>
-          <w:p>
-            <w:r/>
-            <w:r>
-              <w:rPr>
-                <w:rFonts w:ascii="Arial" w:hAnsi="Arial"/>
-                <w:b w:val="0"/>
-                <w:color w:val="1F2937"/>
-                <w:sz w:val="16"/>
-              </w:rPr>
-              <w:t>Escribir exactamente INSTALAR SGCE.</w:t>
-            </w:r>
-          </w:p>
-        </w:tc>
-      </w:tr>
-    </w:tbl>
-    <w:p/>
-    <w:tbl>
-      <w:tblPr>
-        <w:tblW w:type="auto" w:w="0"/>
-        <w:tblLook w:firstColumn="1" w:firstRow="1" w:lastColumn="0" w:lastRow="0" w:noHBand="0" w:noVBand="1" w:val="04A0"/>
-        <w:tblBorders>
-          <w:top w:val="single" w:sz="6" w:space="0" w:color="C2410C"/>
-          <w:left w:val="single" w:sz="6" w:space="0" w:color="C2410C"/>
-          <w:bottom w:val="single" w:sz="6" w:space="0" w:color="C2410C"/>
-          <w:right w:val="single" w:sz="6" w:space="0" w:color="C2410C"/>
-          <w:insideH w:val="single" w:sz="6" w:space="0" w:color="C2410C"/>
-          <w:insideV w:val="single" w:sz="6" w:space="0" w:color="C2410C"/>
-        </w:tblBorders>
-      </w:tblPr>
-      <w:tblGrid>
-        <w:gridCol w:w="10224"/>
-      </w:tblGrid>
-      <w:tr>
-        <w:tc>
-          <w:tcPr>
-            <w:tcW w:type="dxa" w:w="10224"/>
-            <w:shd w:fill="FFF7ED"/>
-          </w:tcPr>
-          <w:p>
-            <w:r>
-              <w:rPr>
-                <w:rFonts w:ascii="Arial" w:hAnsi="Arial"/>
-                <w:b/>
-                <w:color w:val="C2410C"/>
-                <w:sz w:val="18"/>
-              </w:rPr>
-              <w:t xml:space="preserve">Importante: </w:t>
-            </w:r>
-            <w:r>
-              <w:rPr>
-                <w:rFonts w:ascii="Arial" w:hAnsi="Arial"/>
-                <w:color w:val="1F2937"/>
-                <w:sz w:val="18"/>
-              </w:rPr>
-              <w:t>Antes de instalar en producción, asegúrate de que la base indicada sea exclusiva para SGCE.</w:t>
-            </w:r>
-          </w:p>
-        </w:tc>
-      </w:tr>
-    </w:tbl>
-    <w:p/>
-    <w:p>
-      <w:r>
-        <w:br w:type="page"/>
+        <w:t>La consulta pública protegida permite buscar el estado de asistencia del día. Para proteger la privacidad, se debe capturar nombre completo, grado, grupo y turno. No muestra listas completas de alumnos.</w:t>
       </w:r>
     </w:p>
     <w:p>
@@ -1538,288 +1238,20 @@
       </w:pPr>
       <w:r>
         <w:rPr>
-          <w:rFonts w:ascii="Arial" w:hAnsi="Arial"/>
-          <w:color w:val="7A0818"/>
+          <w:color w:val="97051E"/>
         </w:rPr>
-        <w:t>2. Inicio de sesión</w:t>
+        <w:t>7. Reportes</w:t>
       </w:r>
     </w:p>
     <w:p>
       <w:pPr>
-        <w:spacing w:after="120" w:line="259" w:lineRule="auto"/>
+        <w:spacing w:after="120"/>
       </w:pPr>
       <w:r>
         <w:rPr>
-          <w:rFonts w:ascii="Arial" w:hAnsi="Arial"/>
           <w:sz w:val="20"/>
         </w:rPr>
-        <w:t>La pantalla de inicio permite entrar al sistema según el rol del usuario. El sistema identifica si el usuario es administrador, docente u otro rol autorizado.</w:t>
-      </w:r>
-    </w:p>
-    <w:tbl>
-      <w:tblPr>
-        <w:tblW w:type="auto" w:w="0"/>
-        <w:jc w:val="center"/>
-        <w:tblLayout w:type="autofit"/>
-        <w:tblLook w:firstColumn="1" w:firstRow="1" w:lastColumn="0" w:lastRow="0" w:noHBand="0" w:noVBand="1" w:val="04A0"/>
-        <w:tblBorders>
-          <w:top w:val="single" w:sz="6" w:space="0" w:color="D8DEE8"/>
-          <w:left w:val="single" w:sz="6" w:space="0" w:color="D8DEE8"/>
-          <w:bottom w:val="single" w:sz="6" w:space="0" w:color="D8DEE8"/>
-          <w:right w:val="single" w:sz="6" w:space="0" w:color="D8DEE8"/>
-          <w:insideH w:val="single" w:sz="6" w:space="0" w:color="D8DEE8"/>
-          <w:insideV w:val="single" w:sz="6" w:space="0" w:color="D8DEE8"/>
-        </w:tblBorders>
-      </w:tblPr>
-      <w:tblGrid>
-        <w:gridCol w:w="5112"/>
-        <w:gridCol w:w="5112"/>
-      </w:tblGrid>
-      <w:tr>
-        <w:tc>
-          <w:tcPr>
-            <w:tcW w:type="dxa" w:w="5112"/>
-            <w:shd w:fill="7A0818"/>
-            <w:vAlign w:val="center"/>
-          </w:tcPr>
-          <w:p>
-            <w:r/>
-            <w:r>
-              <w:rPr>
-                <w:rFonts w:ascii="Arial" w:hAnsi="Arial"/>
-                <w:b/>
-                <w:color w:val="FFFFFF"/>
-                <w:sz w:val="17"/>
-              </w:rPr>
-              <w:t>Elemento</w:t>
-            </w:r>
-          </w:p>
-        </w:tc>
-        <w:tc>
-          <w:tcPr>
-            <w:tcW w:type="dxa" w:w="5112"/>
-            <w:shd w:fill="7A0818"/>
-            <w:vAlign w:val="center"/>
-          </w:tcPr>
-          <w:p>
-            <w:r/>
-            <w:r>
-              <w:rPr>
-                <w:rFonts w:ascii="Arial" w:hAnsi="Arial"/>
-                <w:b/>
-                <w:color w:val="FFFFFF"/>
-                <w:sz w:val="17"/>
-              </w:rPr>
-              <w:t>Función</w:t>
-            </w:r>
-          </w:p>
-        </w:tc>
-      </w:tr>
-      <w:tr>
-        <w:tc>
-          <w:tcPr>
-            <w:tcW w:type="dxa" w:w="5112"/>
-            <w:shd w:fill="FFFFFF"/>
-            <w:vAlign w:val="center"/>
-          </w:tcPr>
-          <w:p>
-            <w:r/>
-            <w:r>
-              <w:rPr>
-                <w:rFonts w:ascii="Arial" w:hAnsi="Arial"/>
-                <w:b w:val="0"/>
-                <w:color w:val="1F2937"/>
-                <w:sz w:val="16"/>
-              </w:rPr>
-              <w:t>Usuario</w:t>
-            </w:r>
-          </w:p>
-        </w:tc>
-        <w:tc>
-          <w:tcPr>
-            <w:tcW w:type="dxa" w:w="5112"/>
-            <w:shd w:fill="FFFFFF"/>
-            <w:vAlign w:val="center"/>
-          </w:tcPr>
-          <w:p>
-            <w:r/>
-            <w:r>
-              <w:rPr>
-                <w:rFonts w:ascii="Arial" w:hAnsi="Arial"/>
-                <w:b w:val="0"/>
-                <w:color w:val="1F2937"/>
-                <w:sz w:val="16"/>
-              </w:rPr>
-              <w:t>Nombre de acceso registrado por el administrador.</w:t>
-            </w:r>
-          </w:p>
-        </w:tc>
-      </w:tr>
-      <w:tr>
-        <w:tc>
-          <w:tcPr>
-            <w:tcW w:type="dxa" w:w="5112"/>
-            <w:shd w:fill="F8FAFC"/>
-            <w:vAlign w:val="center"/>
-          </w:tcPr>
-          <w:p>
-            <w:r/>
-            <w:r>
-              <w:rPr>
-                <w:rFonts w:ascii="Arial" w:hAnsi="Arial"/>
-                <w:b w:val="0"/>
-                <w:color w:val="1F2937"/>
-                <w:sz w:val="16"/>
-              </w:rPr>
-              <w:t>Contraseña</w:t>
-            </w:r>
-          </w:p>
-        </w:tc>
-        <w:tc>
-          <w:tcPr>
-            <w:tcW w:type="dxa" w:w="5112"/>
-            <w:shd w:fill="F8FAFC"/>
-            <w:vAlign w:val="center"/>
-          </w:tcPr>
-          <w:p>
-            <w:r/>
-            <w:r>
-              <w:rPr>
-                <w:rFonts w:ascii="Arial" w:hAnsi="Arial"/>
-                <w:b w:val="0"/>
-                <w:color w:val="1F2937"/>
-                <w:sz w:val="16"/>
-              </w:rPr>
-              <w:t>Clave personal del usuario.</w:t>
-            </w:r>
-          </w:p>
-        </w:tc>
-      </w:tr>
-      <w:tr>
-        <w:tc>
-          <w:tcPr>
-            <w:tcW w:type="dxa" w:w="5112"/>
-            <w:shd w:fill="FFFFFF"/>
-            <w:vAlign w:val="center"/>
-          </w:tcPr>
-          <w:p>
-            <w:r/>
-            <w:r>
-              <w:rPr>
-                <w:rFonts w:ascii="Arial" w:hAnsi="Arial"/>
-                <w:b w:val="0"/>
-                <w:color w:val="1F2937"/>
-                <w:sz w:val="16"/>
-              </w:rPr>
-              <w:t>Mostrar / ocultar contraseña</w:t>
-            </w:r>
-          </w:p>
-        </w:tc>
-        <w:tc>
-          <w:tcPr>
-            <w:tcW w:type="dxa" w:w="5112"/>
-            <w:shd w:fill="FFFFFF"/>
-            <w:vAlign w:val="center"/>
-          </w:tcPr>
-          <w:p>
-            <w:r/>
-            <w:r>
-              <w:rPr>
-                <w:rFonts w:ascii="Arial" w:hAnsi="Arial"/>
-                <w:b w:val="0"/>
-                <w:color w:val="1F2937"/>
-                <w:sz w:val="16"/>
-              </w:rPr>
-              <w:t>Permite verificar lo escrito antes de entrar.</w:t>
-            </w:r>
-          </w:p>
-        </w:tc>
-      </w:tr>
-      <w:tr>
-        <w:tc>
-          <w:tcPr>
-            <w:tcW w:type="dxa" w:w="5112"/>
-            <w:shd w:fill="F8FAFC"/>
-            <w:vAlign w:val="center"/>
-          </w:tcPr>
-          <w:p>
-            <w:r/>
-            <w:r>
-              <w:rPr>
-                <w:rFonts w:ascii="Arial" w:hAnsi="Arial"/>
-                <w:b w:val="0"/>
-                <w:color w:val="1F2937"/>
-                <w:sz w:val="16"/>
-              </w:rPr>
-              <w:t>Entrar</w:t>
-            </w:r>
-          </w:p>
-        </w:tc>
-        <w:tc>
-          <w:tcPr>
-            <w:tcW w:type="dxa" w:w="5112"/>
-            <w:shd w:fill="F8FAFC"/>
-            <w:vAlign w:val="center"/>
-          </w:tcPr>
-          <w:p>
-            <w:r/>
-            <w:r>
-              <w:rPr>
-                <w:rFonts w:ascii="Arial" w:hAnsi="Arial"/>
-                <w:b w:val="0"/>
-                <w:color w:val="1F2937"/>
-                <w:sz w:val="16"/>
-              </w:rPr>
-              <w:t>Valida usuario y contraseña e ingresa al portal correspondiente.</w:t>
-            </w:r>
-          </w:p>
-        </w:tc>
-      </w:tr>
-      <w:tr>
-        <w:tc>
-          <w:tcPr>
-            <w:tcW w:type="dxa" w:w="5112"/>
-            <w:shd w:fill="FFFFFF"/>
-            <w:vAlign w:val="center"/>
-          </w:tcPr>
-          <w:p>
-            <w:r/>
-            <w:r>
-              <w:rPr>
-                <w:rFonts w:ascii="Arial" w:hAnsi="Arial"/>
-                <w:b w:val="0"/>
-                <w:color w:val="1F2937"/>
-                <w:sz w:val="16"/>
-              </w:rPr>
-              <w:t>Consulta de padres</w:t>
-            </w:r>
-          </w:p>
-        </w:tc>
-        <w:tc>
-          <w:tcPr>
-            <w:tcW w:type="dxa" w:w="5112"/>
-            <w:shd w:fill="FFFFFF"/>
-            <w:vAlign w:val="center"/>
-          </w:tcPr>
-          <w:p>
-            <w:r/>
-            <w:r>
-              <w:rPr>
-                <w:rFonts w:ascii="Arial" w:hAnsi="Arial"/>
-                <w:b w:val="0"/>
-                <w:color w:val="1F2937"/>
-                <w:sz w:val="16"/>
-              </w:rPr>
-              <w:t>Acceso público protegido para consultar asistencia del día.</w:t>
-            </w:r>
-          </w:p>
-        </w:tc>
-      </w:tr>
-    </w:tbl>
-    <w:p/>
-    <w:p>
-      <w:r>
-        <w:br w:type="page"/>
+        <w:t>El Centro de reportes genera PDF real y archivos Excel para asistencia, calificaciones y boleta individual. Los PDF se descargan como archivos generados por el servidor.</w:t>
       </w:r>
     </w:p>
     <w:p>
@@ -1828,608 +1260,20 @@
       </w:pPr>
       <w:r>
         <w:rPr>
-          <w:rFonts w:ascii="Arial" w:hAnsi="Arial"/>
-          <w:color w:val="7A0818"/>
+          <w:color w:val="97051E"/>
         </w:rPr>
-        <w:t>3. Panel administrador</w:t>
+        <w:t>8. Respaldos</w:t>
       </w:r>
     </w:p>
     <w:p>
       <w:pPr>
-        <w:spacing w:after="120" w:line="259" w:lineRule="auto"/>
+        <w:spacing w:after="120"/>
       </w:pPr>
       <w:r>
         <w:rPr>
-          <w:rFonts w:ascii="Arial" w:hAnsi="Arial"/>
           <w:sz w:val="20"/>
         </w:rPr>
-        <w:t>El panel principal concentra accesos rápidos, monitoreo escolar y seguimiento preventivo. Desde aquí se administran los módulos principales.</w:t>
-      </w:r>
-    </w:p>
-    <w:tbl>
-      <w:tblPr>
-        <w:tblW w:type="auto" w:w="0"/>
-        <w:jc w:val="center"/>
-        <w:tblLayout w:type="autofit"/>
-        <w:tblLook w:firstColumn="1" w:firstRow="1" w:lastColumn="0" w:lastRow="0" w:noHBand="0" w:noVBand="1" w:val="04A0"/>
-        <w:tblBorders>
-          <w:top w:val="single" w:sz="6" w:space="0" w:color="D8DEE8"/>
-          <w:left w:val="single" w:sz="6" w:space="0" w:color="D8DEE8"/>
-          <w:bottom w:val="single" w:sz="6" w:space="0" w:color="D8DEE8"/>
-          <w:right w:val="single" w:sz="6" w:space="0" w:color="D8DEE8"/>
-          <w:insideH w:val="single" w:sz="6" w:space="0" w:color="D8DEE8"/>
-          <w:insideV w:val="single" w:sz="6" w:space="0" w:color="D8DEE8"/>
-        </w:tblBorders>
-      </w:tblPr>
-      <w:tblGrid>
-        <w:gridCol w:w="5112"/>
-        <w:gridCol w:w="5112"/>
-      </w:tblGrid>
-      <w:tr>
-        <w:tc>
-          <w:tcPr>
-            <w:tcW w:type="dxa" w:w="5112"/>
-            <w:shd w:fill="7A0818"/>
-            <w:vAlign w:val="center"/>
-          </w:tcPr>
-          <w:p>
-            <w:r/>
-            <w:r>
-              <w:rPr>
-                <w:rFonts w:ascii="Arial" w:hAnsi="Arial"/>
-                <w:b/>
-                <w:color w:val="FFFFFF"/>
-                <w:sz w:val="17"/>
-              </w:rPr>
-              <w:t>Botón / módulo</w:t>
-            </w:r>
-          </w:p>
-        </w:tc>
-        <w:tc>
-          <w:tcPr>
-            <w:tcW w:type="dxa" w:w="5112"/>
-            <w:shd w:fill="7A0818"/>
-            <w:vAlign w:val="center"/>
-          </w:tcPr>
-          <w:p>
-            <w:r/>
-            <w:r>
-              <w:rPr>
-                <w:rFonts w:ascii="Arial" w:hAnsi="Arial"/>
-                <w:b/>
-                <w:color w:val="FFFFFF"/>
-                <w:sz w:val="17"/>
-              </w:rPr>
-              <w:t>Para qué sirve</w:t>
-            </w:r>
-          </w:p>
-        </w:tc>
-      </w:tr>
-      <w:tr>
-        <w:tc>
-          <w:tcPr>
-            <w:tcW w:type="dxa" w:w="5112"/>
-            <w:shd w:fill="FFFFFF"/>
-            <w:vAlign w:val="center"/>
-          </w:tcPr>
-          <w:p>
-            <w:r/>
-            <w:r>
-              <w:rPr>
-                <w:rFonts w:ascii="Arial" w:hAnsi="Arial"/>
-                <w:b w:val="0"/>
-                <w:color w:val="1F2937"/>
-                <w:sz w:val="16"/>
-              </w:rPr>
-              <w:t>Avisos</w:t>
-            </w:r>
-          </w:p>
-        </w:tc>
-        <w:tc>
-          <w:tcPr>
-            <w:tcW w:type="dxa" w:w="5112"/>
-            <w:shd w:fill="FFFFFF"/>
-            <w:vAlign w:val="center"/>
-          </w:tcPr>
-          <w:p>
-            <w:r/>
-            <w:r>
-              <w:rPr>
-                <w:rFonts w:ascii="Arial" w:hAnsi="Arial"/>
-                <w:b w:val="0"/>
-                <w:color w:val="1F2937"/>
-                <w:sz w:val="16"/>
-              </w:rPr>
-              <w:t>Crear y administrar comunicados para maestros, padres o todos.</w:t>
-            </w:r>
-          </w:p>
-        </w:tc>
-      </w:tr>
-      <w:tr>
-        <w:tc>
-          <w:tcPr>
-            <w:tcW w:type="dxa" w:w="5112"/>
-            <w:shd w:fill="F8FAFC"/>
-            <w:vAlign w:val="center"/>
-          </w:tcPr>
-          <w:p>
-            <w:r/>
-            <w:r>
-              <w:rPr>
-                <w:rFonts w:ascii="Arial" w:hAnsi="Arial"/>
-                <w:b w:val="0"/>
-                <w:color w:val="1F2937"/>
-                <w:sz w:val="16"/>
-              </w:rPr>
-              <w:t>Maestros</w:t>
-            </w:r>
-          </w:p>
-        </w:tc>
-        <w:tc>
-          <w:tcPr>
-            <w:tcW w:type="dxa" w:w="5112"/>
-            <w:shd w:fill="F8FAFC"/>
-            <w:vAlign w:val="center"/>
-          </w:tcPr>
-          <w:p>
-            <w:r/>
-            <w:r>
-              <w:rPr>
-                <w:rFonts w:ascii="Arial" w:hAnsi="Arial"/>
-                <w:b w:val="0"/>
-                <w:color w:val="1F2937"/>
-                <w:sz w:val="16"/>
-              </w:rPr>
-              <w:t>Registrar docentes y administrar sus usuarios de acceso.</w:t>
-            </w:r>
-          </w:p>
-        </w:tc>
-      </w:tr>
-      <w:tr>
-        <w:tc>
-          <w:tcPr>
-            <w:tcW w:type="dxa" w:w="5112"/>
-            <w:shd w:fill="FFFFFF"/>
-            <w:vAlign w:val="center"/>
-          </w:tcPr>
-          <w:p>
-            <w:r/>
-            <w:r>
-              <w:rPr>
-                <w:rFonts w:ascii="Arial" w:hAnsi="Arial"/>
-                <w:b w:val="0"/>
-                <w:color w:val="1F2937"/>
-                <w:sz w:val="16"/>
-              </w:rPr>
-              <w:t>Grupos</w:t>
-            </w:r>
-          </w:p>
-        </w:tc>
-        <w:tc>
-          <w:tcPr>
-            <w:tcW w:type="dxa" w:w="5112"/>
-            <w:shd w:fill="FFFFFF"/>
-            <w:vAlign w:val="center"/>
-          </w:tcPr>
-          <w:p>
-            <w:r/>
-            <w:r>
-              <w:rPr>
-                <w:rFonts w:ascii="Arial" w:hAnsi="Arial"/>
-                <w:b w:val="0"/>
-                <w:color w:val="1F2937"/>
-                <w:sz w:val="16"/>
-              </w:rPr>
-              <w:t>Crear grados, grupos y turnos.</w:t>
-            </w:r>
-          </w:p>
-        </w:tc>
-      </w:tr>
-      <w:tr>
-        <w:tc>
-          <w:tcPr>
-            <w:tcW w:type="dxa" w:w="5112"/>
-            <w:shd w:fill="F8FAFC"/>
-            <w:vAlign w:val="center"/>
-          </w:tcPr>
-          <w:p>
-            <w:r/>
-            <w:r>
-              <w:rPr>
-                <w:rFonts w:ascii="Arial" w:hAnsi="Arial"/>
-                <w:b w:val="0"/>
-                <w:color w:val="1F2937"/>
-                <w:sz w:val="16"/>
-              </w:rPr>
-              <w:t>Alumnos</w:t>
-            </w:r>
-          </w:p>
-        </w:tc>
-        <w:tc>
-          <w:tcPr>
-            <w:tcW w:type="dxa" w:w="5112"/>
-            <w:shd w:fill="F8FAFC"/>
-            <w:vAlign w:val="center"/>
-          </w:tcPr>
-          <w:p>
-            <w:r/>
-            <w:r>
-              <w:rPr>
-                <w:rFonts w:ascii="Arial" w:hAnsi="Arial"/>
-                <w:b w:val="0"/>
-                <w:color w:val="1F2937"/>
-                <w:sz w:val="16"/>
-              </w:rPr>
-              <w:t>Registrar alumnos y vincularlos a un grupo.</w:t>
-            </w:r>
-          </w:p>
-        </w:tc>
-      </w:tr>
-      <w:tr>
-        <w:tc>
-          <w:tcPr>
-            <w:tcW w:type="dxa" w:w="5112"/>
-            <w:shd w:fill="FFFFFF"/>
-            <w:vAlign w:val="center"/>
-          </w:tcPr>
-          <w:p>
-            <w:r/>
-            <w:r>
-              <w:rPr>
-                <w:rFonts w:ascii="Arial" w:hAnsi="Arial"/>
-                <w:b w:val="0"/>
-                <w:color w:val="1F2937"/>
-                <w:sz w:val="16"/>
-              </w:rPr>
-              <w:t>Asignaciones</w:t>
-            </w:r>
-          </w:p>
-        </w:tc>
-        <w:tc>
-          <w:tcPr>
-            <w:tcW w:type="dxa" w:w="5112"/>
-            <w:shd w:fill="FFFFFF"/>
-            <w:vAlign w:val="center"/>
-          </w:tcPr>
-          <w:p>
-            <w:r/>
-            <w:r>
-              <w:rPr>
-                <w:rFonts w:ascii="Arial" w:hAnsi="Arial"/>
-                <w:b w:val="0"/>
-                <w:color w:val="1F2937"/>
-                <w:sz w:val="16"/>
-              </w:rPr>
-              <w:t>Vincular materia, docente y grupo.</w:t>
-            </w:r>
-          </w:p>
-        </w:tc>
-      </w:tr>
-      <w:tr>
-        <w:tc>
-          <w:tcPr>
-            <w:tcW w:type="dxa" w:w="5112"/>
-            <w:shd w:fill="F8FAFC"/>
-            <w:vAlign w:val="center"/>
-          </w:tcPr>
-          <w:p>
-            <w:r/>
-            <w:r>
-              <w:rPr>
-                <w:rFonts w:ascii="Arial" w:hAnsi="Arial"/>
-                <w:b w:val="0"/>
-                <w:color w:val="1F2937"/>
-                <w:sz w:val="16"/>
-              </w:rPr>
-              <w:t>Expedientes</w:t>
-            </w:r>
-          </w:p>
-        </w:tc>
-        <w:tc>
-          <w:tcPr>
-            <w:tcW w:type="dxa" w:w="5112"/>
-            <w:shd w:fill="F8FAFC"/>
-            <w:vAlign w:val="center"/>
-          </w:tcPr>
-          <w:p>
-            <w:r/>
-            <w:r>
-              <w:rPr>
-                <w:rFonts w:ascii="Arial" w:hAnsi="Arial"/>
-                <w:b w:val="0"/>
-                <w:color w:val="1F2937"/>
-                <w:sz w:val="16"/>
-              </w:rPr>
-              <w:t>Consultar historial de calificaciones y asistencia por alumno.</w:t>
-            </w:r>
-          </w:p>
-        </w:tc>
-      </w:tr>
-      <w:tr>
-        <w:tc>
-          <w:tcPr>
-            <w:tcW w:type="dxa" w:w="5112"/>
-            <w:shd w:fill="FFFFFF"/>
-            <w:vAlign w:val="center"/>
-          </w:tcPr>
-          <w:p>
-            <w:r/>
-            <w:r>
-              <w:rPr>
-                <w:rFonts w:ascii="Arial" w:hAnsi="Arial"/>
-                <w:b w:val="0"/>
-                <w:color w:val="1F2937"/>
-                <w:sz w:val="16"/>
-              </w:rPr>
-              <w:t>Usuarios</w:t>
-            </w:r>
-          </w:p>
-        </w:tc>
-        <w:tc>
-          <w:tcPr>
-            <w:tcW w:type="dxa" w:w="5112"/>
-            <w:shd w:fill="FFFFFF"/>
-            <w:vAlign w:val="center"/>
-          </w:tcPr>
-          <w:p>
-            <w:r/>
-            <w:r>
-              <w:rPr>
-                <w:rFonts w:ascii="Arial" w:hAnsi="Arial"/>
-                <w:b w:val="0"/>
-                <w:color w:val="1F2937"/>
-                <w:sz w:val="16"/>
-              </w:rPr>
-              <w:t>Administrar usuarios, roles y estado activo/inactivo.</w:t>
-            </w:r>
-          </w:p>
-        </w:tc>
-      </w:tr>
-      <w:tr>
-        <w:tc>
-          <w:tcPr>
-            <w:tcW w:type="dxa" w:w="5112"/>
-            <w:shd w:fill="F8FAFC"/>
-            <w:vAlign w:val="center"/>
-          </w:tcPr>
-          <w:p>
-            <w:r/>
-            <w:r>
-              <w:rPr>
-                <w:rFonts w:ascii="Arial" w:hAnsi="Arial"/>
-                <w:b w:val="0"/>
-                <w:color w:val="1F2937"/>
-                <w:sz w:val="16"/>
-              </w:rPr>
-              <w:t>Periodos</w:t>
-            </w:r>
-          </w:p>
-        </w:tc>
-        <w:tc>
-          <w:tcPr>
-            <w:tcW w:type="dxa" w:w="5112"/>
-            <w:shd w:fill="F8FAFC"/>
-            <w:vAlign w:val="center"/>
-          </w:tcPr>
-          <w:p>
-            <w:r/>
-            <w:r>
-              <w:rPr>
-                <w:rFonts w:ascii="Arial" w:hAnsi="Arial"/>
-                <w:b w:val="0"/>
-                <w:color w:val="1F2937"/>
-                <w:sz w:val="16"/>
-              </w:rPr>
-              <w:t>Configurar ciclos escolares y periodos de evaluación.</w:t>
-            </w:r>
-          </w:p>
-        </w:tc>
-      </w:tr>
-      <w:tr>
-        <w:tc>
-          <w:tcPr>
-            <w:tcW w:type="dxa" w:w="5112"/>
-            <w:shd w:fill="FFFFFF"/>
-            <w:vAlign w:val="center"/>
-          </w:tcPr>
-          <w:p>
-            <w:r/>
-            <w:r>
-              <w:rPr>
-                <w:rFonts w:ascii="Arial" w:hAnsi="Arial"/>
-                <w:b w:val="0"/>
-                <w:color w:val="1F2937"/>
-                <w:sz w:val="16"/>
-              </w:rPr>
-              <w:t>Reportes</w:t>
-            </w:r>
-          </w:p>
-        </w:tc>
-        <w:tc>
-          <w:tcPr>
-            <w:tcW w:type="dxa" w:w="5112"/>
-            <w:shd w:fill="FFFFFF"/>
-            <w:vAlign w:val="center"/>
-          </w:tcPr>
-          <w:p>
-            <w:r/>
-            <w:r>
-              <w:rPr>
-                <w:rFonts w:ascii="Arial" w:hAnsi="Arial"/>
-                <w:b w:val="0"/>
-                <w:color w:val="1F2937"/>
-                <w:sz w:val="16"/>
-              </w:rPr>
-              <w:t>Exportar asistencias, calificaciones y boletas.</w:t>
-            </w:r>
-          </w:p>
-        </w:tc>
-      </w:tr>
-      <w:tr>
-        <w:tc>
-          <w:tcPr>
-            <w:tcW w:type="dxa" w:w="5112"/>
-            <w:shd w:fill="F8FAFC"/>
-            <w:vAlign w:val="center"/>
-          </w:tcPr>
-          <w:p>
-            <w:r/>
-            <w:r>
-              <w:rPr>
-                <w:rFonts w:ascii="Arial" w:hAnsi="Arial"/>
-                <w:b w:val="0"/>
-                <w:color w:val="1F2937"/>
-                <w:sz w:val="16"/>
-              </w:rPr>
-              <w:t>Respaldos</w:t>
-            </w:r>
-          </w:p>
-        </w:tc>
-        <w:tc>
-          <w:tcPr>
-            <w:tcW w:type="dxa" w:w="5112"/>
-            <w:shd w:fill="F8FAFC"/>
-            <w:vAlign w:val="center"/>
-          </w:tcPr>
-          <w:p>
-            <w:r/>
-            <w:r>
-              <w:rPr>
-                <w:rFonts w:ascii="Arial" w:hAnsi="Arial"/>
-                <w:b w:val="0"/>
-                <w:color w:val="1F2937"/>
-                <w:sz w:val="16"/>
-              </w:rPr>
-              <w:t>Crear, descargar y restaurar respaldos autorizados.</w:t>
-            </w:r>
-          </w:p>
-        </w:tc>
-      </w:tr>
-      <w:tr>
-        <w:tc>
-          <w:tcPr>
-            <w:tcW w:type="dxa" w:w="5112"/>
-            <w:shd w:fill="FFFFFF"/>
-            <w:vAlign w:val="center"/>
-          </w:tcPr>
-          <w:p>
-            <w:r/>
-            <w:r>
-              <w:rPr>
-                <w:rFonts w:ascii="Arial" w:hAnsi="Arial"/>
-                <w:b w:val="0"/>
-                <w:color w:val="1F2937"/>
-                <w:sz w:val="16"/>
-              </w:rPr>
-              <w:t>Bitácora</w:t>
-            </w:r>
-          </w:p>
-        </w:tc>
-        <w:tc>
-          <w:tcPr>
-            <w:tcW w:type="dxa" w:w="5112"/>
-            <w:shd w:fill="FFFFFF"/>
-            <w:vAlign w:val="center"/>
-          </w:tcPr>
-          <w:p>
-            <w:r/>
-            <w:r>
-              <w:rPr>
-                <w:rFonts w:ascii="Arial" w:hAnsi="Arial"/>
-                <w:b w:val="0"/>
-                <w:color w:val="1F2937"/>
-                <w:sz w:val="16"/>
-              </w:rPr>
-              <w:t>Consultar movimientos importantes del sistema.</w:t>
-            </w:r>
-          </w:p>
-        </w:tc>
-      </w:tr>
-      <w:tr>
-        <w:tc>
-          <w:tcPr>
-            <w:tcW w:type="dxa" w:w="5112"/>
-            <w:shd w:fill="F8FAFC"/>
-            <w:vAlign w:val="center"/>
-          </w:tcPr>
-          <w:p>
-            <w:r/>
-            <w:r>
-              <w:rPr>
-                <w:rFonts w:ascii="Arial" w:hAnsi="Arial"/>
-                <w:b w:val="0"/>
-                <w:color w:val="1F2937"/>
-                <w:sz w:val="16"/>
-              </w:rPr>
-              <w:t>Configuración</w:t>
-            </w:r>
-          </w:p>
-        </w:tc>
-        <w:tc>
-          <w:tcPr>
-            <w:tcW w:type="dxa" w:w="5112"/>
-            <w:shd w:fill="F8FAFC"/>
-            <w:vAlign w:val="center"/>
-          </w:tcPr>
-          <w:p>
-            <w:r/>
-            <w:r>
-              <w:rPr>
-                <w:rFonts w:ascii="Arial" w:hAnsi="Arial"/>
-                <w:b w:val="0"/>
-                <w:color w:val="1F2937"/>
-                <w:sz w:val="16"/>
-              </w:rPr>
-              <w:t>Editar datos oficiales de la escuela y parámetros generales.</w:t>
-            </w:r>
-          </w:p>
-        </w:tc>
-      </w:tr>
-      <w:tr>
-        <w:tc>
-          <w:tcPr>
-            <w:tcW w:type="dxa" w:w="5112"/>
-            <w:shd w:fill="FFFFFF"/>
-            <w:vAlign w:val="center"/>
-          </w:tcPr>
-          <w:p>
-            <w:r/>
-            <w:r>
-              <w:rPr>
-                <w:rFonts w:ascii="Arial" w:hAnsi="Arial"/>
-                <w:b w:val="0"/>
-                <w:color w:val="1F2937"/>
-                <w:sz w:val="16"/>
-              </w:rPr>
-              <w:t>Cerrar sesión</w:t>
-            </w:r>
-          </w:p>
-        </w:tc>
-        <w:tc>
-          <w:tcPr>
-            <w:tcW w:type="dxa" w:w="5112"/>
-            <w:shd w:fill="FFFFFF"/>
-            <w:vAlign w:val="center"/>
-          </w:tcPr>
-          <w:p>
-            <w:r/>
-            <w:r>
-              <w:rPr>
-                <w:rFonts w:ascii="Arial" w:hAnsi="Arial"/>
-                <w:b w:val="0"/>
-                <w:color w:val="1F2937"/>
-                <w:sz w:val="16"/>
-              </w:rPr>
-              <w:t>Salir de forma segura del sistema.</w:t>
-            </w:r>
-          </w:p>
-        </w:tc>
-      </w:tr>
-    </w:tbl>
-    <w:p/>
-    <w:p>
-      <w:r>
-        <w:br w:type="page"/>
+        <w:t>Desde el módulo Respaldos se puede descargar una copia completa o una copia de datos. Antes de cambios importantes, genera y guarda un respaldo externo.</w:t>
       </w:r>
     </w:p>
     <w:p>
@@ -2438,4307 +1282,85 @@
       </w:pPr>
       <w:r>
         <w:rPr>
-          <w:rFonts w:ascii="Arial" w:hAnsi="Arial"/>
-          <w:color w:val="7A0818"/>
+          <w:color w:val="97051E"/>
         </w:rPr>
-        <w:t>4. Avisos y comunicados</w:t>
-      </w:r>
-    </w:p>
-    <w:p>
-      <w:pPr>
-        <w:spacing w:after="120" w:line="259" w:lineRule="auto"/>
-      </w:pPr>
-      <w:r>
-        <w:rPr>
-          <w:rFonts w:ascii="Arial" w:hAnsi="Arial"/>
-          <w:sz w:val="20"/>
-        </w:rPr>
-        <w:t>Este módulo permite publicar mensajes visibles para maestros, padres o ambos. Los avisos ayudan a comunicar fechas, indicaciones o información escolar importante.</w:t>
-      </w:r>
-    </w:p>
-    <w:tbl>
-      <w:tblPr>
-        <w:tblW w:type="auto" w:w="0"/>
-        <w:jc w:val="center"/>
-        <w:tblLayout w:type="autofit"/>
-        <w:tblLook w:firstColumn="1" w:firstRow="1" w:lastColumn="0" w:lastRow="0" w:noHBand="0" w:noVBand="1" w:val="04A0"/>
-        <w:tblBorders>
-          <w:top w:val="single" w:sz="6" w:space="0" w:color="D8DEE8"/>
-          <w:left w:val="single" w:sz="6" w:space="0" w:color="D8DEE8"/>
-          <w:bottom w:val="single" w:sz="6" w:space="0" w:color="D8DEE8"/>
-          <w:right w:val="single" w:sz="6" w:space="0" w:color="D8DEE8"/>
-          <w:insideH w:val="single" w:sz="6" w:space="0" w:color="D8DEE8"/>
-          <w:insideV w:val="single" w:sz="6" w:space="0" w:color="D8DEE8"/>
-        </w:tblBorders>
-      </w:tblPr>
-      <w:tblGrid>
-        <w:gridCol w:w="5112"/>
-        <w:gridCol w:w="5112"/>
-      </w:tblGrid>
-      <w:tr>
-        <w:tc>
-          <w:tcPr>
-            <w:tcW w:type="dxa" w:w="5112"/>
-            <w:shd w:fill="7A0818"/>
-            <w:vAlign w:val="center"/>
-          </w:tcPr>
-          <w:p>
-            <w:r/>
-            <w:r>
-              <w:rPr>
-                <w:rFonts w:ascii="Arial" w:hAnsi="Arial"/>
-                <w:b/>
-                <w:color w:val="FFFFFF"/>
-                <w:sz w:val="17"/>
-              </w:rPr>
-              <w:t>Campo / botón</w:t>
-            </w:r>
-          </w:p>
-        </w:tc>
-        <w:tc>
-          <w:tcPr>
-            <w:tcW w:type="dxa" w:w="5112"/>
-            <w:shd w:fill="7A0818"/>
-            <w:vAlign w:val="center"/>
-          </w:tcPr>
-          <w:p>
-            <w:r/>
-            <w:r>
-              <w:rPr>
-                <w:rFonts w:ascii="Arial" w:hAnsi="Arial"/>
-                <w:b/>
-                <w:color w:val="FFFFFF"/>
-                <w:sz w:val="17"/>
-              </w:rPr>
-              <w:t>Uso</w:t>
-            </w:r>
-          </w:p>
-        </w:tc>
-      </w:tr>
-      <w:tr>
-        <w:tc>
-          <w:tcPr>
-            <w:tcW w:type="dxa" w:w="5112"/>
-            <w:shd w:fill="FFFFFF"/>
-            <w:vAlign w:val="center"/>
-          </w:tcPr>
-          <w:p>
-            <w:r/>
-            <w:r>
-              <w:rPr>
-                <w:rFonts w:ascii="Arial" w:hAnsi="Arial"/>
-                <w:b w:val="0"/>
-                <w:color w:val="1F2937"/>
-                <w:sz w:val="16"/>
-              </w:rPr>
-              <w:t>Título</w:t>
-            </w:r>
-          </w:p>
-        </w:tc>
-        <w:tc>
-          <w:tcPr>
-            <w:tcW w:type="dxa" w:w="5112"/>
-            <w:shd w:fill="FFFFFF"/>
-            <w:vAlign w:val="center"/>
-          </w:tcPr>
-          <w:p>
-            <w:r/>
-            <w:r>
-              <w:rPr>
-                <w:rFonts w:ascii="Arial" w:hAnsi="Arial"/>
-                <w:b w:val="0"/>
-                <w:color w:val="1F2937"/>
-                <w:sz w:val="16"/>
-              </w:rPr>
-              <w:t>Nombre breve del comunicado.</w:t>
-            </w:r>
-          </w:p>
-        </w:tc>
-      </w:tr>
-      <w:tr>
-        <w:tc>
-          <w:tcPr>
-            <w:tcW w:type="dxa" w:w="5112"/>
-            <w:shd w:fill="F8FAFC"/>
-            <w:vAlign w:val="center"/>
-          </w:tcPr>
-          <w:p>
-            <w:r/>
-            <w:r>
-              <w:rPr>
-                <w:rFonts w:ascii="Arial" w:hAnsi="Arial"/>
-                <w:b w:val="0"/>
-                <w:color w:val="1F2937"/>
-                <w:sz w:val="16"/>
-              </w:rPr>
-              <w:t>Mensaje</w:t>
-            </w:r>
-          </w:p>
-        </w:tc>
-        <w:tc>
-          <w:tcPr>
-            <w:tcW w:type="dxa" w:w="5112"/>
-            <w:shd w:fill="F8FAFC"/>
-            <w:vAlign w:val="center"/>
-          </w:tcPr>
-          <w:p>
-            <w:r/>
-            <w:r>
-              <w:rPr>
-                <w:rFonts w:ascii="Arial" w:hAnsi="Arial"/>
-                <w:b w:val="0"/>
-                <w:color w:val="1F2937"/>
-                <w:sz w:val="16"/>
-              </w:rPr>
-              <w:t>Contenido del aviso.</w:t>
-            </w:r>
-          </w:p>
-        </w:tc>
-      </w:tr>
-      <w:tr>
-        <w:tc>
-          <w:tcPr>
-            <w:tcW w:type="dxa" w:w="5112"/>
-            <w:shd w:fill="FFFFFF"/>
-            <w:vAlign w:val="center"/>
-          </w:tcPr>
-          <w:p>
-            <w:r/>
-            <w:r>
-              <w:rPr>
-                <w:rFonts w:ascii="Arial" w:hAnsi="Arial"/>
-                <w:b w:val="0"/>
-                <w:color w:val="1F2937"/>
-                <w:sz w:val="16"/>
-              </w:rPr>
-              <w:t>Público</w:t>
-            </w:r>
-          </w:p>
-        </w:tc>
-        <w:tc>
-          <w:tcPr>
-            <w:tcW w:type="dxa" w:w="5112"/>
-            <w:shd w:fill="FFFFFF"/>
-            <w:vAlign w:val="center"/>
-          </w:tcPr>
-          <w:p>
-            <w:r/>
-            <w:r>
-              <w:rPr>
-                <w:rFonts w:ascii="Arial" w:hAnsi="Arial"/>
-                <w:b w:val="0"/>
-                <w:color w:val="1F2937"/>
-                <w:sz w:val="16"/>
-              </w:rPr>
-              <w:t>Define si el aviso es para todos, maestros o padres.</w:t>
-            </w:r>
-          </w:p>
-        </w:tc>
-      </w:tr>
-      <w:tr>
-        <w:tc>
-          <w:tcPr>
-            <w:tcW w:type="dxa" w:w="5112"/>
-            <w:shd w:fill="F8FAFC"/>
-            <w:vAlign w:val="center"/>
-          </w:tcPr>
-          <w:p>
-            <w:r/>
-            <w:r>
-              <w:rPr>
-                <w:rFonts w:ascii="Arial" w:hAnsi="Arial"/>
-                <w:b w:val="0"/>
-                <w:color w:val="1F2937"/>
-                <w:sz w:val="16"/>
-              </w:rPr>
-              <w:t>Guardar</w:t>
-            </w:r>
-          </w:p>
-        </w:tc>
-        <w:tc>
-          <w:tcPr>
-            <w:tcW w:type="dxa" w:w="5112"/>
-            <w:shd w:fill="F8FAFC"/>
-            <w:vAlign w:val="center"/>
-          </w:tcPr>
-          <w:p>
-            <w:r/>
-            <w:r>
-              <w:rPr>
-                <w:rFonts w:ascii="Arial" w:hAnsi="Arial"/>
-                <w:b w:val="0"/>
-                <w:color w:val="1F2937"/>
-                <w:sz w:val="16"/>
-              </w:rPr>
-              <w:t>Publica el aviso.</w:t>
-            </w:r>
-          </w:p>
-        </w:tc>
-      </w:tr>
-      <w:tr>
-        <w:tc>
-          <w:tcPr>
-            <w:tcW w:type="dxa" w:w="5112"/>
-            <w:shd w:fill="FFFFFF"/>
-            <w:vAlign w:val="center"/>
-          </w:tcPr>
-          <w:p>
-            <w:r/>
-            <w:r>
-              <w:rPr>
-                <w:rFonts w:ascii="Arial" w:hAnsi="Arial"/>
-                <w:b w:val="0"/>
-                <w:color w:val="1F2937"/>
-                <w:sz w:val="16"/>
-              </w:rPr>
-              <w:t>Modificar</w:t>
-            </w:r>
-          </w:p>
-        </w:tc>
-        <w:tc>
-          <w:tcPr>
-            <w:tcW w:type="dxa" w:w="5112"/>
-            <w:shd w:fill="FFFFFF"/>
-            <w:vAlign w:val="center"/>
-          </w:tcPr>
-          <w:p>
-            <w:r/>
-            <w:r>
-              <w:rPr>
-                <w:rFonts w:ascii="Arial" w:hAnsi="Arial"/>
-                <w:b w:val="0"/>
-                <w:color w:val="1F2937"/>
-                <w:sz w:val="16"/>
-              </w:rPr>
-              <w:t>Edita un aviso existente.</w:t>
-            </w:r>
-          </w:p>
-        </w:tc>
-      </w:tr>
-      <w:tr>
-        <w:tc>
-          <w:tcPr>
-            <w:tcW w:type="dxa" w:w="5112"/>
-            <w:shd w:fill="F8FAFC"/>
-            <w:vAlign w:val="center"/>
-          </w:tcPr>
-          <w:p>
-            <w:r/>
-            <w:r>
-              <w:rPr>
-                <w:rFonts w:ascii="Arial" w:hAnsi="Arial"/>
-                <w:b w:val="0"/>
-                <w:color w:val="1F2937"/>
-                <w:sz w:val="16"/>
-              </w:rPr>
-              <w:t>Activar / Desactivar</w:t>
-            </w:r>
-          </w:p>
-        </w:tc>
-        <w:tc>
-          <w:tcPr>
-            <w:tcW w:type="dxa" w:w="5112"/>
-            <w:shd w:fill="F8FAFC"/>
-            <w:vAlign w:val="center"/>
-          </w:tcPr>
-          <w:p>
-            <w:r/>
-            <w:r>
-              <w:rPr>
-                <w:rFonts w:ascii="Arial" w:hAnsi="Arial"/>
-                <w:b w:val="0"/>
-                <w:color w:val="1F2937"/>
-                <w:sz w:val="16"/>
-              </w:rPr>
-              <w:t>Muestra u oculta el aviso sin eliminarlo.</w:t>
-            </w:r>
-          </w:p>
-        </w:tc>
-      </w:tr>
-    </w:tbl>
-    <w:p/>
-    <w:p>
-      <w:r>
-        <w:br w:type="page"/>
-      </w:r>
-    </w:p>
-    <w:p>
-      <w:pPr>
-        <w:pStyle w:val="Heading1"/>
-      </w:pPr>
-      <w:r>
-        <w:rPr>
-          <w:rFonts w:ascii="Arial" w:hAnsi="Arial"/>
-          <w:color w:val="7A0818"/>
-        </w:rPr>
-        <w:t>5. Maestros, grupos y alumnos</w:t>
-      </w:r>
-    </w:p>
-    <w:tbl>
-      <w:tblPr>
-        <w:tblW w:type="auto" w:w="0"/>
-        <w:jc w:val="center"/>
-        <w:tblLayout w:type="autofit"/>
-        <w:tblLook w:firstColumn="1" w:firstRow="1" w:lastColumn="0" w:lastRow="0" w:noHBand="0" w:noVBand="1" w:val="04A0"/>
-        <w:tblBorders>
-          <w:top w:val="single" w:sz="6" w:space="0" w:color="D8DEE8"/>
-          <w:left w:val="single" w:sz="6" w:space="0" w:color="D8DEE8"/>
-          <w:bottom w:val="single" w:sz="6" w:space="0" w:color="D8DEE8"/>
-          <w:right w:val="single" w:sz="6" w:space="0" w:color="D8DEE8"/>
-          <w:insideH w:val="single" w:sz="6" w:space="0" w:color="D8DEE8"/>
-          <w:insideV w:val="single" w:sz="6" w:space="0" w:color="D8DEE8"/>
-        </w:tblBorders>
-      </w:tblPr>
-      <w:tblGrid>
-        <w:gridCol w:w="3408"/>
-        <w:gridCol w:w="3408"/>
-        <w:gridCol w:w="3408"/>
-      </w:tblGrid>
-      <w:tr>
-        <w:tc>
-          <w:tcPr>
-            <w:tcW w:type="dxa" w:w="3408"/>
-            <w:shd w:fill="7A0818"/>
-            <w:vAlign w:val="center"/>
-          </w:tcPr>
-          <w:p>
-            <w:r/>
-            <w:r>
-              <w:rPr>
-                <w:rFonts w:ascii="Arial" w:hAnsi="Arial"/>
-                <w:b/>
-                <w:color w:val="FFFFFF"/>
-                <w:sz w:val="17"/>
-              </w:rPr>
-              <w:t>Módulo</w:t>
-            </w:r>
-          </w:p>
-        </w:tc>
-        <w:tc>
-          <w:tcPr>
-            <w:tcW w:type="dxa" w:w="3408"/>
-            <w:shd w:fill="7A0818"/>
-            <w:vAlign w:val="center"/>
-          </w:tcPr>
-          <w:p>
-            <w:r/>
-            <w:r>
-              <w:rPr>
-                <w:rFonts w:ascii="Arial" w:hAnsi="Arial"/>
-                <w:b/>
-                <w:color w:val="FFFFFF"/>
-                <w:sz w:val="17"/>
-              </w:rPr>
-              <w:t>Campos principales</w:t>
-            </w:r>
-          </w:p>
-        </w:tc>
-        <w:tc>
-          <w:tcPr>
-            <w:tcW w:type="dxa" w:w="3408"/>
-            <w:shd w:fill="7A0818"/>
-            <w:vAlign w:val="center"/>
-          </w:tcPr>
-          <w:p>
-            <w:r/>
-            <w:r>
-              <w:rPr>
-                <w:rFonts w:ascii="Arial" w:hAnsi="Arial"/>
-                <w:b/>
-                <w:color w:val="FFFFFF"/>
-                <w:sz w:val="17"/>
-              </w:rPr>
-              <w:t>Botones principales</w:t>
-            </w:r>
-          </w:p>
-        </w:tc>
-      </w:tr>
-      <w:tr>
-        <w:tc>
-          <w:tcPr>
-            <w:tcW w:type="dxa" w:w="3408"/>
-            <w:shd w:fill="FFFFFF"/>
-            <w:vAlign w:val="center"/>
-          </w:tcPr>
-          <w:p>
-            <w:r/>
-            <w:r>
-              <w:rPr>
-                <w:rFonts w:ascii="Arial" w:hAnsi="Arial"/>
-                <w:b w:val="0"/>
-                <w:color w:val="1F2937"/>
-                <w:sz w:val="16"/>
-              </w:rPr>
-              <w:t>Maestros</w:t>
-            </w:r>
-          </w:p>
-        </w:tc>
-        <w:tc>
-          <w:tcPr>
-            <w:tcW w:type="dxa" w:w="3408"/>
-            <w:shd w:fill="FFFFFF"/>
-            <w:vAlign w:val="center"/>
-          </w:tcPr>
-          <w:p>
-            <w:r/>
-            <w:r>
-              <w:rPr>
-                <w:rFonts w:ascii="Arial" w:hAnsi="Arial"/>
-                <w:b w:val="0"/>
-                <w:color w:val="1F2937"/>
-                <w:sz w:val="16"/>
-              </w:rPr>
-              <w:t>Nombre completo, usuario, contraseña.</w:t>
-            </w:r>
-          </w:p>
-        </w:tc>
-        <w:tc>
-          <w:tcPr>
-            <w:tcW w:type="dxa" w:w="3408"/>
-            <w:shd w:fill="FFFFFF"/>
-            <w:vAlign w:val="center"/>
-          </w:tcPr>
-          <w:p>
-            <w:r/>
-            <w:r>
-              <w:rPr>
-                <w:rFonts w:ascii="Arial" w:hAnsi="Arial"/>
-                <w:b w:val="0"/>
-                <w:color w:val="1F2937"/>
-                <w:sz w:val="16"/>
-              </w:rPr>
-              <w:t>Guardar maestro, importar archivo, editar, eliminar.</w:t>
-            </w:r>
-          </w:p>
-        </w:tc>
-      </w:tr>
-      <w:tr>
-        <w:tc>
-          <w:tcPr>
-            <w:tcW w:type="dxa" w:w="3408"/>
-            <w:shd w:fill="F8FAFC"/>
-            <w:vAlign w:val="center"/>
-          </w:tcPr>
-          <w:p>
-            <w:r/>
-            <w:r>
-              <w:rPr>
-                <w:rFonts w:ascii="Arial" w:hAnsi="Arial"/>
-                <w:b w:val="0"/>
-                <w:color w:val="1F2937"/>
-                <w:sz w:val="16"/>
-              </w:rPr>
-              <w:t>Grupos</w:t>
-            </w:r>
-          </w:p>
-        </w:tc>
-        <w:tc>
-          <w:tcPr>
-            <w:tcW w:type="dxa" w:w="3408"/>
-            <w:shd w:fill="F8FAFC"/>
-            <w:vAlign w:val="center"/>
-          </w:tcPr>
-          <w:p>
-            <w:r/>
-            <w:r>
-              <w:rPr>
-                <w:rFonts w:ascii="Arial" w:hAnsi="Arial"/>
-                <w:b w:val="0"/>
-                <w:color w:val="1F2937"/>
-                <w:sz w:val="16"/>
-              </w:rPr>
-              <w:t>Grado, grupo, turno.</w:t>
-            </w:r>
-          </w:p>
-        </w:tc>
-        <w:tc>
-          <w:tcPr>
-            <w:tcW w:type="dxa" w:w="3408"/>
-            <w:shd w:fill="F8FAFC"/>
-            <w:vAlign w:val="center"/>
-          </w:tcPr>
-          <w:p>
-            <w:r/>
-            <w:r>
-              <w:rPr>
-                <w:rFonts w:ascii="Arial" w:hAnsi="Arial"/>
-                <w:b w:val="0"/>
-                <w:color w:val="1F2937"/>
-                <w:sz w:val="16"/>
-              </w:rPr>
-              <w:t>Guardar grupo, editar, eliminar.</w:t>
-            </w:r>
-          </w:p>
-        </w:tc>
-      </w:tr>
-      <w:tr>
-        <w:tc>
-          <w:tcPr>
-            <w:tcW w:type="dxa" w:w="3408"/>
-            <w:shd w:fill="FFFFFF"/>
-            <w:vAlign w:val="center"/>
-          </w:tcPr>
-          <w:p>
-            <w:r/>
-            <w:r>
-              <w:rPr>
-                <w:rFonts w:ascii="Arial" w:hAnsi="Arial"/>
-                <w:b w:val="0"/>
-                <w:color w:val="1F2937"/>
-                <w:sz w:val="16"/>
-              </w:rPr>
-              <w:t>Alumnos</w:t>
-            </w:r>
-          </w:p>
-        </w:tc>
-        <w:tc>
-          <w:tcPr>
-            <w:tcW w:type="dxa" w:w="3408"/>
-            <w:shd w:fill="FFFFFF"/>
-            <w:vAlign w:val="center"/>
-          </w:tcPr>
-          <w:p>
-            <w:r/>
-            <w:r>
-              <w:rPr>
-                <w:rFonts w:ascii="Arial" w:hAnsi="Arial"/>
-                <w:b w:val="0"/>
-                <w:color w:val="1F2937"/>
-                <w:sz w:val="16"/>
-              </w:rPr>
-              <w:t>Nombre completo, grupo asignado.</w:t>
-            </w:r>
-          </w:p>
-        </w:tc>
-        <w:tc>
-          <w:tcPr>
-            <w:tcW w:type="dxa" w:w="3408"/>
-            <w:shd w:fill="FFFFFF"/>
-            <w:vAlign w:val="center"/>
-          </w:tcPr>
-          <w:p>
-            <w:r/>
-            <w:r>
-              <w:rPr>
-                <w:rFonts w:ascii="Arial" w:hAnsi="Arial"/>
-                <w:b w:val="0"/>
-                <w:color w:val="1F2937"/>
-                <w:sz w:val="16"/>
-              </w:rPr>
-              <w:t>Guardar alumno, importar alumnos, editar, eliminar, historial.</w:t>
-            </w:r>
-          </w:p>
-        </w:tc>
-      </w:tr>
-    </w:tbl>
-    <w:p/>
-    <w:tbl>
-      <w:tblPr>
-        <w:tblW w:type="auto" w:w="0"/>
-        <w:tblLook w:firstColumn="1" w:firstRow="1" w:lastColumn="0" w:lastRow="0" w:noHBand="0" w:noVBand="1" w:val="04A0"/>
-        <w:tblBorders>
-          <w:top w:val="single" w:sz="6" w:space="0" w:color="138A42"/>
-          <w:left w:val="single" w:sz="6" w:space="0" w:color="138A42"/>
-          <w:bottom w:val="single" w:sz="6" w:space="0" w:color="138A42"/>
-          <w:right w:val="single" w:sz="6" w:space="0" w:color="138A42"/>
-          <w:insideH w:val="single" w:sz="6" w:space="0" w:color="138A42"/>
-          <w:insideV w:val="single" w:sz="6" w:space="0" w:color="138A42"/>
-        </w:tblBorders>
-      </w:tblPr>
-      <w:tblGrid>
-        <w:gridCol w:w="10224"/>
-      </w:tblGrid>
-      <w:tr>
-        <w:tc>
-          <w:tcPr>
-            <w:tcW w:type="dxa" w:w="10224"/>
-            <w:shd w:fill="F0FDF4"/>
-          </w:tcPr>
-          <w:p>
-            <w:r>
-              <w:rPr>
-                <w:rFonts w:ascii="Arial" w:hAnsi="Arial"/>
-                <w:b/>
-                <w:color w:val="138A42"/>
-                <w:sz w:val="18"/>
-              </w:rPr>
-              <w:t xml:space="preserve">Buenas prácticas: </w:t>
-            </w:r>
-            <w:r>
-              <w:rPr>
-                <w:rFonts w:ascii="Arial" w:hAnsi="Arial"/>
-                <w:color w:val="1F2937"/>
-                <w:sz w:val="18"/>
-              </w:rPr>
-              <w:t>Captura nombres completos en mayúsculas, revisa duplicados antes de importar y verifica que cada alumno esté en el grupo correcto.</w:t>
-            </w:r>
-          </w:p>
-        </w:tc>
-      </w:tr>
-    </w:tbl>
-    <w:p/>
-    <w:p>
-      <w:r>
-        <w:br w:type="page"/>
-      </w:r>
-    </w:p>
-    <w:p>
-      <w:pPr>
-        <w:pStyle w:val="Heading1"/>
-      </w:pPr>
-      <w:r>
-        <w:rPr>
-          <w:rFonts w:ascii="Arial" w:hAnsi="Arial"/>
-          <w:color w:val="7A0818"/>
-        </w:rPr>
-        <w:t>6. Asignaciones</w:t>
-      </w:r>
-    </w:p>
-    <w:p>
-      <w:pPr>
-        <w:spacing w:after="120" w:line="259" w:lineRule="auto"/>
-      </w:pPr>
-      <w:r>
-        <w:rPr>
-          <w:rFonts w:ascii="Arial" w:hAnsi="Arial"/>
-          <w:sz w:val="20"/>
-        </w:rPr>
-        <w:t>Una asignación une una materia, un docente y un grupo. A partir de esa relación el maestro puede tomar asistencia y capturar calificaciones.</w:t>
-      </w:r>
-    </w:p>
-    <w:tbl>
-      <w:tblPr>
-        <w:tblW w:type="auto" w:w="0"/>
-        <w:jc w:val="center"/>
-        <w:tblLayout w:type="autofit"/>
-        <w:tblLook w:firstColumn="1" w:firstRow="1" w:lastColumn="0" w:lastRow="0" w:noHBand="0" w:noVBand="1" w:val="04A0"/>
-        <w:tblBorders>
-          <w:top w:val="single" w:sz="6" w:space="0" w:color="D8DEE8"/>
-          <w:left w:val="single" w:sz="6" w:space="0" w:color="D8DEE8"/>
-          <w:bottom w:val="single" w:sz="6" w:space="0" w:color="D8DEE8"/>
-          <w:right w:val="single" w:sz="6" w:space="0" w:color="D8DEE8"/>
-          <w:insideH w:val="single" w:sz="6" w:space="0" w:color="D8DEE8"/>
-          <w:insideV w:val="single" w:sz="6" w:space="0" w:color="D8DEE8"/>
-        </w:tblBorders>
-      </w:tblPr>
-      <w:tblGrid>
-        <w:gridCol w:w="5112"/>
-        <w:gridCol w:w="5112"/>
-      </w:tblGrid>
-      <w:tr>
-        <w:tc>
-          <w:tcPr>
-            <w:tcW w:type="dxa" w:w="5112"/>
-            <w:shd w:fill="7A0818"/>
-            <w:vAlign w:val="center"/>
-          </w:tcPr>
-          <w:p>
-            <w:r/>
-            <w:r>
-              <w:rPr>
-                <w:rFonts w:ascii="Arial" w:hAnsi="Arial"/>
-                <w:b/>
-                <w:color w:val="FFFFFF"/>
-                <w:sz w:val="17"/>
-              </w:rPr>
-              <w:t>Campo / botón</w:t>
-            </w:r>
-          </w:p>
-        </w:tc>
-        <w:tc>
-          <w:tcPr>
-            <w:tcW w:type="dxa" w:w="5112"/>
-            <w:shd w:fill="7A0818"/>
-            <w:vAlign w:val="center"/>
-          </w:tcPr>
-          <w:p>
-            <w:r/>
-            <w:r>
-              <w:rPr>
-                <w:rFonts w:ascii="Arial" w:hAnsi="Arial"/>
-                <w:b/>
-                <w:color w:val="FFFFFF"/>
-                <w:sz w:val="17"/>
-              </w:rPr>
-              <w:t>Uso</w:t>
-            </w:r>
-          </w:p>
-        </w:tc>
-      </w:tr>
-      <w:tr>
-        <w:tc>
-          <w:tcPr>
-            <w:tcW w:type="dxa" w:w="5112"/>
-            <w:shd w:fill="FFFFFF"/>
-            <w:vAlign w:val="center"/>
-          </w:tcPr>
-          <w:p>
-            <w:r/>
-            <w:r>
-              <w:rPr>
-                <w:rFonts w:ascii="Arial" w:hAnsi="Arial"/>
-                <w:b w:val="0"/>
-                <w:color w:val="1F2937"/>
-                <w:sz w:val="16"/>
-              </w:rPr>
-              <w:t>Materia</w:t>
-            </w:r>
-          </w:p>
-        </w:tc>
-        <w:tc>
-          <w:tcPr>
-            <w:tcW w:type="dxa" w:w="5112"/>
-            <w:shd w:fill="FFFFFF"/>
-            <w:vAlign w:val="center"/>
-          </w:tcPr>
-          <w:p>
-            <w:r/>
-            <w:r>
-              <w:rPr>
-                <w:rFonts w:ascii="Arial" w:hAnsi="Arial"/>
-                <w:b w:val="0"/>
-                <w:color w:val="1F2937"/>
-                <w:sz w:val="16"/>
-              </w:rPr>
-              <w:t>Nombre de la materia o asignatura.</w:t>
-            </w:r>
-          </w:p>
-        </w:tc>
-      </w:tr>
-      <w:tr>
-        <w:tc>
-          <w:tcPr>
-            <w:tcW w:type="dxa" w:w="5112"/>
-            <w:shd w:fill="F8FAFC"/>
-            <w:vAlign w:val="center"/>
-          </w:tcPr>
-          <w:p>
-            <w:r/>
-            <w:r>
-              <w:rPr>
-                <w:rFonts w:ascii="Arial" w:hAnsi="Arial"/>
-                <w:b w:val="0"/>
-                <w:color w:val="1F2937"/>
-                <w:sz w:val="16"/>
-              </w:rPr>
-              <w:t>Docente</w:t>
-            </w:r>
-          </w:p>
-        </w:tc>
-        <w:tc>
-          <w:tcPr>
-            <w:tcW w:type="dxa" w:w="5112"/>
-            <w:shd w:fill="F8FAFC"/>
-            <w:vAlign w:val="center"/>
-          </w:tcPr>
-          <w:p>
-            <w:r/>
-            <w:r>
-              <w:rPr>
-                <w:rFonts w:ascii="Arial" w:hAnsi="Arial"/>
-                <w:b w:val="0"/>
-                <w:color w:val="1F2937"/>
-                <w:sz w:val="16"/>
-              </w:rPr>
-              <w:t>Maestro responsable.</w:t>
-            </w:r>
-          </w:p>
-        </w:tc>
-      </w:tr>
-      <w:tr>
-        <w:tc>
-          <w:tcPr>
-            <w:tcW w:type="dxa" w:w="5112"/>
-            <w:shd w:fill="FFFFFF"/>
-            <w:vAlign w:val="center"/>
-          </w:tcPr>
-          <w:p>
-            <w:r/>
-            <w:r>
-              <w:rPr>
-                <w:rFonts w:ascii="Arial" w:hAnsi="Arial"/>
-                <w:b w:val="0"/>
-                <w:color w:val="1F2937"/>
-                <w:sz w:val="16"/>
-              </w:rPr>
-              <w:t>Grupo</w:t>
-            </w:r>
-          </w:p>
-        </w:tc>
-        <w:tc>
-          <w:tcPr>
-            <w:tcW w:type="dxa" w:w="5112"/>
-            <w:shd w:fill="FFFFFF"/>
-            <w:vAlign w:val="center"/>
-          </w:tcPr>
-          <w:p>
-            <w:r/>
-            <w:r>
-              <w:rPr>
-                <w:rFonts w:ascii="Arial" w:hAnsi="Arial"/>
-                <w:b w:val="0"/>
-                <w:color w:val="1F2937"/>
-                <w:sz w:val="16"/>
-              </w:rPr>
-              <w:t>Grupo al que pertenece la asignación.</w:t>
-            </w:r>
-          </w:p>
-        </w:tc>
-      </w:tr>
-      <w:tr>
-        <w:tc>
-          <w:tcPr>
-            <w:tcW w:type="dxa" w:w="5112"/>
-            <w:shd w:fill="F8FAFC"/>
-            <w:vAlign w:val="center"/>
-          </w:tcPr>
-          <w:p>
-            <w:r/>
-            <w:r>
-              <w:rPr>
-                <w:rFonts w:ascii="Arial" w:hAnsi="Arial"/>
-                <w:b w:val="0"/>
-                <w:color w:val="1F2937"/>
-                <w:sz w:val="16"/>
-              </w:rPr>
-              <w:t>Guardar asignación</w:t>
-            </w:r>
-          </w:p>
-        </w:tc>
-        <w:tc>
-          <w:tcPr>
-            <w:tcW w:type="dxa" w:w="5112"/>
-            <w:shd w:fill="F8FAFC"/>
-            <w:vAlign w:val="center"/>
-          </w:tcPr>
-          <w:p>
-            <w:r/>
-            <w:r>
-              <w:rPr>
-                <w:rFonts w:ascii="Arial" w:hAnsi="Arial"/>
-                <w:b w:val="0"/>
-                <w:color w:val="1F2937"/>
-                <w:sz w:val="16"/>
-              </w:rPr>
-              <w:t>Crea el vínculo materia-docente-grupo.</w:t>
-            </w:r>
-          </w:p>
-        </w:tc>
-      </w:tr>
-      <w:tr>
-        <w:tc>
-          <w:tcPr>
-            <w:tcW w:type="dxa" w:w="5112"/>
-            <w:shd w:fill="FFFFFF"/>
-            <w:vAlign w:val="center"/>
-          </w:tcPr>
-          <w:p>
-            <w:r/>
-            <w:r>
-              <w:rPr>
-                <w:rFonts w:ascii="Arial" w:hAnsi="Arial"/>
-                <w:b w:val="0"/>
-                <w:color w:val="1F2937"/>
-                <w:sz w:val="16"/>
-              </w:rPr>
-              <w:t>Calificaciones PDF / Excel</w:t>
-            </w:r>
-          </w:p>
-        </w:tc>
-        <w:tc>
-          <w:tcPr>
-            <w:tcW w:type="dxa" w:w="5112"/>
-            <w:shd w:fill="FFFFFF"/>
-            <w:vAlign w:val="center"/>
-          </w:tcPr>
-          <w:p>
-            <w:r/>
-            <w:r>
-              <w:rPr>
-                <w:rFonts w:ascii="Arial" w:hAnsi="Arial"/>
-                <w:b w:val="0"/>
-                <w:color w:val="1F2937"/>
-                <w:sz w:val="16"/>
-              </w:rPr>
-              <w:t>Exporta calificaciones de esa asignación.</w:t>
-            </w:r>
-          </w:p>
-        </w:tc>
-      </w:tr>
-      <w:tr>
-        <w:tc>
-          <w:tcPr>
-            <w:tcW w:type="dxa" w:w="5112"/>
-            <w:shd w:fill="F8FAFC"/>
-            <w:vAlign w:val="center"/>
-          </w:tcPr>
-          <w:p>
-            <w:r/>
-            <w:r>
-              <w:rPr>
-                <w:rFonts w:ascii="Arial" w:hAnsi="Arial"/>
-                <w:b w:val="0"/>
-                <w:color w:val="1F2937"/>
-                <w:sz w:val="16"/>
-              </w:rPr>
-              <w:t>Asistencias PDF / Excel</w:t>
-            </w:r>
-          </w:p>
-        </w:tc>
-        <w:tc>
-          <w:tcPr>
-            <w:tcW w:type="dxa" w:w="5112"/>
-            <w:shd w:fill="F8FAFC"/>
-            <w:vAlign w:val="center"/>
-          </w:tcPr>
-          <w:p>
-            <w:r/>
-            <w:r>
-              <w:rPr>
-                <w:rFonts w:ascii="Arial" w:hAnsi="Arial"/>
-                <w:b w:val="0"/>
-                <w:color w:val="1F2937"/>
-                <w:sz w:val="16"/>
-              </w:rPr>
-              <w:t>Exporta asistencias de esa asignación.</w:t>
-            </w:r>
-          </w:p>
-        </w:tc>
-      </w:tr>
-    </w:tbl>
-    <w:p/>
-    <w:p>
-      <w:r>
-        <w:br w:type="page"/>
-      </w:r>
-    </w:p>
-    <w:p>
-      <w:pPr>
-        <w:pStyle w:val="Heading1"/>
-      </w:pPr>
-      <w:r>
-        <w:rPr>
-          <w:rFonts w:ascii="Arial" w:hAnsi="Arial"/>
-          <w:color w:val="7A0818"/>
-        </w:rPr>
-        <w:t>7. Calificaciones</w:t>
-      </w:r>
-    </w:p>
-    <w:p>
-      <w:pPr>
-        <w:spacing w:after="120" w:line="259" w:lineRule="auto"/>
-      </w:pPr>
-      <w:r>
-        <w:rPr>
-          <w:rFonts w:ascii="Arial" w:hAnsi="Arial"/>
-          <w:sz w:val="20"/>
-        </w:rPr>
-        <w:t>El docente o administrador captura calificaciones por asignación y periodo de evaluación.</w:t>
-      </w:r>
-    </w:p>
-    <w:tbl>
-      <w:tblPr>
-        <w:tblW w:type="auto" w:w="0"/>
-        <w:jc w:val="center"/>
-        <w:tblLayout w:type="autofit"/>
-        <w:tblLook w:firstColumn="1" w:firstRow="1" w:lastColumn="0" w:lastRow="0" w:noHBand="0" w:noVBand="1" w:val="04A0"/>
-        <w:tblBorders>
-          <w:top w:val="single" w:sz="6" w:space="0" w:color="D8DEE8"/>
-          <w:left w:val="single" w:sz="6" w:space="0" w:color="D8DEE8"/>
-          <w:bottom w:val="single" w:sz="6" w:space="0" w:color="D8DEE8"/>
-          <w:right w:val="single" w:sz="6" w:space="0" w:color="D8DEE8"/>
-          <w:insideH w:val="single" w:sz="6" w:space="0" w:color="D8DEE8"/>
-          <w:insideV w:val="single" w:sz="6" w:space="0" w:color="D8DEE8"/>
-        </w:tblBorders>
-      </w:tblPr>
-      <w:tblGrid>
-        <w:gridCol w:w="5112"/>
-        <w:gridCol w:w="5112"/>
-      </w:tblGrid>
-      <w:tr>
-        <w:tc>
-          <w:tcPr>
-            <w:tcW w:type="dxa" w:w="5112"/>
-            <w:shd w:fill="7A0818"/>
-            <w:vAlign w:val="center"/>
-          </w:tcPr>
-          <w:p>
-            <w:r/>
-            <w:r>
-              <w:rPr>
-                <w:rFonts w:ascii="Arial" w:hAnsi="Arial"/>
-                <w:b/>
-                <w:color w:val="FFFFFF"/>
-                <w:sz w:val="17"/>
-              </w:rPr>
-              <w:t>Elemento</w:t>
-            </w:r>
-          </w:p>
-        </w:tc>
-        <w:tc>
-          <w:tcPr>
-            <w:tcW w:type="dxa" w:w="5112"/>
-            <w:shd w:fill="7A0818"/>
-            <w:vAlign w:val="center"/>
-          </w:tcPr>
-          <w:p>
-            <w:r/>
-            <w:r>
-              <w:rPr>
-                <w:rFonts w:ascii="Arial" w:hAnsi="Arial"/>
-                <w:b/>
-                <w:color w:val="FFFFFF"/>
-                <w:sz w:val="17"/>
-              </w:rPr>
-              <w:t>Función</w:t>
-            </w:r>
-          </w:p>
-        </w:tc>
-      </w:tr>
-      <w:tr>
-        <w:tc>
-          <w:tcPr>
-            <w:tcW w:type="dxa" w:w="5112"/>
-            <w:shd w:fill="FFFFFF"/>
-            <w:vAlign w:val="center"/>
-          </w:tcPr>
-          <w:p>
-            <w:r/>
-            <w:r>
-              <w:rPr>
-                <w:rFonts w:ascii="Arial" w:hAnsi="Arial"/>
-                <w:b w:val="0"/>
-                <w:color w:val="1F2937"/>
-                <w:sz w:val="16"/>
-              </w:rPr>
-              <w:t>Periodo de evaluación</w:t>
-            </w:r>
-          </w:p>
-        </w:tc>
-        <w:tc>
-          <w:tcPr>
-            <w:tcW w:type="dxa" w:w="5112"/>
-            <w:shd w:fill="FFFFFF"/>
-            <w:vAlign w:val="center"/>
-          </w:tcPr>
-          <w:p>
-            <w:r/>
-            <w:r>
-              <w:rPr>
-                <w:rFonts w:ascii="Arial" w:hAnsi="Arial"/>
-                <w:b w:val="0"/>
-                <w:color w:val="1F2937"/>
-                <w:sz w:val="16"/>
-              </w:rPr>
-              <w:t>Selecciona el parcial que se va a calificar.</w:t>
-            </w:r>
-          </w:p>
-        </w:tc>
-      </w:tr>
-      <w:tr>
-        <w:tc>
-          <w:tcPr>
-            <w:tcW w:type="dxa" w:w="5112"/>
-            <w:shd w:fill="F8FAFC"/>
-            <w:vAlign w:val="center"/>
-          </w:tcPr>
-          <w:p>
-            <w:r/>
-            <w:r>
-              <w:rPr>
-                <w:rFonts w:ascii="Arial" w:hAnsi="Arial"/>
-                <w:b w:val="0"/>
-                <w:color w:val="1F2937"/>
-                <w:sz w:val="16"/>
-              </w:rPr>
-              <w:t>Lista de alumnos</w:t>
-            </w:r>
-          </w:p>
-        </w:tc>
-        <w:tc>
-          <w:tcPr>
-            <w:tcW w:type="dxa" w:w="5112"/>
-            <w:shd w:fill="F8FAFC"/>
-            <w:vAlign w:val="center"/>
-          </w:tcPr>
-          <w:p>
-            <w:r/>
-            <w:r>
-              <w:rPr>
-                <w:rFonts w:ascii="Arial" w:hAnsi="Arial"/>
-                <w:b w:val="0"/>
-                <w:color w:val="1F2937"/>
-                <w:sz w:val="16"/>
-              </w:rPr>
-              <w:t>Muestra alumnos del grupo asignado.</w:t>
-            </w:r>
-          </w:p>
-        </w:tc>
-      </w:tr>
-      <w:tr>
-        <w:tc>
-          <w:tcPr>
-            <w:tcW w:type="dxa" w:w="5112"/>
-            <w:shd w:fill="FFFFFF"/>
-            <w:vAlign w:val="center"/>
-          </w:tcPr>
-          <w:p>
-            <w:r/>
-            <w:r>
-              <w:rPr>
-                <w:rFonts w:ascii="Arial" w:hAnsi="Arial"/>
-                <w:b w:val="0"/>
-                <w:color w:val="1F2937"/>
-                <w:sz w:val="16"/>
-              </w:rPr>
-              <w:t>Calificación</w:t>
-            </w:r>
-          </w:p>
-        </w:tc>
-        <w:tc>
-          <w:tcPr>
-            <w:tcW w:type="dxa" w:w="5112"/>
-            <w:shd w:fill="FFFFFF"/>
-            <w:vAlign w:val="center"/>
-          </w:tcPr>
-          <w:p>
-            <w:r/>
-            <w:r>
-              <w:rPr>
-                <w:rFonts w:ascii="Arial" w:hAnsi="Arial"/>
-                <w:b w:val="0"/>
-                <w:color w:val="1F2937"/>
-                <w:sz w:val="16"/>
-              </w:rPr>
-              <w:t>Campo numérico para capturar el resultado del alumno.</w:t>
-            </w:r>
-          </w:p>
-        </w:tc>
-      </w:tr>
-      <w:tr>
-        <w:tc>
-          <w:tcPr>
-            <w:tcW w:type="dxa" w:w="5112"/>
-            <w:shd w:fill="F8FAFC"/>
-            <w:vAlign w:val="center"/>
-          </w:tcPr>
-          <w:p>
-            <w:r/>
-            <w:r>
-              <w:rPr>
-                <w:rFonts w:ascii="Arial" w:hAnsi="Arial"/>
-                <w:b w:val="0"/>
-                <w:color w:val="1F2937"/>
-                <w:sz w:val="16"/>
-              </w:rPr>
-              <w:t>Guardar calificaciones</w:t>
-            </w:r>
-          </w:p>
-        </w:tc>
-        <w:tc>
-          <w:tcPr>
-            <w:tcW w:type="dxa" w:w="5112"/>
-            <w:shd w:fill="F8FAFC"/>
-            <w:vAlign w:val="center"/>
-          </w:tcPr>
-          <w:p>
-            <w:r/>
-            <w:r>
-              <w:rPr>
-                <w:rFonts w:ascii="Arial" w:hAnsi="Arial"/>
-                <w:b w:val="0"/>
-                <w:color w:val="1F2937"/>
-                <w:sz w:val="16"/>
-              </w:rPr>
-              <w:t>Guarda todas las calificaciones capturadas.</w:t>
-            </w:r>
-          </w:p>
-        </w:tc>
-      </w:tr>
-      <w:tr>
-        <w:tc>
-          <w:tcPr>
-            <w:tcW w:type="dxa" w:w="5112"/>
-            <w:shd w:fill="FFFFFF"/>
-            <w:vAlign w:val="center"/>
-          </w:tcPr>
-          <w:p>
-            <w:r/>
-            <w:r>
-              <w:rPr>
-                <w:rFonts w:ascii="Arial" w:hAnsi="Arial"/>
-                <w:b w:val="0"/>
-                <w:color w:val="1F2937"/>
-                <w:sz w:val="16"/>
-              </w:rPr>
-              <w:t>Volver al inicio</w:t>
-            </w:r>
-          </w:p>
-        </w:tc>
-        <w:tc>
-          <w:tcPr>
-            <w:tcW w:type="dxa" w:w="5112"/>
-            <w:shd w:fill="FFFFFF"/>
-            <w:vAlign w:val="center"/>
-          </w:tcPr>
-          <w:p>
-            <w:r/>
-            <w:r>
-              <w:rPr>
-                <w:rFonts w:ascii="Arial" w:hAnsi="Arial"/>
-                <w:b w:val="0"/>
-                <w:color w:val="1F2937"/>
-                <w:sz w:val="16"/>
-              </w:rPr>
-              <w:t>Regresa al panel correspondiente.</w:t>
-            </w:r>
-          </w:p>
-        </w:tc>
-      </w:tr>
-    </w:tbl>
-    <w:p/>
-    <w:p>
-      <w:r>
-        <w:br w:type="page"/>
-      </w:r>
-    </w:p>
-    <w:p>
-      <w:pPr>
-        <w:pStyle w:val="Heading1"/>
-      </w:pPr>
-      <w:r>
-        <w:rPr>
-          <w:rFonts w:ascii="Arial" w:hAnsi="Arial"/>
-          <w:color w:val="7A0818"/>
-        </w:rPr>
-        <w:t>8. Pase de lista / asistencia</w:t>
-      </w:r>
-    </w:p>
-    <w:p>
-      <w:pPr>
-        <w:spacing w:after="120" w:line="259" w:lineRule="auto"/>
-      </w:pPr>
-      <w:r>
-        <w:rPr>
-          <w:rFonts w:ascii="Arial" w:hAnsi="Arial"/>
-          <w:sz w:val="20"/>
-        </w:rPr>
-        <w:t>La asistencia permite registrar el estado diario de cada alumno.</w:t>
-      </w:r>
-    </w:p>
-    <w:tbl>
-      <w:tblPr>
-        <w:tblW w:type="auto" w:w="0"/>
-        <w:jc w:val="center"/>
-        <w:tblLayout w:type="autofit"/>
-        <w:tblLook w:firstColumn="1" w:firstRow="1" w:lastColumn="0" w:lastRow="0" w:noHBand="0" w:noVBand="1" w:val="04A0"/>
-        <w:tblBorders>
-          <w:top w:val="single" w:sz="6" w:space="0" w:color="D8DEE8"/>
-          <w:left w:val="single" w:sz="6" w:space="0" w:color="D8DEE8"/>
-          <w:bottom w:val="single" w:sz="6" w:space="0" w:color="D8DEE8"/>
-          <w:right w:val="single" w:sz="6" w:space="0" w:color="D8DEE8"/>
-          <w:insideH w:val="single" w:sz="6" w:space="0" w:color="D8DEE8"/>
-          <w:insideV w:val="single" w:sz="6" w:space="0" w:color="D8DEE8"/>
-        </w:tblBorders>
-      </w:tblPr>
-      <w:tblGrid>
-        <w:gridCol w:w="5112"/>
-        <w:gridCol w:w="5112"/>
-      </w:tblGrid>
-      <w:tr>
-        <w:tc>
-          <w:tcPr>
-            <w:tcW w:type="dxa" w:w="5112"/>
-            <w:shd w:fill="7A0818"/>
-            <w:vAlign w:val="center"/>
-          </w:tcPr>
-          <w:p>
-            <w:r/>
-            <w:r>
-              <w:rPr>
-                <w:rFonts w:ascii="Arial" w:hAnsi="Arial"/>
-                <w:b/>
-                <w:color w:val="FFFFFF"/>
-                <w:sz w:val="17"/>
-              </w:rPr>
-              <w:t>Estado</w:t>
-            </w:r>
-          </w:p>
-        </w:tc>
-        <w:tc>
-          <w:tcPr>
-            <w:tcW w:type="dxa" w:w="5112"/>
-            <w:shd w:fill="7A0818"/>
-            <w:vAlign w:val="center"/>
-          </w:tcPr>
-          <w:p>
-            <w:r/>
-            <w:r>
-              <w:rPr>
-                <w:rFonts w:ascii="Arial" w:hAnsi="Arial"/>
-                <w:b/>
-                <w:color w:val="FFFFFF"/>
-                <w:sz w:val="17"/>
-              </w:rPr>
-              <w:t>Significado</w:t>
-            </w:r>
-          </w:p>
-        </w:tc>
-      </w:tr>
-      <w:tr>
-        <w:tc>
-          <w:tcPr>
-            <w:tcW w:type="dxa" w:w="5112"/>
-            <w:shd w:fill="FFFFFF"/>
-            <w:vAlign w:val="center"/>
-          </w:tcPr>
-          <w:p>
-            <w:r/>
-            <w:r>
-              <w:rPr>
-                <w:rFonts w:ascii="Arial" w:hAnsi="Arial"/>
-                <w:b w:val="0"/>
-                <w:color w:val="1F2937"/>
-                <w:sz w:val="16"/>
-              </w:rPr>
-              <w:t>Asistencia</w:t>
-            </w:r>
-          </w:p>
-        </w:tc>
-        <w:tc>
-          <w:tcPr>
-            <w:tcW w:type="dxa" w:w="5112"/>
-            <w:shd w:fill="FFFFFF"/>
-            <w:vAlign w:val="center"/>
-          </w:tcPr>
-          <w:p>
-            <w:r/>
-            <w:r>
-              <w:rPr>
-                <w:rFonts w:ascii="Arial" w:hAnsi="Arial"/>
-                <w:b w:val="0"/>
-                <w:color w:val="1F2937"/>
-                <w:sz w:val="16"/>
-              </w:rPr>
-              <w:t>El alumno asistió.</w:t>
-            </w:r>
-          </w:p>
-        </w:tc>
-      </w:tr>
-      <w:tr>
-        <w:tc>
-          <w:tcPr>
-            <w:tcW w:type="dxa" w:w="5112"/>
-            <w:shd w:fill="F8FAFC"/>
-            <w:vAlign w:val="center"/>
-          </w:tcPr>
-          <w:p>
-            <w:r/>
-            <w:r>
-              <w:rPr>
-                <w:rFonts w:ascii="Arial" w:hAnsi="Arial"/>
-                <w:b w:val="0"/>
-                <w:color w:val="1F2937"/>
-                <w:sz w:val="16"/>
-              </w:rPr>
-              <w:t>Falta</w:t>
-            </w:r>
-          </w:p>
-        </w:tc>
-        <w:tc>
-          <w:tcPr>
-            <w:tcW w:type="dxa" w:w="5112"/>
-            <w:shd w:fill="F8FAFC"/>
-            <w:vAlign w:val="center"/>
-          </w:tcPr>
-          <w:p>
-            <w:r/>
-            <w:r>
-              <w:rPr>
-                <w:rFonts w:ascii="Arial" w:hAnsi="Arial"/>
-                <w:b w:val="0"/>
-                <w:color w:val="1F2937"/>
-                <w:sz w:val="16"/>
-              </w:rPr>
-              <w:t>El alumno no asistió.</w:t>
-            </w:r>
-          </w:p>
-        </w:tc>
-      </w:tr>
-      <w:tr>
-        <w:tc>
-          <w:tcPr>
-            <w:tcW w:type="dxa" w:w="5112"/>
-            <w:shd w:fill="FFFFFF"/>
-            <w:vAlign w:val="center"/>
-          </w:tcPr>
-          <w:p>
-            <w:r/>
-            <w:r>
-              <w:rPr>
-                <w:rFonts w:ascii="Arial" w:hAnsi="Arial"/>
-                <w:b w:val="0"/>
-                <w:color w:val="1F2937"/>
-                <w:sz w:val="16"/>
-              </w:rPr>
-              <w:t>Retardo</w:t>
-            </w:r>
-          </w:p>
-        </w:tc>
-        <w:tc>
-          <w:tcPr>
-            <w:tcW w:type="dxa" w:w="5112"/>
-            <w:shd w:fill="FFFFFF"/>
-            <w:vAlign w:val="center"/>
-          </w:tcPr>
-          <w:p>
-            <w:r/>
-            <w:r>
-              <w:rPr>
-                <w:rFonts w:ascii="Arial" w:hAnsi="Arial"/>
-                <w:b w:val="0"/>
-                <w:color w:val="1F2937"/>
-                <w:sz w:val="16"/>
-              </w:rPr>
-              <w:t>El alumno llegó tarde.</w:t>
-            </w:r>
-          </w:p>
-        </w:tc>
-      </w:tr>
-      <w:tr>
-        <w:tc>
-          <w:tcPr>
-            <w:tcW w:type="dxa" w:w="5112"/>
-            <w:shd w:fill="F8FAFC"/>
-            <w:vAlign w:val="center"/>
-          </w:tcPr>
-          <w:p>
-            <w:r/>
-            <w:r>
-              <w:rPr>
-                <w:rFonts w:ascii="Arial" w:hAnsi="Arial"/>
-                <w:b w:val="0"/>
-                <w:color w:val="1F2937"/>
-                <w:sz w:val="16"/>
-              </w:rPr>
-              <w:t>Justificante</w:t>
-            </w:r>
-          </w:p>
-        </w:tc>
-        <w:tc>
-          <w:tcPr>
-            <w:tcW w:type="dxa" w:w="5112"/>
-            <w:shd w:fill="F8FAFC"/>
-            <w:vAlign w:val="center"/>
-          </w:tcPr>
-          <w:p>
-            <w:r/>
-            <w:r>
-              <w:rPr>
-                <w:rFonts w:ascii="Arial" w:hAnsi="Arial"/>
-                <w:b w:val="0"/>
-                <w:color w:val="1F2937"/>
-                <w:sz w:val="16"/>
-              </w:rPr>
-              <w:t>El alumno tiene justificación registrada.</w:t>
-            </w:r>
-          </w:p>
-        </w:tc>
-      </w:tr>
-    </w:tbl>
-    <w:p/>
-    <w:tbl>
-      <w:tblPr>
-        <w:tblW w:type="auto" w:w="0"/>
-        <w:jc w:val="center"/>
-        <w:tblLayout w:type="autofit"/>
-        <w:tblLook w:firstColumn="1" w:firstRow="1" w:lastColumn="0" w:lastRow="0" w:noHBand="0" w:noVBand="1" w:val="04A0"/>
-        <w:tblBorders>
-          <w:top w:val="single" w:sz="6" w:space="0" w:color="D8DEE8"/>
-          <w:left w:val="single" w:sz="6" w:space="0" w:color="D8DEE8"/>
-          <w:bottom w:val="single" w:sz="6" w:space="0" w:color="D8DEE8"/>
-          <w:right w:val="single" w:sz="6" w:space="0" w:color="D8DEE8"/>
-          <w:insideH w:val="single" w:sz="6" w:space="0" w:color="D8DEE8"/>
-          <w:insideV w:val="single" w:sz="6" w:space="0" w:color="D8DEE8"/>
-        </w:tblBorders>
-      </w:tblPr>
-      <w:tblGrid>
-        <w:gridCol w:w="5112"/>
-        <w:gridCol w:w="5112"/>
-      </w:tblGrid>
-      <w:tr>
-        <w:tc>
-          <w:tcPr>
-            <w:tcW w:type="dxa" w:w="5112"/>
-            <w:shd w:fill="7A0818"/>
-            <w:vAlign w:val="center"/>
-          </w:tcPr>
-          <w:p>
-            <w:r/>
-            <w:r>
-              <w:rPr>
-                <w:rFonts w:ascii="Arial" w:hAnsi="Arial"/>
-                <w:b/>
-                <w:color w:val="FFFFFF"/>
-                <w:sz w:val="17"/>
-              </w:rPr>
-              <w:t>Botón / campo</w:t>
-            </w:r>
-          </w:p>
-        </w:tc>
-        <w:tc>
-          <w:tcPr>
-            <w:tcW w:type="dxa" w:w="5112"/>
-            <w:shd w:fill="7A0818"/>
-            <w:vAlign w:val="center"/>
-          </w:tcPr>
-          <w:p>
-            <w:r/>
-            <w:r>
-              <w:rPr>
-                <w:rFonts w:ascii="Arial" w:hAnsi="Arial"/>
-                <w:b/>
-                <w:color w:val="FFFFFF"/>
-                <w:sz w:val="17"/>
-              </w:rPr>
-              <w:t>Uso</w:t>
-            </w:r>
-          </w:p>
-        </w:tc>
-      </w:tr>
-      <w:tr>
-        <w:tc>
-          <w:tcPr>
-            <w:tcW w:type="dxa" w:w="5112"/>
-            <w:shd w:fill="FFFFFF"/>
-            <w:vAlign w:val="center"/>
-          </w:tcPr>
-          <w:p>
-            <w:r/>
-            <w:r>
-              <w:rPr>
-                <w:rFonts w:ascii="Arial" w:hAnsi="Arial"/>
-                <w:b w:val="0"/>
-                <w:color w:val="1F2937"/>
-                <w:sz w:val="16"/>
-              </w:rPr>
-              <w:t>Estado</w:t>
-            </w:r>
-          </w:p>
-        </w:tc>
-        <w:tc>
-          <w:tcPr>
-            <w:tcW w:type="dxa" w:w="5112"/>
-            <w:shd w:fill="FFFFFF"/>
-            <w:vAlign w:val="center"/>
-          </w:tcPr>
-          <w:p>
-            <w:r/>
-            <w:r>
-              <w:rPr>
-                <w:rFonts w:ascii="Arial" w:hAnsi="Arial"/>
-                <w:b w:val="0"/>
-                <w:color w:val="1F2937"/>
-                <w:sz w:val="16"/>
-              </w:rPr>
-              <w:t>Selecciona el estado de asistencia por alumno.</w:t>
-            </w:r>
-          </w:p>
-        </w:tc>
-      </w:tr>
-      <w:tr>
-        <w:tc>
-          <w:tcPr>
-            <w:tcW w:type="dxa" w:w="5112"/>
-            <w:shd w:fill="F8FAFC"/>
-            <w:vAlign w:val="center"/>
-          </w:tcPr>
-          <w:p>
-            <w:r/>
-            <w:r>
-              <w:rPr>
-                <w:rFonts w:ascii="Arial" w:hAnsi="Arial"/>
-                <w:b w:val="0"/>
-                <w:color w:val="1F2937"/>
-                <w:sz w:val="16"/>
-              </w:rPr>
-              <w:t>Guardar asistencia</w:t>
-            </w:r>
-          </w:p>
-        </w:tc>
-        <w:tc>
-          <w:tcPr>
-            <w:tcW w:type="dxa" w:w="5112"/>
-            <w:shd w:fill="F8FAFC"/>
-            <w:vAlign w:val="center"/>
-          </w:tcPr>
-          <w:p>
-            <w:r/>
-            <w:r>
-              <w:rPr>
-                <w:rFonts w:ascii="Arial" w:hAnsi="Arial"/>
-                <w:b w:val="0"/>
-                <w:color w:val="1F2937"/>
-                <w:sz w:val="16"/>
-              </w:rPr>
-              <w:t>Guarda el pase de lista del día.</w:t>
-            </w:r>
-          </w:p>
-        </w:tc>
-      </w:tr>
-      <w:tr>
-        <w:tc>
-          <w:tcPr>
-            <w:tcW w:type="dxa" w:w="5112"/>
-            <w:shd w:fill="FFFFFF"/>
-            <w:vAlign w:val="center"/>
-          </w:tcPr>
-          <w:p>
-            <w:r/>
-            <w:r>
-              <w:rPr>
-                <w:rFonts w:ascii="Arial" w:hAnsi="Arial"/>
-                <w:b w:val="0"/>
-                <w:color w:val="1F2937"/>
-                <w:sz w:val="16"/>
-              </w:rPr>
-              <w:t>Volver al inicio</w:t>
-            </w:r>
-          </w:p>
-        </w:tc>
-        <w:tc>
-          <w:tcPr>
-            <w:tcW w:type="dxa" w:w="5112"/>
-            <w:shd w:fill="FFFFFF"/>
-            <w:vAlign w:val="center"/>
-          </w:tcPr>
-          <w:p>
-            <w:r/>
-            <w:r>
-              <w:rPr>
-                <w:rFonts w:ascii="Arial" w:hAnsi="Arial"/>
-                <w:b w:val="0"/>
-                <w:color w:val="1F2937"/>
-                <w:sz w:val="16"/>
-              </w:rPr>
-              <w:t>Regresa al portal docente o administrador.</w:t>
-            </w:r>
-          </w:p>
-        </w:tc>
-      </w:tr>
-    </w:tbl>
-    <w:p/>
-    <w:p>
-      <w:r>
-        <w:br w:type="page"/>
-      </w:r>
-    </w:p>
-    <w:p>
-      <w:pPr>
-        <w:pStyle w:val="Heading1"/>
-      </w:pPr>
-      <w:r>
-        <w:rPr>
-          <w:rFonts w:ascii="Arial" w:hAnsi="Arial"/>
-          <w:color w:val="7A0818"/>
-        </w:rPr>
-        <w:t>9. Expediente del alumno</w:t>
-      </w:r>
-    </w:p>
-    <w:p>
-      <w:pPr>
-        <w:spacing w:after="120" w:line="259" w:lineRule="auto"/>
-      </w:pPr>
-      <w:r>
-        <w:rPr>
-          <w:rFonts w:ascii="Arial" w:hAnsi="Arial"/>
-          <w:sz w:val="20"/>
-        </w:rPr>
-        <w:t>El expediente concentra calificaciones, promedio, asistencias, faltas, retardos y justificantes por alumno y periodo.</w:t>
-      </w:r>
-    </w:p>
-    <w:tbl>
-      <w:tblPr>
-        <w:tblW w:type="auto" w:w="0"/>
-        <w:jc w:val="center"/>
-        <w:tblLayout w:type="autofit"/>
-        <w:tblLook w:firstColumn="1" w:firstRow="1" w:lastColumn="0" w:lastRow="0" w:noHBand="0" w:noVBand="1" w:val="04A0"/>
-        <w:tblBorders>
-          <w:top w:val="single" w:sz="6" w:space="0" w:color="D8DEE8"/>
-          <w:left w:val="single" w:sz="6" w:space="0" w:color="D8DEE8"/>
-          <w:bottom w:val="single" w:sz="6" w:space="0" w:color="D8DEE8"/>
-          <w:right w:val="single" w:sz="6" w:space="0" w:color="D8DEE8"/>
-          <w:insideH w:val="single" w:sz="6" w:space="0" w:color="D8DEE8"/>
-          <w:insideV w:val="single" w:sz="6" w:space="0" w:color="D8DEE8"/>
-        </w:tblBorders>
-      </w:tblPr>
-      <w:tblGrid>
-        <w:gridCol w:w="5112"/>
-        <w:gridCol w:w="5112"/>
-      </w:tblGrid>
-      <w:tr>
-        <w:tc>
-          <w:tcPr>
-            <w:tcW w:type="dxa" w:w="5112"/>
-            <w:shd w:fill="7A0818"/>
-            <w:vAlign w:val="center"/>
-          </w:tcPr>
-          <w:p>
-            <w:r/>
-            <w:r>
-              <w:rPr>
-                <w:rFonts w:ascii="Arial" w:hAnsi="Arial"/>
-                <w:b/>
-                <w:color w:val="FFFFFF"/>
-                <w:sz w:val="17"/>
-              </w:rPr>
-              <w:t>Elemento</w:t>
-            </w:r>
-          </w:p>
-        </w:tc>
-        <w:tc>
-          <w:tcPr>
-            <w:tcW w:type="dxa" w:w="5112"/>
-            <w:shd w:fill="7A0818"/>
-            <w:vAlign w:val="center"/>
-          </w:tcPr>
-          <w:p>
-            <w:r/>
-            <w:r>
-              <w:rPr>
-                <w:rFonts w:ascii="Arial" w:hAnsi="Arial"/>
-                <w:b/>
-                <w:color w:val="FFFFFF"/>
-                <w:sz w:val="17"/>
-              </w:rPr>
-              <w:t>Función</w:t>
-            </w:r>
-          </w:p>
-        </w:tc>
-      </w:tr>
-      <w:tr>
-        <w:tc>
-          <w:tcPr>
-            <w:tcW w:type="dxa" w:w="5112"/>
-            <w:shd w:fill="FFFFFF"/>
-            <w:vAlign w:val="center"/>
-          </w:tcPr>
-          <w:p>
-            <w:r/>
-            <w:r>
-              <w:rPr>
-                <w:rFonts w:ascii="Arial" w:hAnsi="Arial"/>
-                <w:b w:val="0"/>
-                <w:color w:val="1F2937"/>
-                <w:sz w:val="16"/>
-              </w:rPr>
-              <w:t>Ciclo y parcial</w:t>
-            </w:r>
-          </w:p>
-        </w:tc>
-        <w:tc>
-          <w:tcPr>
-            <w:tcW w:type="dxa" w:w="5112"/>
-            <w:shd w:fill="FFFFFF"/>
-            <w:vAlign w:val="center"/>
-          </w:tcPr>
-          <w:p>
-            <w:r/>
-            <w:r>
-              <w:rPr>
-                <w:rFonts w:ascii="Arial" w:hAnsi="Arial"/>
-                <w:b w:val="0"/>
-                <w:color w:val="1F2937"/>
-                <w:sz w:val="16"/>
-              </w:rPr>
-              <w:t>Filtra la información del alumno.</w:t>
-            </w:r>
-          </w:p>
-        </w:tc>
-      </w:tr>
-      <w:tr>
-        <w:tc>
-          <w:tcPr>
-            <w:tcW w:type="dxa" w:w="5112"/>
-            <w:shd w:fill="F8FAFC"/>
-            <w:vAlign w:val="center"/>
-          </w:tcPr>
-          <w:p>
-            <w:r/>
-            <w:r>
-              <w:rPr>
-                <w:rFonts w:ascii="Arial" w:hAnsi="Arial"/>
-                <w:b w:val="0"/>
-                <w:color w:val="1F2937"/>
-                <w:sz w:val="16"/>
-              </w:rPr>
-              <w:t>Aplicar filtro</w:t>
-            </w:r>
-          </w:p>
-        </w:tc>
-        <w:tc>
-          <w:tcPr>
-            <w:tcW w:type="dxa" w:w="5112"/>
-            <w:shd w:fill="F8FAFC"/>
-            <w:vAlign w:val="center"/>
-          </w:tcPr>
-          <w:p>
-            <w:r/>
-            <w:r>
-              <w:rPr>
-                <w:rFonts w:ascii="Arial" w:hAnsi="Arial"/>
-                <w:b w:val="0"/>
-                <w:color w:val="1F2937"/>
-                <w:sz w:val="16"/>
-              </w:rPr>
-              <w:t>Actualiza los datos mostrados.</w:t>
-            </w:r>
-          </w:p>
-        </w:tc>
-      </w:tr>
-      <w:tr>
-        <w:tc>
-          <w:tcPr>
-            <w:tcW w:type="dxa" w:w="5112"/>
-            <w:shd w:fill="FFFFFF"/>
-            <w:vAlign w:val="center"/>
-          </w:tcPr>
-          <w:p>
-            <w:r/>
-            <w:r>
-              <w:rPr>
-                <w:rFonts w:ascii="Arial" w:hAnsi="Arial"/>
-                <w:b w:val="0"/>
-                <w:color w:val="1F2937"/>
-                <w:sz w:val="16"/>
-              </w:rPr>
-              <w:t>Boleta PDF</w:t>
-            </w:r>
-          </w:p>
-        </w:tc>
-        <w:tc>
-          <w:tcPr>
-            <w:tcW w:type="dxa" w:w="5112"/>
-            <w:shd w:fill="FFFFFF"/>
-            <w:vAlign w:val="center"/>
-          </w:tcPr>
-          <w:p>
-            <w:r/>
-            <w:r>
-              <w:rPr>
-                <w:rFonts w:ascii="Arial" w:hAnsi="Arial"/>
-                <w:b w:val="0"/>
-                <w:color w:val="1F2937"/>
-                <w:sz w:val="16"/>
-              </w:rPr>
-              <w:t>Genera la boleta imprimible del alumno.</w:t>
-            </w:r>
-          </w:p>
-        </w:tc>
-      </w:tr>
-      <w:tr>
-        <w:tc>
-          <w:tcPr>
-            <w:tcW w:type="dxa" w:w="5112"/>
-            <w:shd w:fill="F8FAFC"/>
-            <w:vAlign w:val="center"/>
-          </w:tcPr>
-          <w:p>
-            <w:r/>
-            <w:r>
-              <w:rPr>
-                <w:rFonts w:ascii="Arial" w:hAnsi="Arial"/>
-                <w:b w:val="0"/>
-                <w:color w:val="1F2937"/>
-                <w:sz w:val="16"/>
-              </w:rPr>
-              <w:t>Promedio</w:t>
-            </w:r>
-          </w:p>
-        </w:tc>
-        <w:tc>
-          <w:tcPr>
-            <w:tcW w:type="dxa" w:w="5112"/>
-            <w:shd w:fill="F8FAFC"/>
-            <w:vAlign w:val="center"/>
-          </w:tcPr>
-          <w:p>
-            <w:r/>
-            <w:r>
-              <w:rPr>
-                <w:rFonts w:ascii="Arial" w:hAnsi="Arial"/>
-                <w:b w:val="0"/>
-                <w:color w:val="1F2937"/>
-                <w:sz w:val="16"/>
-              </w:rPr>
-              <w:t>Muestra promedio del periodo seleccionado.</w:t>
-            </w:r>
-          </w:p>
-        </w:tc>
-      </w:tr>
-      <w:tr>
-        <w:tc>
-          <w:tcPr>
-            <w:tcW w:type="dxa" w:w="5112"/>
-            <w:shd w:fill="FFFFFF"/>
-            <w:vAlign w:val="center"/>
-          </w:tcPr>
-          <w:p>
-            <w:r/>
-            <w:r>
-              <w:rPr>
-                <w:rFonts w:ascii="Arial" w:hAnsi="Arial"/>
-                <w:b w:val="0"/>
-                <w:color w:val="1F2937"/>
-                <w:sz w:val="16"/>
-              </w:rPr>
-              <w:t>Últimas asistencias</w:t>
-            </w:r>
-          </w:p>
-        </w:tc>
-        <w:tc>
-          <w:tcPr>
-            <w:tcW w:type="dxa" w:w="5112"/>
-            <w:shd w:fill="FFFFFF"/>
-            <w:vAlign w:val="center"/>
-          </w:tcPr>
-          <w:p>
-            <w:r/>
-            <w:r>
-              <w:rPr>
-                <w:rFonts w:ascii="Arial" w:hAnsi="Arial"/>
-                <w:b w:val="0"/>
-                <w:color w:val="1F2937"/>
-                <w:sz w:val="16"/>
-              </w:rPr>
-              <w:t>Lista registros recientes de asistencia.</w:t>
-            </w:r>
-          </w:p>
-        </w:tc>
-      </w:tr>
-    </w:tbl>
-    <w:p/>
-    <w:p>
-      <w:r>
-        <w:br w:type="page"/>
-      </w:r>
-    </w:p>
-    <w:p>
-      <w:pPr>
-        <w:pStyle w:val="Heading1"/>
-      </w:pPr>
-      <w:r>
-        <w:rPr>
-          <w:rFonts w:ascii="Arial" w:hAnsi="Arial"/>
-          <w:color w:val="7A0818"/>
-        </w:rPr>
-        <w:t>10. Reportes</w:t>
-      </w:r>
-    </w:p>
-    <w:p>
-      <w:pPr>
-        <w:spacing w:after="120" w:line="259" w:lineRule="auto"/>
-      </w:pPr>
-      <w:r>
-        <w:rPr>
-          <w:rFonts w:ascii="Arial" w:hAnsi="Arial"/>
-          <w:sz w:val="20"/>
-        </w:rPr>
-        <w:t>El centro de reportes permite exportar información administrativa en PDF o Excel.</w:t>
-      </w:r>
-    </w:p>
-    <w:tbl>
-      <w:tblPr>
-        <w:tblW w:type="auto" w:w="0"/>
-        <w:jc w:val="center"/>
-        <w:tblLayout w:type="autofit"/>
-        <w:tblLook w:firstColumn="1" w:firstRow="1" w:lastColumn="0" w:lastRow="0" w:noHBand="0" w:noVBand="1" w:val="04A0"/>
-        <w:tblBorders>
-          <w:top w:val="single" w:sz="6" w:space="0" w:color="D8DEE8"/>
-          <w:left w:val="single" w:sz="6" w:space="0" w:color="D8DEE8"/>
-          <w:bottom w:val="single" w:sz="6" w:space="0" w:color="D8DEE8"/>
-          <w:right w:val="single" w:sz="6" w:space="0" w:color="D8DEE8"/>
-          <w:insideH w:val="single" w:sz="6" w:space="0" w:color="D8DEE8"/>
-          <w:insideV w:val="single" w:sz="6" w:space="0" w:color="D8DEE8"/>
-        </w:tblBorders>
-      </w:tblPr>
-      <w:tblGrid>
-        <w:gridCol w:w="5112"/>
-        <w:gridCol w:w="5112"/>
-      </w:tblGrid>
-      <w:tr>
-        <w:tc>
-          <w:tcPr>
-            <w:tcW w:type="dxa" w:w="5112"/>
-            <w:shd w:fill="7A0818"/>
-            <w:vAlign w:val="center"/>
-          </w:tcPr>
-          <w:p>
-            <w:r/>
-            <w:r>
-              <w:rPr>
-                <w:rFonts w:ascii="Arial" w:hAnsi="Arial"/>
-                <w:b/>
-                <w:color w:val="FFFFFF"/>
-                <w:sz w:val="17"/>
-              </w:rPr>
-              <w:t>Reporte</w:t>
-            </w:r>
-          </w:p>
-        </w:tc>
-        <w:tc>
-          <w:tcPr>
-            <w:tcW w:type="dxa" w:w="5112"/>
-            <w:shd w:fill="7A0818"/>
-            <w:vAlign w:val="center"/>
-          </w:tcPr>
-          <w:p>
-            <w:r/>
-            <w:r>
-              <w:rPr>
-                <w:rFonts w:ascii="Arial" w:hAnsi="Arial"/>
-                <w:b/>
-                <w:color w:val="FFFFFF"/>
-                <w:sz w:val="17"/>
-              </w:rPr>
-              <w:t>Qué genera</w:t>
-            </w:r>
-          </w:p>
-        </w:tc>
-      </w:tr>
-      <w:tr>
-        <w:tc>
-          <w:tcPr>
-            <w:tcW w:type="dxa" w:w="5112"/>
-            <w:shd w:fill="FFFFFF"/>
-            <w:vAlign w:val="center"/>
-          </w:tcPr>
-          <w:p>
-            <w:r/>
-            <w:r>
-              <w:rPr>
-                <w:rFonts w:ascii="Arial" w:hAnsi="Arial"/>
-                <w:b w:val="0"/>
-                <w:color w:val="1F2937"/>
-                <w:sz w:val="16"/>
-              </w:rPr>
-              <w:t>Asistencias por grupo</w:t>
-            </w:r>
-          </w:p>
-        </w:tc>
-        <w:tc>
-          <w:tcPr>
-            <w:tcW w:type="dxa" w:w="5112"/>
-            <w:shd w:fill="FFFFFF"/>
-            <w:vAlign w:val="center"/>
-          </w:tcPr>
-          <w:p>
-            <w:r/>
-            <w:r>
-              <w:rPr>
-                <w:rFonts w:ascii="Arial" w:hAnsi="Arial"/>
-                <w:b w:val="0"/>
-                <w:color w:val="1F2937"/>
-                <w:sz w:val="16"/>
-              </w:rPr>
-              <w:t>Asistencia de un grupo en un rango de fechas.</w:t>
-            </w:r>
-          </w:p>
-        </w:tc>
-      </w:tr>
-      <w:tr>
-        <w:tc>
-          <w:tcPr>
-            <w:tcW w:type="dxa" w:w="5112"/>
-            <w:shd w:fill="F8FAFC"/>
-            <w:vAlign w:val="center"/>
-          </w:tcPr>
-          <w:p>
-            <w:r/>
-            <w:r>
-              <w:rPr>
-                <w:rFonts w:ascii="Arial" w:hAnsi="Arial"/>
-                <w:b w:val="0"/>
-                <w:color w:val="1F2937"/>
-                <w:sz w:val="16"/>
-              </w:rPr>
-              <w:t>Asistencias por asignación</w:t>
-            </w:r>
-          </w:p>
-        </w:tc>
-        <w:tc>
-          <w:tcPr>
-            <w:tcW w:type="dxa" w:w="5112"/>
-            <w:shd w:fill="F8FAFC"/>
-            <w:vAlign w:val="center"/>
-          </w:tcPr>
-          <w:p>
-            <w:r/>
-            <w:r>
-              <w:rPr>
-                <w:rFonts w:ascii="Arial" w:hAnsi="Arial"/>
-                <w:b w:val="0"/>
-                <w:color w:val="1F2937"/>
-                <w:sz w:val="16"/>
-              </w:rPr>
-              <w:t>Asistencia por materia, docente y grupo.</w:t>
-            </w:r>
-          </w:p>
-        </w:tc>
-      </w:tr>
-      <w:tr>
-        <w:tc>
-          <w:tcPr>
-            <w:tcW w:type="dxa" w:w="5112"/>
-            <w:shd w:fill="FFFFFF"/>
-            <w:vAlign w:val="center"/>
-          </w:tcPr>
-          <w:p>
-            <w:r/>
-            <w:r>
-              <w:rPr>
-                <w:rFonts w:ascii="Arial" w:hAnsi="Arial"/>
-                <w:b w:val="0"/>
-                <w:color w:val="1F2937"/>
-                <w:sz w:val="16"/>
-              </w:rPr>
-              <w:t>Calificaciones</w:t>
-            </w:r>
-          </w:p>
-        </w:tc>
-        <w:tc>
-          <w:tcPr>
-            <w:tcW w:type="dxa" w:w="5112"/>
-            <w:shd w:fill="FFFFFF"/>
-            <w:vAlign w:val="center"/>
-          </w:tcPr>
-          <w:p>
-            <w:r/>
-            <w:r>
-              <w:rPr>
-                <w:rFonts w:ascii="Arial" w:hAnsi="Arial"/>
-                <w:b w:val="0"/>
-                <w:color w:val="1F2937"/>
-                <w:sz w:val="16"/>
-              </w:rPr>
-              <w:t>Promedios y registros por periodo, grupo o asignación.</w:t>
-            </w:r>
-          </w:p>
-        </w:tc>
-      </w:tr>
-      <w:tr>
-        <w:tc>
-          <w:tcPr>
-            <w:tcW w:type="dxa" w:w="5112"/>
-            <w:shd w:fill="F8FAFC"/>
-            <w:vAlign w:val="center"/>
-          </w:tcPr>
-          <w:p>
-            <w:r/>
-            <w:r>
-              <w:rPr>
-                <w:rFonts w:ascii="Arial" w:hAnsi="Arial"/>
-                <w:b w:val="0"/>
-                <w:color w:val="1F2937"/>
-                <w:sz w:val="16"/>
-              </w:rPr>
-              <w:t>Boleta individual</w:t>
-            </w:r>
-          </w:p>
-        </w:tc>
-        <w:tc>
-          <w:tcPr>
-            <w:tcW w:type="dxa" w:w="5112"/>
-            <w:shd w:fill="F8FAFC"/>
-            <w:vAlign w:val="center"/>
-          </w:tcPr>
-          <w:p>
-            <w:r/>
-            <w:r>
-              <w:rPr>
-                <w:rFonts w:ascii="Arial" w:hAnsi="Arial"/>
-                <w:b w:val="0"/>
-                <w:color w:val="1F2937"/>
-                <w:sz w:val="16"/>
-              </w:rPr>
-              <w:t>Boleta del alumno seleccionado.</w:t>
-            </w:r>
-          </w:p>
-        </w:tc>
-      </w:tr>
-    </w:tbl>
-    <w:p/>
-    <w:tbl>
-      <w:tblPr>
-        <w:tblW w:type="auto" w:w="0"/>
-        <w:tblLook w:firstColumn="1" w:firstRow="1" w:lastColumn="0" w:lastRow="0" w:noHBand="0" w:noVBand="1" w:val="04A0"/>
-        <w:tblBorders>
-          <w:top w:val="single" w:sz="6" w:space="0" w:color="1F4E79"/>
-          <w:left w:val="single" w:sz="6" w:space="0" w:color="1F4E79"/>
-          <w:bottom w:val="single" w:sz="6" w:space="0" w:color="1F4E79"/>
-          <w:right w:val="single" w:sz="6" w:space="0" w:color="1F4E79"/>
-          <w:insideH w:val="single" w:sz="6" w:space="0" w:color="1F4E79"/>
-          <w:insideV w:val="single" w:sz="6" w:space="0" w:color="1F4E79"/>
-        </w:tblBorders>
-      </w:tblPr>
-      <w:tblGrid>
-        <w:gridCol w:w="10224"/>
-      </w:tblGrid>
-      <w:tr>
-        <w:tc>
-          <w:tcPr>
-            <w:tcW w:type="dxa" w:w="10224"/>
-            <w:shd w:fill="EFF6FF"/>
-          </w:tcPr>
-          <w:p>
-            <w:r>
-              <w:rPr>
-                <w:rFonts w:ascii="Arial" w:hAnsi="Arial"/>
-                <w:b/>
-                <w:color w:val="1F4E79"/>
-                <w:sz w:val="18"/>
-              </w:rPr>
-              <w:t xml:space="preserve">Nota: </w:t>
-            </w:r>
-            <w:r>
-              <w:rPr>
-                <w:rFonts w:ascii="Arial" w:hAnsi="Arial"/>
-                <w:color w:val="1F2937"/>
-                <w:sz w:val="18"/>
-              </w:rPr>
-              <w:t>Los reportes PDF se abren listos para imprimir o guardar como PDF desde el navegador.</w:t>
-            </w:r>
-          </w:p>
-        </w:tc>
-      </w:tr>
-    </w:tbl>
-    <w:p/>
-    <w:p>
-      <w:r>
-        <w:br w:type="page"/>
-      </w:r>
-    </w:p>
-    <w:p>
-      <w:pPr>
-        <w:pStyle w:val="Heading1"/>
-      </w:pPr>
-      <w:r>
-        <w:rPr>
-          <w:rFonts w:ascii="Arial" w:hAnsi="Arial"/>
-          <w:color w:val="7A0818"/>
-        </w:rPr>
-        <w:t>11. Usuarios y roles</w:t>
-      </w:r>
-    </w:p>
-    <w:p>
-      <w:pPr>
-        <w:spacing w:after="120" w:line="259" w:lineRule="auto"/>
-      </w:pPr>
-      <w:r>
-        <w:rPr>
-          <w:rFonts w:ascii="Arial" w:hAnsi="Arial"/>
-          <w:sz w:val="20"/>
-        </w:rPr>
-        <w:t>Este módulo controla quién puede entrar al sistema y qué funciones puede utilizar.</w:t>
-      </w:r>
-    </w:p>
-    <w:tbl>
-      <w:tblPr>
-        <w:tblW w:type="auto" w:w="0"/>
-        <w:jc w:val="center"/>
-        <w:tblLayout w:type="autofit"/>
-        <w:tblLook w:firstColumn="1" w:firstRow="1" w:lastColumn="0" w:lastRow="0" w:noHBand="0" w:noVBand="1" w:val="04A0"/>
-        <w:tblBorders>
-          <w:top w:val="single" w:sz="6" w:space="0" w:color="D8DEE8"/>
-          <w:left w:val="single" w:sz="6" w:space="0" w:color="D8DEE8"/>
-          <w:bottom w:val="single" w:sz="6" w:space="0" w:color="D8DEE8"/>
-          <w:right w:val="single" w:sz="6" w:space="0" w:color="D8DEE8"/>
-          <w:insideH w:val="single" w:sz="6" w:space="0" w:color="D8DEE8"/>
-          <w:insideV w:val="single" w:sz="6" w:space="0" w:color="D8DEE8"/>
-        </w:tblBorders>
-      </w:tblPr>
-      <w:tblGrid>
-        <w:gridCol w:w="5112"/>
-        <w:gridCol w:w="5112"/>
-      </w:tblGrid>
-      <w:tr>
-        <w:tc>
-          <w:tcPr>
-            <w:tcW w:type="dxa" w:w="5112"/>
-            <w:shd w:fill="7A0818"/>
-            <w:vAlign w:val="center"/>
-          </w:tcPr>
-          <w:p>
-            <w:r/>
-            <w:r>
-              <w:rPr>
-                <w:rFonts w:ascii="Arial" w:hAnsi="Arial"/>
-                <w:b/>
-                <w:color w:val="FFFFFF"/>
-                <w:sz w:val="17"/>
-              </w:rPr>
-              <w:t>Rol</w:t>
-            </w:r>
-          </w:p>
-        </w:tc>
-        <w:tc>
-          <w:tcPr>
-            <w:tcW w:type="dxa" w:w="5112"/>
-            <w:shd w:fill="7A0818"/>
-            <w:vAlign w:val="center"/>
-          </w:tcPr>
-          <w:p>
-            <w:r/>
-            <w:r>
-              <w:rPr>
-                <w:rFonts w:ascii="Arial" w:hAnsi="Arial"/>
-                <w:b/>
-                <w:color w:val="FFFFFF"/>
-                <w:sz w:val="17"/>
-              </w:rPr>
-              <w:t>Acceso principal</w:t>
-            </w:r>
-          </w:p>
-        </w:tc>
-      </w:tr>
-      <w:tr>
-        <w:tc>
-          <w:tcPr>
-            <w:tcW w:type="dxa" w:w="5112"/>
-            <w:shd w:fill="FFFFFF"/>
-            <w:vAlign w:val="center"/>
-          </w:tcPr>
-          <w:p>
-            <w:r/>
-            <w:r>
-              <w:rPr>
-                <w:rFonts w:ascii="Arial" w:hAnsi="Arial"/>
-                <w:b w:val="0"/>
-                <w:color w:val="1F2937"/>
-                <w:sz w:val="16"/>
-              </w:rPr>
-              <w:t>Administrador</w:t>
-            </w:r>
-          </w:p>
-        </w:tc>
-        <w:tc>
-          <w:tcPr>
-            <w:tcW w:type="dxa" w:w="5112"/>
-            <w:shd w:fill="FFFFFF"/>
-            <w:vAlign w:val="center"/>
-          </w:tcPr>
-          <w:p>
-            <w:r/>
-            <w:r>
-              <w:rPr>
-                <w:rFonts w:ascii="Arial" w:hAnsi="Arial"/>
-                <w:b w:val="0"/>
-                <w:color w:val="1F2937"/>
-                <w:sz w:val="16"/>
-              </w:rPr>
-              <w:t>Control completo del sistema.</w:t>
-            </w:r>
-          </w:p>
-        </w:tc>
-      </w:tr>
-      <w:tr>
-        <w:tc>
-          <w:tcPr>
-            <w:tcW w:type="dxa" w:w="5112"/>
-            <w:shd w:fill="F8FAFC"/>
-            <w:vAlign w:val="center"/>
-          </w:tcPr>
-          <w:p>
-            <w:r/>
-            <w:r>
-              <w:rPr>
-                <w:rFonts w:ascii="Arial" w:hAnsi="Arial"/>
-                <w:b w:val="0"/>
-                <w:color w:val="1F2937"/>
-                <w:sz w:val="16"/>
-              </w:rPr>
-              <w:t>Maestro</w:t>
-            </w:r>
-          </w:p>
-        </w:tc>
-        <w:tc>
-          <w:tcPr>
-            <w:tcW w:type="dxa" w:w="5112"/>
-            <w:shd w:fill="F8FAFC"/>
-            <w:vAlign w:val="center"/>
-          </w:tcPr>
-          <w:p>
-            <w:r/>
-            <w:r>
-              <w:rPr>
-                <w:rFonts w:ascii="Arial" w:hAnsi="Arial"/>
-                <w:b w:val="0"/>
-                <w:color w:val="1F2937"/>
-                <w:sz w:val="16"/>
-              </w:rPr>
-              <w:t>Portal docente, asistencia, calificaciones y exportaciones propias.</w:t>
-            </w:r>
-          </w:p>
-        </w:tc>
-      </w:tr>
-      <w:tr>
-        <w:tc>
-          <w:tcPr>
-            <w:tcW w:type="dxa" w:w="5112"/>
-            <w:shd w:fill="FFFFFF"/>
-            <w:vAlign w:val="center"/>
-          </w:tcPr>
-          <w:p>
-            <w:r/>
-            <w:r>
-              <w:rPr>
-                <w:rFonts w:ascii="Arial" w:hAnsi="Arial"/>
-                <w:b w:val="0"/>
-                <w:color w:val="1F2937"/>
-                <w:sz w:val="16"/>
-              </w:rPr>
-              <w:t>Director</w:t>
-            </w:r>
-          </w:p>
-        </w:tc>
-        <w:tc>
-          <w:tcPr>
-            <w:tcW w:type="dxa" w:w="5112"/>
-            <w:shd w:fill="FFFFFF"/>
-            <w:vAlign w:val="center"/>
-          </w:tcPr>
-          <w:p>
-            <w:r/>
-            <w:r>
-              <w:rPr>
-                <w:rFonts w:ascii="Arial" w:hAnsi="Arial"/>
-                <w:b w:val="0"/>
-                <w:color w:val="1F2937"/>
-                <w:sz w:val="16"/>
-              </w:rPr>
-              <w:t>Consulta y supervisión según configuración.</w:t>
-            </w:r>
-          </w:p>
-        </w:tc>
-      </w:tr>
-      <w:tr>
-        <w:tc>
-          <w:tcPr>
-            <w:tcW w:type="dxa" w:w="5112"/>
-            <w:shd w:fill="F8FAFC"/>
-            <w:vAlign w:val="center"/>
-          </w:tcPr>
-          <w:p>
-            <w:r/>
-            <w:r>
-              <w:rPr>
-                <w:rFonts w:ascii="Arial" w:hAnsi="Arial"/>
-                <w:b w:val="0"/>
-                <w:color w:val="1F2937"/>
-                <w:sz w:val="16"/>
-              </w:rPr>
-              <w:t>Secretario</w:t>
-            </w:r>
-          </w:p>
-        </w:tc>
-        <w:tc>
-          <w:tcPr>
-            <w:tcW w:type="dxa" w:w="5112"/>
-            <w:shd w:fill="F8FAFC"/>
-            <w:vAlign w:val="center"/>
-          </w:tcPr>
-          <w:p>
-            <w:r/>
-            <w:r>
-              <w:rPr>
-                <w:rFonts w:ascii="Arial" w:hAnsi="Arial"/>
-                <w:b w:val="0"/>
-                <w:color w:val="1F2937"/>
-                <w:sz w:val="16"/>
-              </w:rPr>
-              <w:t>Operación administrativa autorizada.</w:t>
-            </w:r>
-          </w:p>
-        </w:tc>
-      </w:tr>
-      <w:tr>
-        <w:tc>
-          <w:tcPr>
-            <w:tcW w:type="dxa" w:w="5112"/>
-            <w:shd w:fill="FFFFFF"/>
-            <w:vAlign w:val="center"/>
-          </w:tcPr>
-          <w:p>
-            <w:r/>
-            <w:r>
-              <w:rPr>
-                <w:rFonts w:ascii="Arial" w:hAnsi="Arial"/>
-                <w:b w:val="0"/>
-                <w:color w:val="1F2937"/>
-                <w:sz w:val="16"/>
-              </w:rPr>
-              <w:t>Coordinador</w:t>
-            </w:r>
-          </w:p>
-        </w:tc>
-        <w:tc>
-          <w:tcPr>
-            <w:tcW w:type="dxa" w:w="5112"/>
-            <w:shd w:fill="FFFFFF"/>
-            <w:vAlign w:val="center"/>
-          </w:tcPr>
-          <w:p>
-            <w:r/>
-            <w:r>
-              <w:rPr>
-                <w:rFonts w:ascii="Arial" w:hAnsi="Arial"/>
-                <w:b w:val="0"/>
-                <w:color w:val="1F2937"/>
-                <w:sz w:val="16"/>
-              </w:rPr>
-              <w:t>Seguimiento escolar autorizado.</w:t>
-            </w:r>
-          </w:p>
-        </w:tc>
-      </w:tr>
-      <w:tr>
-        <w:tc>
-          <w:tcPr>
-            <w:tcW w:type="dxa" w:w="5112"/>
-            <w:shd w:fill="F8FAFC"/>
-            <w:vAlign w:val="center"/>
-          </w:tcPr>
-          <w:p>
-            <w:r/>
-            <w:r>
-              <w:rPr>
-                <w:rFonts w:ascii="Arial" w:hAnsi="Arial"/>
-                <w:b w:val="0"/>
-                <w:color w:val="1F2937"/>
-                <w:sz w:val="16"/>
-              </w:rPr>
-              <w:t>Prefecto</w:t>
-            </w:r>
-          </w:p>
-        </w:tc>
-        <w:tc>
-          <w:tcPr>
-            <w:tcW w:type="dxa" w:w="5112"/>
-            <w:shd w:fill="F8FAFC"/>
-            <w:vAlign w:val="center"/>
-          </w:tcPr>
-          <w:p>
-            <w:r/>
-            <w:r>
-              <w:rPr>
-                <w:rFonts w:ascii="Arial" w:hAnsi="Arial"/>
-                <w:b w:val="0"/>
-                <w:color w:val="1F2937"/>
-                <w:sz w:val="16"/>
-              </w:rPr>
-              <w:t>Apoyo al seguimiento de asistencia.</w:t>
-            </w:r>
-          </w:p>
-        </w:tc>
-      </w:tr>
-    </w:tbl>
-    <w:p/>
-    <w:tbl>
-      <w:tblPr>
-        <w:tblW w:type="auto" w:w="0"/>
-        <w:jc w:val="center"/>
-        <w:tblLayout w:type="autofit"/>
-        <w:tblLook w:firstColumn="1" w:firstRow="1" w:lastColumn="0" w:lastRow="0" w:noHBand="0" w:noVBand="1" w:val="04A0"/>
-        <w:tblBorders>
-          <w:top w:val="single" w:sz="6" w:space="0" w:color="D8DEE8"/>
-          <w:left w:val="single" w:sz="6" w:space="0" w:color="D8DEE8"/>
-          <w:bottom w:val="single" w:sz="6" w:space="0" w:color="D8DEE8"/>
-          <w:right w:val="single" w:sz="6" w:space="0" w:color="D8DEE8"/>
-          <w:insideH w:val="single" w:sz="6" w:space="0" w:color="D8DEE8"/>
-          <w:insideV w:val="single" w:sz="6" w:space="0" w:color="D8DEE8"/>
-        </w:tblBorders>
-      </w:tblPr>
-      <w:tblGrid>
-        <w:gridCol w:w="5112"/>
-        <w:gridCol w:w="5112"/>
-      </w:tblGrid>
-      <w:tr>
-        <w:tc>
-          <w:tcPr>
-            <w:tcW w:type="dxa" w:w="5112"/>
-            <w:shd w:fill="7A0818"/>
-            <w:vAlign w:val="center"/>
-          </w:tcPr>
-          <w:p>
-            <w:r/>
-            <w:r>
-              <w:rPr>
-                <w:rFonts w:ascii="Arial" w:hAnsi="Arial"/>
-                <w:b/>
-                <w:color w:val="FFFFFF"/>
-                <w:sz w:val="17"/>
-              </w:rPr>
-              <w:t>Botón / campo</w:t>
-            </w:r>
-          </w:p>
-        </w:tc>
-        <w:tc>
-          <w:tcPr>
-            <w:tcW w:type="dxa" w:w="5112"/>
-            <w:shd w:fill="7A0818"/>
-            <w:vAlign w:val="center"/>
-          </w:tcPr>
-          <w:p>
-            <w:r/>
-            <w:r>
-              <w:rPr>
-                <w:rFonts w:ascii="Arial" w:hAnsi="Arial"/>
-                <w:b/>
-                <w:color w:val="FFFFFF"/>
-                <w:sz w:val="17"/>
-              </w:rPr>
-              <w:t>Uso</w:t>
-            </w:r>
-          </w:p>
-        </w:tc>
-      </w:tr>
-      <w:tr>
-        <w:tc>
-          <w:tcPr>
-            <w:tcW w:type="dxa" w:w="5112"/>
-            <w:shd w:fill="FFFFFF"/>
-            <w:vAlign w:val="center"/>
-          </w:tcPr>
-          <w:p>
-            <w:r/>
-            <w:r>
-              <w:rPr>
-                <w:rFonts w:ascii="Arial" w:hAnsi="Arial"/>
-                <w:b w:val="0"/>
-                <w:color w:val="1F2937"/>
-                <w:sz w:val="16"/>
-              </w:rPr>
-              <w:t>Nuevo usuario</w:t>
-            </w:r>
-          </w:p>
-        </w:tc>
-        <w:tc>
-          <w:tcPr>
-            <w:tcW w:type="dxa" w:w="5112"/>
-            <w:shd w:fill="FFFFFF"/>
-            <w:vAlign w:val="center"/>
-          </w:tcPr>
-          <w:p>
-            <w:r/>
-            <w:r>
-              <w:rPr>
-                <w:rFonts w:ascii="Arial" w:hAnsi="Arial"/>
-                <w:b w:val="0"/>
-                <w:color w:val="1F2937"/>
-                <w:sz w:val="16"/>
-              </w:rPr>
-              <w:t>Crea usuario con rol y contraseña.</w:t>
-            </w:r>
-          </w:p>
-        </w:tc>
-      </w:tr>
-      <w:tr>
-        <w:tc>
-          <w:tcPr>
-            <w:tcW w:type="dxa" w:w="5112"/>
-            <w:shd w:fill="F8FAFC"/>
-            <w:vAlign w:val="center"/>
-          </w:tcPr>
-          <w:p>
-            <w:r/>
-            <w:r>
-              <w:rPr>
-                <w:rFonts w:ascii="Arial" w:hAnsi="Arial"/>
-                <w:b w:val="0"/>
-                <w:color w:val="1F2937"/>
-                <w:sz w:val="16"/>
-              </w:rPr>
-              <w:t>Modificar</w:t>
-            </w:r>
-          </w:p>
-        </w:tc>
-        <w:tc>
-          <w:tcPr>
-            <w:tcW w:type="dxa" w:w="5112"/>
-            <w:shd w:fill="F8FAFC"/>
-            <w:vAlign w:val="center"/>
-          </w:tcPr>
-          <w:p>
-            <w:r/>
-            <w:r>
-              <w:rPr>
-                <w:rFonts w:ascii="Arial" w:hAnsi="Arial"/>
-                <w:b w:val="0"/>
-                <w:color w:val="1F2937"/>
-                <w:sz w:val="16"/>
-              </w:rPr>
-              <w:t>Actualiza nombre, usuario, rol, estado o contraseña.</w:t>
-            </w:r>
-          </w:p>
-        </w:tc>
-      </w:tr>
-      <w:tr>
-        <w:tc>
-          <w:tcPr>
-            <w:tcW w:type="dxa" w:w="5112"/>
-            <w:shd w:fill="FFFFFF"/>
-            <w:vAlign w:val="center"/>
-          </w:tcPr>
-          <w:p>
-            <w:r/>
-            <w:r>
-              <w:rPr>
-                <w:rFonts w:ascii="Arial" w:hAnsi="Arial"/>
-                <w:b w:val="0"/>
-                <w:color w:val="1F2937"/>
-                <w:sz w:val="16"/>
-              </w:rPr>
-              <w:t>Activo / Baja</w:t>
-            </w:r>
-          </w:p>
-        </w:tc>
-        <w:tc>
-          <w:tcPr>
-            <w:tcW w:type="dxa" w:w="5112"/>
-            <w:shd w:fill="FFFFFF"/>
-            <w:vAlign w:val="center"/>
-          </w:tcPr>
-          <w:p>
-            <w:r/>
-            <w:r>
-              <w:rPr>
-                <w:rFonts w:ascii="Arial" w:hAnsi="Arial"/>
-                <w:b w:val="0"/>
-                <w:color w:val="1F2937"/>
-                <w:sz w:val="16"/>
-              </w:rPr>
-              <w:t>Controla si el usuario puede entrar.</w:t>
-            </w:r>
-          </w:p>
-        </w:tc>
-      </w:tr>
-      <w:tr>
-        <w:tc>
-          <w:tcPr>
-            <w:tcW w:type="dxa" w:w="5112"/>
-            <w:shd w:fill="F8FAFC"/>
-            <w:vAlign w:val="center"/>
-          </w:tcPr>
-          <w:p>
-            <w:r/>
-            <w:r>
-              <w:rPr>
-                <w:rFonts w:ascii="Arial" w:hAnsi="Arial"/>
-                <w:b w:val="0"/>
-                <w:color w:val="1F2937"/>
-                <w:sz w:val="16"/>
-              </w:rPr>
-              <w:t>Buscar</w:t>
-            </w:r>
-          </w:p>
-        </w:tc>
-        <w:tc>
-          <w:tcPr>
-            <w:tcW w:type="dxa" w:w="5112"/>
-            <w:shd w:fill="F8FAFC"/>
-            <w:vAlign w:val="center"/>
-          </w:tcPr>
-          <w:p>
-            <w:r/>
-            <w:r>
-              <w:rPr>
-                <w:rFonts w:ascii="Arial" w:hAnsi="Arial"/>
-                <w:b w:val="0"/>
-                <w:color w:val="1F2937"/>
-                <w:sz w:val="16"/>
-              </w:rPr>
-              <w:t>Filtra por nombre o usuario.</w:t>
-            </w:r>
-          </w:p>
-        </w:tc>
-      </w:tr>
-    </w:tbl>
-    <w:p/>
-    <w:p>
-      <w:r>
-        <w:br w:type="page"/>
-      </w:r>
-    </w:p>
-    <w:p>
-      <w:pPr>
-        <w:pStyle w:val="Heading1"/>
-      </w:pPr>
-      <w:r>
-        <w:rPr>
-          <w:rFonts w:ascii="Arial" w:hAnsi="Arial"/>
-          <w:color w:val="7A0818"/>
-        </w:rPr>
-        <w:t>12. Respaldos y restauración</w:t>
-      </w:r>
-    </w:p>
-    <w:p>
-      <w:pPr>
-        <w:spacing w:after="120" w:line="259" w:lineRule="auto"/>
-      </w:pPr>
-      <w:r>
-        <w:rPr>
-          <w:rFonts w:ascii="Arial" w:hAnsi="Arial"/>
-          <w:sz w:val="20"/>
-        </w:rPr>
-        <w:t>Los respaldos protegen la información escolar. Deben generarse antes de cambios importantes y almacenarse en un lugar seguro.</w:t>
-      </w:r>
-    </w:p>
-    <w:tbl>
-      <w:tblPr>
-        <w:tblW w:type="auto" w:w="0"/>
-        <w:jc w:val="center"/>
-        <w:tblLayout w:type="autofit"/>
-        <w:tblLook w:firstColumn="1" w:firstRow="1" w:lastColumn="0" w:lastRow="0" w:noHBand="0" w:noVBand="1" w:val="04A0"/>
-        <w:tblBorders>
-          <w:top w:val="single" w:sz="6" w:space="0" w:color="D8DEE8"/>
-          <w:left w:val="single" w:sz="6" w:space="0" w:color="D8DEE8"/>
-          <w:bottom w:val="single" w:sz="6" w:space="0" w:color="D8DEE8"/>
-          <w:right w:val="single" w:sz="6" w:space="0" w:color="D8DEE8"/>
-          <w:insideH w:val="single" w:sz="6" w:space="0" w:color="D8DEE8"/>
-          <w:insideV w:val="single" w:sz="6" w:space="0" w:color="D8DEE8"/>
-        </w:tblBorders>
-      </w:tblPr>
-      <w:tblGrid>
-        <w:gridCol w:w="5112"/>
-        <w:gridCol w:w="5112"/>
-      </w:tblGrid>
-      <w:tr>
-        <w:tc>
-          <w:tcPr>
-            <w:tcW w:type="dxa" w:w="5112"/>
-            <w:shd w:fill="7A0818"/>
-            <w:vAlign w:val="center"/>
-          </w:tcPr>
-          <w:p>
-            <w:r/>
-            <w:r>
-              <w:rPr>
-                <w:rFonts w:ascii="Arial" w:hAnsi="Arial"/>
-                <w:b/>
-                <w:color w:val="FFFFFF"/>
-                <w:sz w:val="17"/>
-              </w:rPr>
-              <w:t>Acción</w:t>
-            </w:r>
-          </w:p>
-        </w:tc>
-        <w:tc>
-          <w:tcPr>
-            <w:tcW w:type="dxa" w:w="5112"/>
-            <w:shd w:fill="7A0818"/>
-            <w:vAlign w:val="center"/>
-          </w:tcPr>
-          <w:p>
-            <w:r/>
-            <w:r>
-              <w:rPr>
-                <w:rFonts w:ascii="Arial" w:hAnsi="Arial"/>
-                <w:b/>
-                <w:color w:val="FFFFFF"/>
-                <w:sz w:val="17"/>
-              </w:rPr>
-              <w:t>Uso</w:t>
-            </w:r>
-          </w:p>
-        </w:tc>
-      </w:tr>
-      <w:tr>
-        <w:tc>
-          <w:tcPr>
-            <w:tcW w:type="dxa" w:w="5112"/>
-            <w:shd w:fill="FFFFFF"/>
-            <w:vAlign w:val="center"/>
-          </w:tcPr>
-          <w:p>
-            <w:r/>
-            <w:r>
-              <w:rPr>
-                <w:rFonts w:ascii="Arial" w:hAnsi="Arial"/>
-                <w:b w:val="0"/>
-                <w:color w:val="1F2937"/>
-                <w:sz w:val="16"/>
-              </w:rPr>
-              <w:t>Crear respaldo</w:t>
-            </w:r>
-          </w:p>
-        </w:tc>
-        <w:tc>
-          <w:tcPr>
-            <w:tcW w:type="dxa" w:w="5112"/>
-            <w:shd w:fill="FFFFFF"/>
-            <w:vAlign w:val="center"/>
-          </w:tcPr>
-          <w:p>
-            <w:r/>
-            <w:r>
-              <w:rPr>
-                <w:rFonts w:ascii="Arial" w:hAnsi="Arial"/>
-                <w:b w:val="0"/>
-                <w:color w:val="1F2937"/>
-                <w:sz w:val="16"/>
-              </w:rPr>
-              <w:t>Genera una copia de seguridad de la base.</w:t>
-            </w:r>
-          </w:p>
-        </w:tc>
-      </w:tr>
-      <w:tr>
-        <w:tc>
-          <w:tcPr>
-            <w:tcW w:type="dxa" w:w="5112"/>
-            <w:shd w:fill="F8FAFC"/>
-            <w:vAlign w:val="center"/>
-          </w:tcPr>
-          <w:p>
-            <w:r/>
-            <w:r>
-              <w:rPr>
-                <w:rFonts w:ascii="Arial" w:hAnsi="Arial"/>
-                <w:b w:val="0"/>
-                <w:color w:val="1F2937"/>
-                <w:sz w:val="16"/>
-              </w:rPr>
-              <w:t>Descargar respaldo</w:t>
-            </w:r>
-          </w:p>
-        </w:tc>
-        <w:tc>
-          <w:tcPr>
-            <w:tcW w:type="dxa" w:w="5112"/>
-            <w:shd w:fill="F8FAFC"/>
-            <w:vAlign w:val="center"/>
-          </w:tcPr>
-          <w:p>
-            <w:r/>
-            <w:r>
-              <w:rPr>
-                <w:rFonts w:ascii="Arial" w:hAnsi="Arial"/>
-                <w:b w:val="0"/>
-                <w:color w:val="1F2937"/>
-                <w:sz w:val="16"/>
-              </w:rPr>
-              <w:t>Guarda el archivo en la computadora.</w:t>
-            </w:r>
-          </w:p>
-        </w:tc>
-      </w:tr>
-      <w:tr>
-        <w:tc>
-          <w:tcPr>
-            <w:tcW w:type="dxa" w:w="5112"/>
-            <w:shd w:fill="FFFFFF"/>
-            <w:vAlign w:val="center"/>
-          </w:tcPr>
-          <w:p>
-            <w:r/>
-            <w:r>
-              <w:rPr>
-                <w:rFonts w:ascii="Arial" w:hAnsi="Arial"/>
-                <w:b w:val="0"/>
-                <w:color w:val="1F2937"/>
-                <w:sz w:val="16"/>
-              </w:rPr>
-              <w:t>Restaurar respaldo</w:t>
-            </w:r>
-          </w:p>
-        </w:tc>
-        <w:tc>
-          <w:tcPr>
-            <w:tcW w:type="dxa" w:w="5112"/>
-            <w:shd w:fill="FFFFFF"/>
-            <w:vAlign w:val="center"/>
-          </w:tcPr>
-          <w:p>
-            <w:r/>
-            <w:r>
-              <w:rPr>
-                <w:rFonts w:ascii="Arial" w:hAnsi="Arial"/>
-                <w:b w:val="0"/>
-                <w:color w:val="1F2937"/>
-                <w:sz w:val="16"/>
-              </w:rPr>
-              <w:t>Recupera información desde un respaldo válido.</w:t>
-            </w:r>
-          </w:p>
-        </w:tc>
-      </w:tr>
-      <w:tr>
-        <w:tc>
-          <w:tcPr>
-            <w:tcW w:type="dxa" w:w="5112"/>
-            <w:shd w:fill="F8FAFC"/>
-            <w:vAlign w:val="center"/>
-          </w:tcPr>
-          <w:p>
-            <w:r/>
-            <w:r>
-              <w:rPr>
-                <w:rFonts w:ascii="Arial" w:hAnsi="Arial"/>
-                <w:b w:val="0"/>
-                <w:color w:val="1F2937"/>
-                <w:sz w:val="16"/>
-              </w:rPr>
-              <w:t>Bitácora</w:t>
-            </w:r>
-          </w:p>
-        </w:tc>
-        <w:tc>
-          <w:tcPr>
-            <w:tcW w:type="dxa" w:w="5112"/>
-            <w:shd w:fill="F8FAFC"/>
-            <w:vAlign w:val="center"/>
-          </w:tcPr>
-          <w:p>
-            <w:r/>
-            <w:r>
-              <w:rPr>
-                <w:rFonts w:ascii="Arial" w:hAnsi="Arial"/>
-                <w:b w:val="0"/>
-                <w:color w:val="1F2937"/>
-                <w:sz w:val="16"/>
-              </w:rPr>
-              <w:t>Permite revisar movimientos relacionados.</w:t>
-            </w:r>
-          </w:p>
-        </w:tc>
-      </w:tr>
-    </w:tbl>
-    <w:p/>
-    <w:tbl>
-      <w:tblPr>
-        <w:tblW w:type="auto" w:w="0"/>
-        <w:tblLook w:firstColumn="1" w:firstRow="1" w:lastColumn="0" w:lastRow="0" w:noHBand="0" w:noVBand="1" w:val="04A0"/>
-        <w:tblBorders>
-          <w:top w:val="single" w:sz="6" w:space="0" w:color="DC2626"/>
-          <w:left w:val="single" w:sz="6" w:space="0" w:color="DC2626"/>
-          <w:bottom w:val="single" w:sz="6" w:space="0" w:color="DC2626"/>
-          <w:right w:val="single" w:sz="6" w:space="0" w:color="DC2626"/>
-          <w:insideH w:val="single" w:sz="6" w:space="0" w:color="DC2626"/>
-          <w:insideV w:val="single" w:sz="6" w:space="0" w:color="DC2626"/>
-        </w:tblBorders>
-      </w:tblPr>
-      <w:tblGrid>
-        <w:gridCol w:w="10224"/>
-      </w:tblGrid>
-      <w:tr>
-        <w:tc>
-          <w:tcPr>
-            <w:tcW w:type="dxa" w:w="10224"/>
-            <w:shd w:fill="FEF2F2"/>
-          </w:tcPr>
-          <w:p>
-            <w:r>
-              <w:rPr>
-                <w:rFonts w:ascii="Arial" w:hAnsi="Arial"/>
-                <w:b/>
-                <w:color w:val="DC2626"/>
-                <w:sz w:val="18"/>
-              </w:rPr>
-              <w:t xml:space="preserve">Precaución: </w:t>
-            </w:r>
-            <w:r>
-              <w:rPr>
-                <w:rFonts w:ascii="Arial" w:hAnsi="Arial"/>
-                <w:color w:val="1F2937"/>
-                <w:sz w:val="18"/>
-              </w:rPr>
-              <w:t>Restaurar respaldo puede modificar datos existentes. Solo debe hacerlo personal autorizado.</w:t>
-            </w:r>
-          </w:p>
-        </w:tc>
-      </w:tr>
-    </w:tbl>
-    <w:p/>
-    <w:p>
-      <w:r>
-        <w:br w:type="page"/>
-      </w:r>
-    </w:p>
-    <w:p>
-      <w:pPr>
-        <w:pStyle w:val="Heading1"/>
-      </w:pPr>
-      <w:r>
-        <w:rPr>
-          <w:rFonts w:ascii="Arial" w:hAnsi="Arial"/>
-          <w:color w:val="7A0818"/>
-        </w:rPr>
-        <w:t>13. Configuración general</w:t>
-      </w:r>
-    </w:p>
-    <w:p>
-      <w:pPr>
-        <w:spacing w:after="120" w:line="259" w:lineRule="auto"/>
-      </w:pPr>
-      <w:r>
-        <w:rPr>
-          <w:rFonts w:ascii="Arial" w:hAnsi="Arial"/>
-          <w:sz w:val="20"/>
-        </w:rPr>
-        <w:t>Permite actualizar los datos institucionales que aparecen en reportes, boletas y pantallas del sistema.</w:t>
-      </w:r>
-    </w:p>
-    <w:tbl>
-      <w:tblPr>
-        <w:tblW w:type="auto" w:w="0"/>
-        <w:jc w:val="center"/>
-        <w:tblLayout w:type="autofit"/>
-        <w:tblLook w:firstColumn="1" w:firstRow="1" w:lastColumn="0" w:lastRow="0" w:noHBand="0" w:noVBand="1" w:val="04A0"/>
-        <w:tblBorders>
-          <w:top w:val="single" w:sz="6" w:space="0" w:color="D8DEE8"/>
-          <w:left w:val="single" w:sz="6" w:space="0" w:color="D8DEE8"/>
-          <w:bottom w:val="single" w:sz="6" w:space="0" w:color="D8DEE8"/>
-          <w:right w:val="single" w:sz="6" w:space="0" w:color="D8DEE8"/>
-          <w:insideH w:val="single" w:sz="6" w:space="0" w:color="D8DEE8"/>
-          <w:insideV w:val="single" w:sz="6" w:space="0" w:color="D8DEE8"/>
-        </w:tblBorders>
-      </w:tblPr>
-      <w:tblGrid>
-        <w:gridCol w:w="5112"/>
-        <w:gridCol w:w="5112"/>
-      </w:tblGrid>
-      <w:tr>
-        <w:tc>
-          <w:tcPr>
-            <w:tcW w:type="dxa" w:w="5112"/>
-            <w:shd w:fill="7A0818"/>
-            <w:vAlign w:val="center"/>
-          </w:tcPr>
-          <w:p>
-            <w:r/>
-            <w:r>
-              <w:rPr>
-                <w:rFonts w:ascii="Arial" w:hAnsi="Arial"/>
-                <w:b/>
-                <w:color w:val="FFFFFF"/>
-                <w:sz w:val="17"/>
-              </w:rPr>
-              <w:t>Campo</w:t>
-            </w:r>
-          </w:p>
-        </w:tc>
-        <w:tc>
-          <w:tcPr>
-            <w:tcW w:type="dxa" w:w="5112"/>
-            <w:shd w:fill="7A0818"/>
-            <w:vAlign w:val="center"/>
-          </w:tcPr>
-          <w:p>
-            <w:r/>
-            <w:r>
-              <w:rPr>
-                <w:rFonts w:ascii="Arial" w:hAnsi="Arial"/>
-                <w:b/>
-                <w:color w:val="FFFFFF"/>
-                <w:sz w:val="17"/>
-              </w:rPr>
-              <w:t>Uso</w:t>
-            </w:r>
-          </w:p>
-        </w:tc>
-      </w:tr>
-      <w:tr>
-        <w:tc>
-          <w:tcPr>
-            <w:tcW w:type="dxa" w:w="5112"/>
-            <w:shd w:fill="FFFFFF"/>
-            <w:vAlign w:val="center"/>
-          </w:tcPr>
-          <w:p>
-            <w:r/>
-            <w:r>
-              <w:rPr>
-                <w:rFonts w:ascii="Arial" w:hAnsi="Arial"/>
-                <w:b w:val="0"/>
-                <w:color w:val="1F2937"/>
-                <w:sz w:val="16"/>
-              </w:rPr>
-              <w:t>Nombre de escuela</w:t>
-            </w:r>
-          </w:p>
-        </w:tc>
-        <w:tc>
-          <w:tcPr>
-            <w:tcW w:type="dxa" w:w="5112"/>
-            <w:shd w:fill="FFFFFF"/>
-            <w:vAlign w:val="center"/>
-          </w:tcPr>
-          <w:p>
-            <w:r/>
-            <w:r>
-              <w:rPr>
-                <w:rFonts w:ascii="Arial" w:hAnsi="Arial"/>
-                <w:b w:val="0"/>
-                <w:color w:val="1F2937"/>
-                <w:sz w:val="16"/>
-              </w:rPr>
-              <w:t>Nombre oficial mostrado en reportes.</w:t>
-            </w:r>
-          </w:p>
-        </w:tc>
-      </w:tr>
-      <w:tr>
-        <w:tc>
-          <w:tcPr>
-            <w:tcW w:type="dxa" w:w="5112"/>
-            <w:shd w:fill="F8FAFC"/>
-            <w:vAlign w:val="center"/>
-          </w:tcPr>
-          <w:p>
-            <w:r/>
-            <w:r>
-              <w:rPr>
-                <w:rFonts w:ascii="Arial" w:hAnsi="Arial"/>
-                <w:b w:val="0"/>
-                <w:color w:val="1F2937"/>
-                <w:sz w:val="16"/>
-              </w:rPr>
-              <w:t>CCT / clave</w:t>
-            </w:r>
-          </w:p>
-        </w:tc>
-        <w:tc>
-          <w:tcPr>
-            <w:tcW w:type="dxa" w:w="5112"/>
-            <w:shd w:fill="F8FAFC"/>
-            <w:vAlign w:val="center"/>
-          </w:tcPr>
-          <w:p>
-            <w:r/>
-            <w:r>
-              <w:rPr>
-                <w:rFonts w:ascii="Arial" w:hAnsi="Arial"/>
-                <w:b w:val="0"/>
-                <w:color w:val="1F2937"/>
-                <w:sz w:val="16"/>
-              </w:rPr>
-              <w:t>Clave institucional.</w:t>
-            </w:r>
-          </w:p>
-        </w:tc>
-      </w:tr>
-      <w:tr>
-        <w:tc>
-          <w:tcPr>
-            <w:tcW w:type="dxa" w:w="5112"/>
-            <w:shd w:fill="FFFFFF"/>
-            <w:vAlign w:val="center"/>
-          </w:tcPr>
-          <w:p>
-            <w:r/>
-            <w:r>
-              <w:rPr>
-                <w:rFonts w:ascii="Arial" w:hAnsi="Arial"/>
-                <w:b w:val="0"/>
-                <w:color w:val="1F2937"/>
-                <w:sz w:val="16"/>
-              </w:rPr>
-              <w:t>Director(a)</w:t>
-            </w:r>
-          </w:p>
-        </w:tc>
-        <w:tc>
-          <w:tcPr>
-            <w:tcW w:type="dxa" w:w="5112"/>
-            <w:shd w:fill="FFFFFF"/>
-            <w:vAlign w:val="center"/>
-          </w:tcPr>
-          <w:p>
-            <w:r/>
-            <w:r>
-              <w:rPr>
-                <w:rFonts w:ascii="Arial" w:hAnsi="Arial"/>
-                <w:b w:val="0"/>
-                <w:color w:val="1F2937"/>
-                <w:sz w:val="16"/>
-              </w:rPr>
-              <w:t>Responsable de la institución.</w:t>
-            </w:r>
-          </w:p>
-        </w:tc>
-      </w:tr>
-      <w:tr>
-        <w:tc>
-          <w:tcPr>
-            <w:tcW w:type="dxa" w:w="5112"/>
-            <w:shd w:fill="F8FAFC"/>
-            <w:vAlign w:val="center"/>
-          </w:tcPr>
-          <w:p>
-            <w:r/>
-            <w:r>
-              <w:rPr>
-                <w:rFonts w:ascii="Arial" w:hAnsi="Arial"/>
-                <w:b w:val="0"/>
-                <w:color w:val="1F2937"/>
-                <w:sz w:val="16"/>
-              </w:rPr>
-              <w:t>Municipio y estado</w:t>
-            </w:r>
-          </w:p>
-        </w:tc>
-        <w:tc>
-          <w:tcPr>
-            <w:tcW w:type="dxa" w:w="5112"/>
-            <w:shd w:fill="F8FAFC"/>
-            <w:vAlign w:val="center"/>
-          </w:tcPr>
-          <w:p>
-            <w:r/>
-            <w:r>
-              <w:rPr>
-                <w:rFonts w:ascii="Arial" w:hAnsi="Arial"/>
-                <w:b w:val="0"/>
-                <w:color w:val="1F2937"/>
-                <w:sz w:val="16"/>
-              </w:rPr>
-              <w:t>Ubicación de la escuela.</w:t>
-            </w:r>
-          </w:p>
-        </w:tc>
-      </w:tr>
-      <w:tr>
-        <w:tc>
-          <w:tcPr>
-            <w:tcW w:type="dxa" w:w="5112"/>
-            <w:shd w:fill="FFFFFF"/>
-            <w:vAlign w:val="center"/>
-          </w:tcPr>
-          <w:p>
-            <w:r/>
-            <w:r>
-              <w:rPr>
-                <w:rFonts w:ascii="Arial" w:hAnsi="Arial"/>
-                <w:b w:val="0"/>
-                <w:color w:val="1F2937"/>
-                <w:sz w:val="16"/>
-              </w:rPr>
-              <w:t>Teléfono y correo</w:t>
-            </w:r>
-          </w:p>
-        </w:tc>
-        <w:tc>
-          <w:tcPr>
-            <w:tcW w:type="dxa" w:w="5112"/>
-            <w:shd w:fill="FFFFFF"/>
-            <w:vAlign w:val="center"/>
-          </w:tcPr>
-          <w:p>
-            <w:r/>
-            <w:r>
-              <w:rPr>
-                <w:rFonts w:ascii="Arial" w:hAnsi="Arial"/>
-                <w:b w:val="0"/>
-                <w:color w:val="1F2937"/>
-                <w:sz w:val="16"/>
-              </w:rPr>
-              <w:t>Datos de contacto.</w:t>
-            </w:r>
-          </w:p>
-        </w:tc>
-      </w:tr>
-      <w:tr>
-        <w:tc>
-          <w:tcPr>
-            <w:tcW w:type="dxa" w:w="5112"/>
-            <w:shd w:fill="F8FAFC"/>
-            <w:vAlign w:val="center"/>
-          </w:tcPr>
-          <w:p>
-            <w:r/>
-            <w:r>
-              <w:rPr>
-                <w:rFonts w:ascii="Arial" w:hAnsi="Arial"/>
-                <w:b w:val="0"/>
-                <w:color w:val="1F2937"/>
-                <w:sz w:val="16"/>
-              </w:rPr>
-              <w:t>Ciclo activo</w:t>
-            </w:r>
-          </w:p>
-        </w:tc>
-        <w:tc>
-          <w:tcPr>
-            <w:tcW w:type="dxa" w:w="5112"/>
-            <w:shd w:fill="F8FAFC"/>
-            <w:vAlign w:val="center"/>
-          </w:tcPr>
-          <w:p>
-            <w:r/>
-            <w:r>
-              <w:rPr>
-                <w:rFonts w:ascii="Arial" w:hAnsi="Arial"/>
-                <w:b w:val="0"/>
-                <w:color w:val="1F2937"/>
-                <w:sz w:val="16"/>
-              </w:rPr>
-              <w:t>Ciclo escolar vigente.</w:t>
-            </w:r>
-          </w:p>
-        </w:tc>
-      </w:tr>
-      <w:tr>
-        <w:tc>
-          <w:tcPr>
-            <w:tcW w:type="dxa" w:w="5112"/>
-            <w:shd w:fill="FFFFFF"/>
-            <w:vAlign w:val="center"/>
-          </w:tcPr>
-          <w:p>
-            <w:r/>
-            <w:r>
-              <w:rPr>
-                <w:rFonts w:ascii="Arial" w:hAnsi="Arial"/>
-                <w:b w:val="0"/>
-                <w:color w:val="1F2937"/>
-                <w:sz w:val="16"/>
-              </w:rPr>
-              <w:t>Periodos</w:t>
-            </w:r>
-          </w:p>
-        </w:tc>
-        <w:tc>
-          <w:tcPr>
-            <w:tcW w:type="dxa" w:w="5112"/>
-            <w:shd w:fill="FFFFFF"/>
-            <w:vAlign w:val="center"/>
-          </w:tcPr>
-          <w:p>
-            <w:r/>
-            <w:r>
-              <w:rPr>
-                <w:rFonts w:ascii="Arial" w:hAnsi="Arial"/>
-                <w:b w:val="0"/>
-                <w:color w:val="1F2937"/>
-                <w:sz w:val="16"/>
-              </w:rPr>
-              <w:t>Parciales o evaluaciones del ciclo.</w:t>
-            </w:r>
-          </w:p>
-        </w:tc>
-      </w:tr>
-    </w:tbl>
-    <w:p/>
-    <w:p>
-      <w:r>
-        <w:br w:type="page"/>
-      </w:r>
-    </w:p>
-    <w:p>
-      <w:pPr>
-        <w:pStyle w:val="Heading1"/>
-      </w:pPr>
-      <w:r>
-        <w:rPr>
-          <w:rFonts w:ascii="Arial" w:hAnsi="Arial"/>
-          <w:color w:val="7A0818"/>
-        </w:rPr>
-        <w:t>14. Portal docente</w:t>
-      </w:r>
-    </w:p>
-    <w:p>
-      <w:pPr>
-        <w:spacing w:after="120" w:line="259" w:lineRule="auto"/>
-      </w:pPr>
-      <w:r>
-        <w:rPr>
-          <w:rFonts w:ascii="Arial" w:hAnsi="Arial"/>
-          <w:sz w:val="20"/>
-        </w:rPr>
-        <w:t>El portal docente muestra avisos importantes y las materias/grupos asignados al maestro.</w:t>
-      </w:r>
-    </w:p>
-    <w:tbl>
-      <w:tblPr>
-        <w:tblW w:type="auto" w:w="0"/>
-        <w:jc w:val="center"/>
-        <w:tblLayout w:type="autofit"/>
-        <w:tblLook w:firstColumn="1" w:firstRow="1" w:lastColumn="0" w:lastRow="0" w:noHBand="0" w:noVBand="1" w:val="04A0"/>
-        <w:tblBorders>
-          <w:top w:val="single" w:sz="6" w:space="0" w:color="D8DEE8"/>
-          <w:left w:val="single" w:sz="6" w:space="0" w:color="D8DEE8"/>
-          <w:bottom w:val="single" w:sz="6" w:space="0" w:color="D8DEE8"/>
-          <w:right w:val="single" w:sz="6" w:space="0" w:color="D8DEE8"/>
-          <w:insideH w:val="single" w:sz="6" w:space="0" w:color="D8DEE8"/>
-          <w:insideV w:val="single" w:sz="6" w:space="0" w:color="D8DEE8"/>
-        </w:tblBorders>
-      </w:tblPr>
-      <w:tblGrid>
-        <w:gridCol w:w="5112"/>
-        <w:gridCol w:w="5112"/>
-      </w:tblGrid>
-      <w:tr>
-        <w:tc>
-          <w:tcPr>
-            <w:tcW w:type="dxa" w:w="5112"/>
-            <w:shd w:fill="7A0818"/>
-            <w:vAlign w:val="center"/>
-          </w:tcPr>
-          <w:p>
-            <w:r/>
-            <w:r>
-              <w:rPr>
-                <w:rFonts w:ascii="Arial" w:hAnsi="Arial"/>
-                <w:b/>
-                <w:color w:val="FFFFFF"/>
-                <w:sz w:val="17"/>
-              </w:rPr>
-              <w:t>Elemento</w:t>
-            </w:r>
-          </w:p>
-        </w:tc>
-        <w:tc>
-          <w:tcPr>
-            <w:tcW w:type="dxa" w:w="5112"/>
-            <w:shd w:fill="7A0818"/>
-            <w:vAlign w:val="center"/>
-          </w:tcPr>
-          <w:p>
-            <w:r/>
-            <w:r>
-              <w:rPr>
-                <w:rFonts w:ascii="Arial" w:hAnsi="Arial"/>
-                <w:b/>
-                <w:color w:val="FFFFFF"/>
-                <w:sz w:val="17"/>
-              </w:rPr>
-              <w:t>Función</w:t>
-            </w:r>
-          </w:p>
-        </w:tc>
-      </w:tr>
-      <w:tr>
-        <w:tc>
-          <w:tcPr>
-            <w:tcW w:type="dxa" w:w="5112"/>
-            <w:shd w:fill="FFFFFF"/>
-            <w:vAlign w:val="center"/>
-          </w:tcPr>
-          <w:p>
-            <w:r/>
-            <w:r>
-              <w:rPr>
-                <w:rFonts w:ascii="Arial" w:hAnsi="Arial"/>
-                <w:b w:val="0"/>
-                <w:color w:val="1F2937"/>
-                <w:sz w:val="16"/>
-              </w:rPr>
-              <w:t>Avisos importantes</w:t>
-            </w:r>
-          </w:p>
-        </w:tc>
-        <w:tc>
-          <w:tcPr>
-            <w:tcW w:type="dxa" w:w="5112"/>
-            <w:shd w:fill="FFFFFF"/>
-            <w:vAlign w:val="center"/>
-          </w:tcPr>
-          <w:p>
-            <w:r/>
-            <w:r>
-              <w:rPr>
-                <w:rFonts w:ascii="Arial" w:hAnsi="Arial"/>
-                <w:b w:val="0"/>
-                <w:color w:val="1F2937"/>
-                <w:sz w:val="16"/>
-              </w:rPr>
-              <w:t>Comunicados escolares activos para maestros.</w:t>
-            </w:r>
-          </w:p>
-        </w:tc>
-      </w:tr>
-      <w:tr>
-        <w:tc>
-          <w:tcPr>
-            <w:tcW w:type="dxa" w:w="5112"/>
-            <w:shd w:fill="F8FAFC"/>
-            <w:vAlign w:val="center"/>
-          </w:tcPr>
-          <w:p>
-            <w:r/>
-            <w:r>
-              <w:rPr>
-                <w:rFonts w:ascii="Arial" w:hAnsi="Arial"/>
-                <w:b w:val="0"/>
-                <w:color w:val="1F2937"/>
-                <w:sz w:val="16"/>
-              </w:rPr>
-              <w:t>Tarjeta de materia</w:t>
-            </w:r>
-          </w:p>
-        </w:tc>
-        <w:tc>
-          <w:tcPr>
-            <w:tcW w:type="dxa" w:w="5112"/>
-            <w:shd w:fill="F8FAFC"/>
-            <w:vAlign w:val="center"/>
-          </w:tcPr>
-          <w:p>
-            <w:r/>
-            <w:r>
-              <w:rPr>
-                <w:rFonts w:ascii="Arial" w:hAnsi="Arial"/>
-                <w:b w:val="0"/>
-                <w:color w:val="1F2937"/>
-                <w:sz w:val="16"/>
-              </w:rPr>
-              <w:t>Muestra materia, grupo y turno.</w:t>
-            </w:r>
-          </w:p>
-        </w:tc>
-      </w:tr>
-      <w:tr>
-        <w:tc>
-          <w:tcPr>
-            <w:tcW w:type="dxa" w:w="5112"/>
-            <w:shd w:fill="FFFFFF"/>
-            <w:vAlign w:val="center"/>
-          </w:tcPr>
-          <w:p>
-            <w:r/>
-            <w:r>
-              <w:rPr>
-                <w:rFonts w:ascii="Arial" w:hAnsi="Arial"/>
-                <w:b w:val="0"/>
-                <w:color w:val="1F2937"/>
-                <w:sz w:val="16"/>
-              </w:rPr>
-              <w:t>Calificaciones</w:t>
-            </w:r>
-          </w:p>
-        </w:tc>
-        <w:tc>
-          <w:tcPr>
-            <w:tcW w:type="dxa" w:w="5112"/>
-            <w:shd w:fill="FFFFFF"/>
-            <w:vAlign w:val="center"/>
-          </w:tcPr>
-          <w:p>
-            <w:r/>
-            <w:r>
-              <w:rPr>
-                <w:rFonts w:ascii="Arial" w:hAnsi="Arial"/>
-                <w:b w:val="0"/>
-                <w:color w:val="1F2937"/>
-                <w:sz w:val="16"/>
-              </w:rPr>
-              <w:t>Abre captura de calificaciones del grupo.</w:t>
-            </w:r>
-          </w:p>
-        </w:tc>
-      </w:tr>
-      <w:tr>
-        <w:tc>
-          <w:tcPr>
-            <w:tcW w:type="dxa" w:w="5112"/>
-            <w:shd w:fill="F8FAFC"/>
-            <w:vAlign w:val="center"/>
-          </w:tcPr>
-          <w:p>
-            <w:r/>
-            <w:r>
-              <w:rPr>
-                <w:rFonts w:ascii="Arial" w:hAnsi="Arial"/>
-                <w:b w:val="0"/>
-                <w:color w:val="1F2937"/>
-                <w:sz w:val="16"/>
-              </w:rPr>
-              <w:t>Asistencia</w:t>
-            </w:r>
-          </w:p>
-        </w:tc>
-        <w:tc>
-          <w:tcPr>
-            <w:tcW w:type="dxa" w:w="5112"/>
-            <w:shd w:fill="F8FAFC"/>
-            <w:vAlign w:val="center"/>
-          </w:tcPr>
-          <w:p>
-            <w:r/>
-            <w:r>
-              <w:rPr>
-                <w:rFonts w:ascii="Arial" w:hAnsi="Arial"/>
-                <w:b w:val="0"/>
-                <w:color w:val="1F2937"/>
-                <w:sz w:val="16"/>
-              </w:rPr>
-              <w:t>Abre pase de lista del grupo.</w:t>
-            </w:r>
-          </w:p>
-        </w:tc>
-      </w:tr>
-      <w:tr>
-        <w:tc>
-          <w:tcPr>
-            <w:tcW w:type="dxa" w:w="5112"/>
-            <w:shd w:fill="FFFFFF"/>
-            <w:vAlign w:val="center"/>
-          </w:tcPr>
-          <w:p>
-            <w:r/>
-            <w:r>
-              <w:rPr>
-                <w:rFonts w:ascii="Arial" w:hAnsi="Arial"/>
-                <w:b w:val="0"/>
-                <w:color w:val="1F2937"/>
-                <w:sz w:val="16"/>
-              </w:rPr>
-              <w:t>Calif. Excel / PDF</w:t>
-            </w:r>
-          </w:p>
-        </w:tc>
-        <w:tc>
-          <w:tcPr>
-            <w:tcW w:type="dxa" w:w="5112"/>
-            <w:shd w:fill="FFFFFF"/>
-            <w:vAlign w:val="center"/>
-          </w:tcPr>
-          <w:p>
-            <w:r/>
-            <w:r>
-              <w:rPr>
-                <w:rFonts w:ascii="Arial" w:hAnsi="Arial"/>
-                <w:b w:val="0"/>
-                <w:color w:val="1F2937"/>
-                <w:sz w:val="16"/>
-              </w:rPr>
-              <w:t>Exporta calificaciones de la asignación.</w:t>
-            </w:r>
-          </w:p>
-        </w:tc>
-      </w:tr>
-      <w:tr>
-        <w:tc>
-          <w:tcPr>
-            <w:tcW w:type="dxa" w:w="5112"/>
-            <w:shd w:fill="F8FAFC"/>
-            <w:vAlign w:val="center"/>
-          </w:tcPr>
-          <w:p>
-            <w:r/>
-            <w:r>
-              <w:rPr>
-                <w:rFonts w:ascii="Arial" w:hAnsi="Arial"/>
-                <w:b w:val="0"/>
-                <w:color w:val="1F2937"/>
-                <w:sz w:val="16"/>
-              </w:rPr>
-              <w:t>Asist. Excel / PDF</w:t>
-            </w:r>
-          </w:p>
-        </w:tc>
-        <w:tc>
-          <w:tcPr>
-            <w:tcW w:type="dxa" w:w="5112"/>
-            <w:shd w:fill="F8FAFC"/>
-            <w:vAlign w:val="center"/>
-          </w:tcPr>
-          <w:p>
-            <w:r/>
-            <w:r>
-              <w:rPr>
-                <w:rFonts w:ascii="Arial" w:hAnsi="Arial"/>
-                <w:b w:val="0"/>
-                <w:color w:val="1F2937"/>
-                <w:sz w:val="16"/>
-              </w:rPr>
-              <w:t>Exporta asistencia de la asignación.</w:t>
-            </w:r>
-          </w:p>
-        </w:tc>
-      </w:tr>
-      <w:tr>
-        <w:tc>
-          <w:tcPr>
-            <w:tcW w:type="dxa" w:w="5112"/>
-            <w:shd w:fill="FFFFFF"/>
-            <w:vAlign w:val="center"/>
-          </w:tcPr>
-          <w:p>
-            <w:r/>
-            <w:r>
-              <w:rPr>
-                <w:rFonts w:ascii="Arial" w:hAnsi="Arial"/>
-                <w:b w:val="0"/>
-                <w:color w:val="1F2937"/>
-                <w:sz w:val="16"/>
-              </w:rPr>
-              <w:t>Cerrar sesión</w:t>
-            </w:r>
-          </w:p>
-        </w:tc>
-        <w:tc>
-          <w:tcPr>
-            <w:tcW w:type="dxa" w:w="5112"/>
-            <w:shd w:fill="FFFFFF"/>
-            <w:vAlign w:val="center"/>
-          </w:tcPr>
-          <w:p>
-            <w:r/>
-            <w:r>
-              <w:rPr>
-                <w:rFonts w:ascii="Arial" w:hAnsi="Arial"/>
-                <w:b w:val="0"/>
-                <w:color w:val="1F2937"/>
-                <w:sz w:val="16"/>
-              </w:rPr>
-              <w:t>Sale del portal docente.</w:t>
-            </w:r>
-          </w:p>
-        </w:tc>
-      </w:tr>
-    </w:tbl>
-    <w:p/>
-    <w:p>
-      <w:r>
-        <w:br w:type="page"/>
-      </w:r>
-    </w:p>
-    <w:p>
-      <w:pPr>
-        <w:pStyle w:val="Heading1"/>
-      </w:pPr>
-      <w:r>
-        <w:rPr>
-          <w:rFonts w:ascii="Arial" w:hAnsi="Arial"/>
-          <w:color w:val="7A0818"/>
-        </w:rPr>
-        <w:t>15. Consulta para padres</w:t>
-      </w:r>
-    </w:p>
-    <w:p>
-      <w:pPr>
-        <w:spacing w:after="120" w:line="259" w:lineRule="auto"/>
-      </w:pPr>
-      <w:r>
-        <w:rPr>
-          <w:rFonts w:ascii="Arial" w:hAnsi="Arial"/>
-          <w:sz w:val="20"/>
-        </w:rPr>
-        <w:t>La consulta para padres permite revisar la asistencia del día sin mostrar listas completas de alumnos. Esto ayuda a proteger la privacidad de la información.</w:t>
-      </w:r>
-    </w:p>
-    <w:tbl>
-      <w:tblPr>
-        <w:tblW w:type="auto" w:w="0"/>
-        <w:jc w:val="center"/>
-        <w:tblLayout w:type="autofit"/>
-        <w:tblLook w:firstColumn="1" w:firstRow="1" w:lastColumn="0" w:lastRow="0" w:noHBand="0" w:noVBand="1" w:val="04A0"/>
-        <w:tblBorders>
-          <w:top w:val="single" w:sz="6" w:space="0" w:color="D8DEE8"/>
-          <w:left w:val="single" w:sz="6" w:space="0" w:color="D8DEE8"/>
-          <w:bottom w:val="single" w:sz="6" w:space="0" w:color="D8DEE8"/>
-          <w:right w:val="single" w:sz="6" w:space="0" w:color="D8DEE8"/>
-          <w:insideH w:val="single" w:sz="6" w:space="0" w:color="D8DEE8"/>
-          <w:insideV w:val="single" w:sz="6" w:space="0" w:color="D8DEE8"/>
-        </w:tblBorders>
-      </w:tblPr>
-      <w:tblGrid>
-        <w:gridCol w:w="5112"/>
-        <w:gridCol w:w="5112"/>
-      </w:tblGrid>
-      <w:tr>
-        <w:tc>
-          <w:tcPr>
-            <w:tcW w:type="dxa" w:w="5112"/>
-            <w:shd w:fill="7A0818"/>
-            <w:vAlign w:val="center"/>
-          </w:tcPr>
-          <w:p>
-            <w:r/>
-            <w:r>
-              <w:rPr>
-                <w:rFonts w:ascii="Arial" w:hAnsi="Arial"/>
-                <w:b/>
-                <w:color w:val="FFFFFF"/>
-                <w:sz w:val="17"/>
-              </w:rPr>
-              <w:t>Campo / botón</w:t>
-            </w:r>
-          </w:p>
-        </w:tc>
-        <w:tc>
-          <w:tcPr>
-            <w:tcW w:type="dxa" w:w="5112"/>
-            <w:shd w:fill="7A0818"/>
-            <w:vAlign w:val="center"/>
-          </w:tcPr>
-          <w:p>
-            <w:r/>
-            <w:r>
-              <w:rPr>
-                <w:rFonts w:ascii="Arial" w:hAnsi="Arial"/>
-                <w:b/>
-                <w:color w:val="FFFFFF"/>
-                <w:sz w:val="17"/>
-              </w:rPr>
-              <w:t>Uso</w:t>
-            </w:r>
-          </w:p>
-        </w:tc>
-      </w:tr>
-      <w:tr>
-        <w:tc>
-          <w:tcPr>
-            <w:tcW w:type="dxa" w:w="5112"/>
-            <w:shd w:fill="FFFFFF"/>
-            <w:vAlign w:val="center"/>
-          </w:tcPr>
-          <w:p>
-            <w:r/>
-            <w:r>
-              <w:rPr>
-                <w:rFonts w:ascii="Arial" w:hAnsi="Arial"/>
-                <w:b w:val="0"/>
-                <w:color w:val="1F2937"/>
-                <w:sz w:val="16"/>
-              </w:rPr>
-              <w:t>Nombre completo del alumno</w:t>
-            </w:r>
-          </w:p>
-        </w:tc>
-        <w:tc>
-          <w:tcPr>
-            <w:tcW w:type="dxa" w:w="5112"/>
-            <w:shd w:fill="FFFFFF"/>
-            <w:vAlign w:val="center"/>
-          </w:tcPr>
-          <w:p>
-            <w:r/>
-            <w:r>
-              <w:rPr>
-                <w:rFonts w:ascii="Arial" w:hAnsi="Arial"/>
-                <w:b w:val="0"/>
-                <w:color w:val="1F2937"/>
-                <w:sz w:val="16"/>
-              </w:rPr>
-              <w:t>Debe escribirse completo.</w:t>
-            </w:r>
-          </w:p>
-        </w:tc>
-      </w:tr>
-      <w:tr>
-        <w:tc>
-          <w:tcPr>
-            <w:tcW w:type="dxa" w:w="5112"/>
-            <w:shd w:fill="F8FAFC"/>
-            <w:vAlign w:val="center"/>
-          </w:tcPr>
-          <w:p>
-            <w:r/>
-            <w:r>
-              <w:rPr>
-                <w:rFonts w:ascii="Arial" w:hAnsi="Arial"/>
-                <w:b w:val="0"/>
-                <w:color w:val="1F2937"/>
-                <w:sz w:val="16"/>
-              </w:rPr>
-              <w:t>Grado</w:t>
-            </w:r>
-          </w:p>
-        </w:tc>
-        <w:tc>
-          <w:tcPr>
-            <w:tcW w:type="dxa" w:w="5112"/>
-            <w:shd w:fill="F8FAFC"/>
-            <w:vAlign w:val="center"/>
-          </w:tcPr>
-          <w:p>
-            <w:r/>
-            <w:r>
-              <w:rPr>
-                <w:rFonts w:ascii="Arial" w:hAnsi="Arial"/>
-                <w:b w:val="0"/>
-                <w:color w:val="1F2937"/>
-                <w:sz w:val="16"/>
-              </w:rPr>
-              <w:t>Grado del alumno.</w:t>
-            </w:r>
-          </w:p>
-        </w:tc>
-      </w:tr>
-      <w:tr>
-        <w:tc>
-          <w:tcPr>
-            <w:tcW w:type="dxa" w:w="5112"/>
-            <w:shd w:fill="FFFFFF"/>
-            <w:vAlign w:val="center"/>
-          </w:tcPr>
-          <w:p>
-            <w:r/>
-            <w:r>
-              <w:rPr>
-                <w:rFonts w:ascii="Arial" w:hAnsi="Arial"/>
-                <w:b w:val="0"/>
-                <w:color w:val="1F2937"/>
-                <w:sz w:val="16"/>
-              </w:rPr>
-              <w:t>Grupo</w:t>
-            </w:r>
-          </w:p>
-        </w:tc>
-        <w:tc>
-          <w:tcPr>
-            <w:tcW w:type="dxa" w:w="5112"/>
-            <w:shd w:fill="FFFFFF"/>
-            <w:vAlign w:val="center"/>
-          </w:tcPr>
-          <w:p>
-            <w:r/>
-            <w:r>
-              <w:rPr>
-                <w:rFonts w:ascii="Arial" w:hAnsi="Arial"/>
-                <w:b w:val="0"/>
-                <w:color w:val="1F2937"/>
-                <w:sz w:val="16"/>
-              </w:rPr>
-              <w:t>Grupo del alumno.</w:t>
-            </w:r>
-          </w:p>
-        </w:tc>
-      </w:tr>
-      <w:tr>
-        <w:tc>
-          <w:tcPr>
-            <w:tcW w:type="dxa" w:w="5112"/>
-            <w:shd w:fill="F8FAFC"/>
-            <w:vAlign w:val="center"/>
-          </w:tcPr>
-          <w:p>
-            <w:r/>
-            <w:r>
-              <w:rPr>
-                <w:rFonts w:ascii="Arial" w:hAnsi="Arial"/>
-                <w:b w:val="0"/>
-                <w:color w:val="1F2937"/>
-                <w:sz w:val="16"/>
-              </w:rPr>
-              <w:t>Turno</w:t>
-            </w:r>
-          </w:p>
-        </w:tc>
-        <w:tc>
-          <w:tcPr>
-            <w:tcW w:type="dxa" w:w="5112"/>
-            <w:shd w:fill="F8FAFC"/>
-            <w:vAlign w:val="center"/>
-          </w:tcPr>
-          <w:p>
-            <w:r/>
-            <w:r>
-              <w:rPr>
-                <w:rFonts w:ascii="Arial" w:hAnsi="Arial"/>
-                <w:b w:val="0"/>
-                <w:color w:val="1F2937"/>
-                <w:sz w:val="16"/>
-              </w:rPr>
-              <w:t>Turno escolar.</w:t>
-            </w:r>
-          </w:p>
-        </w:tc>
-      </w:tr>
-      <w:tr>
-        <w:tc>
-          <w:tcPr>
-            <w:tcW w:type="dxa" w:w="5112"/>
-            <w:shd w:fill="FFFFFF"/>
-            <w:vAlign w:val="center"/>
-          </w:tcPr>
-          <w:p>
-            <w:r/>
-            <w:r>
-              <w:rPr>
-                <w:rFonts w:ascii="Arial" w:hAnsi="Arial"/>
-                <w:b w:val="0"/>
-                <w:color w:val="1F2937"/>
-                <w:sz w:val="16"/>
-              </w:rPr>
-              <w:t>Consultar asistencia de hoy</w:t>
-            </w:r>
-          </w:p>
-        </w:tc>
-        <w:tc>
-          <w:tcPr>
-            <w:tcW w:type="dxa" w:w="5112"/>
-            <w:shd w:fill="FFFFFF"/>
-            <w:vAlign w:val="center"/>
-          </w:tcPr>
-          <w:p>
-            <w:r/>
-            <w:r>
-              <w:rPr>
-                <w:rFonts w:ascii="Arial" w:hAnsi="Arial"/>
-                <w:b w:val="0"/>
-                <w:color w:val="1F2937"/>
-                <w:sz w:val="16"/>
-              </w:rPr>
-              <w:t>Muestra el resultado del alumno consultado.</w:t>
-            </w:r>
-          </w:p>
-        </w:tc>
-      </w:tr>
-      <w:tr>
-        <w:tc>
-          <w:tcPr>
-            <w:tcW w:type="dxa" w:w="5112"/>
-            <w:shd w:fill="F8FAFC"/>
-            <w:vAlign w:val="center"/>
-          </w:tcPr>
-          <w:p>
-            <w:r/>
-            <w:r>
-              <w:rPr>
-                <w:rFonts w:ascii="Arial" w:hAnsi="Arial"/>
-                <w:b w:val="0"/>
-                <w:color w:val="1F2937"/>
-                <w:sz w:val="16"/>
-              </w:rPr>
-              <w:t>Avisos para padres</w:t>
-            </w:r>
-          </w:p>
-        </w:tc>
-        <w:tc>
-          <w:tcPr>
-            <w:tcW w:type="dxa" w:w="5112"/>
-            <w:shd w:fill="F8FAFC"/>
-            <w:vAlign w:val="center"/>
-          </w:tcPr>
-          <w:p>
-            <w:r/>
-            <w:r>
-              <w:rPr>
-                <w:rFonts w:ascii="Arial" w:hAnsi="Arial"/>
-                <w:b w:val="0"/>
-                <w:color w:val="1F2937"/>
-                <w:sz w:val="16"/>
-              </w:rPr>
-              <w:t>Muestra comunicados públicos para padres.</w:t>
-            </w:r>
-          </w:p>
-        </w:tc>
-      </w:tr>
-    </w:tbl>
-    <w:p/>
-    <w:p>
-      <w:r>
-        <w:br w:type="page"/>
-      </w:r>
-    </w:p>
-    <w:p>
-      <w:pPr>
-        <w:pStyle w:val="Heading1"/>
-      </w:pPr>
-      <w:r>
-        <w:rPr>
-          <w:rFonts w:ascii="Arial" w:hAnsi="Arial"/>
-          <w:color w:val="7A0818"/>
-        </w:rPr>
-        <w:t>16. Recomendaciones finales</w:t>
+        <w:t>9. Recomendaciones de uso</w:t>
       </w:r>
     </w:p>
     <w:p>
       <w:pPr>
         <w:pStyle w:val="ListBullet"/>
-        <w:spacing w:after="40"/>
       </w:pPr>
       <w:r>
         <w:rPr>
-          <w:rFonts w:ascii="Arial" w:hAnsi="Arial"/>
-          <w:sz w:val="19"/>
+          <w:sz w:val="20"/>
         </w:rPr>
-        <w:t>Usar contraseñas fuertes y no compartir usuarios.</w:t>
+        <w:t>Usa contraseñas fuertes.</w:t>
       </w:r>
     </w:p>
     <w:p>
       <w:pPr>
         <w:pStyle w:val="ListBullet"/>
-        <w:spacing w:after="40"/>
       </w:pPr>
       <w:r>
         <w:rPr>
-          <w:rFonts w:ascii="Arial" w:hAnsi="Arial"/>
-          <w:sz w:val="19"/>
+          <w:sz w:val="20"/>
         </w:rPr>
-        <w:t>Crear respaldos antes de importaciones masivas o restauraciones.</w:t>
+        <w:t>No compartas usuarios.</w:t>
       </w:r>
     </w:p>
     <w:p>
       <w:pPr>
         <w:pStyle w:val="ListBullet"/>
-        <w:spacing w:after="40"/>
       </w:pPr>
       <w:r>
         <w:rPr>
-          <w:rFonts w:ascii="Arial" w:hAnsi="Arial"/>
-          <w:sz w:val="19"/>
+          <w:sz w:val="20"/>
         </w:rPr>
-        <w:t>Revisar que los ciclos y periodos estén activos antes de capturar calificaciones.</w:t>
+        <w:t>Cierra sesión al terminar.</w:t>
       </w:r>
     </w:p>
     <w:p>
       <w:pPr>
         <w:pStyle w:val="ListBullet"/>
-        <w:spacing w:after="40"/>
       </w:pPr>
       <w:r>
         <w:rPr>
-          <w:rFonts w:ascii="Arial" w:hAnsi="Arial"/>
-          <w:sz w:val="19"/>
+          <w:sz w:val="20"/>
         </w:rPr>
-        <w:t>Verificar que maestros estén correctamente asignados a sus materias y grupos.</w:t>
+        <w:t>Realiza respaldos periódicos.</w:t>
       </w:r>
     </w:p>
     <w:p>
       <w:pPr>
         <w:pStyle w:val="ListBullet"/>
-        <w:spacing w:after="40"/>
       </w:pPr>
       <w:r>
         <w:rPr>
-          <w:rFonts w:ascii="Arial" w:hAnsi="Arial"/>
-          <w:sz w:val="19"/>
+          <w:sz w:val="20"/>
         </w:rPr>
-        <w:t>Mantener actualizado el navegador y utilizar HTTPS en producción.</w:t>
+        <w:t>Revisa bitácora ante cambios importantes.</w:t>
+      </w:r>
+    </w:p>
+    <w:p>
+      <w:pPr>
+        <w:pStyle w:val="ListBullet"/>
+      </w:pPr>
+      <w:r>
+        <w:rPr>
+          <w:sz w:val="20"/>
+        </w:rPr>
+        <w:t>Mantén actualizada la configuración institucional.</w:t>
       </w:r>
     </w:p>
     <w:sectPr>
-      <w:footerReference w:type="default" r:id="rId9"/>
       <w:pgSz w:w="12240" w:h="15840"/>
-      <w:pgMar w:top="936" w:right="1008" w:bottom="936" w:left="1008" w:header="720" w:footer="720" w:gutter="0"/>
+      <w:pgMar w:top="864" w:right="936" w:bottom="864" w:left="936" w:header="720" w:footer="720" w:gutter="0"/>
       <w:cols w:space="720"/>
       <w:docGrid w:linePitch="360"/>
     </w:sectPr>
   </w:body>
 </w:document>
-</file>
-
-<file path=word/footer1.xml><?xml version="1.0" encoding="utf-8"?>
-<w:ftr xmlns:m="http://schemas.openxmlformats.org/officeDocument/2006/math" xmlns:mc="http://schemas.openxmlformats.org/markup-compatibility/2006" xmlns:mo="http://schemas.microsoft.com/office/mac/office/2008/main" xmlns:mv="urn:schemas-microsoft-com:mac:vml" xmlns:o="urn:schemas-microsoft-com:office:office" xmlns:r="http://schemas.openxmlformats.org/officeDocument/2006/relationships" xmlns:v="urn:schemas-microsoft-com:vml" xmlns:w10="urn:schemas-microsoft-com:office:word" xmlns:w14="http://schemas.microsoft.com/office/word/2010/wordml" xmlns:w="http://schemas.openxmlformats.org/wordprocessingml/2006/main" xmlns:wne="http://schemas.microsoft.com/office/word/2006/wordml" xmlns:wp14="http://schemas.microsoft.com/office/word/2010/wordprocessingDrawing" xmlns:wp="http://schemas.openxmlformats.org/drawingml/2006/wordprocessingDrawing" xmlns:wpc="http://schemas.microsoft.com/office/word/2010/wordprocessingCanvas" xmlns:wpg="http://schemas.microsoft.com/office/word/2010/wordprocessingGroup" xmlns:wpi="http://schemas.microsoft.com/office/word/2010/wordprocessingInk" xmlns:wps="http://schemas.microsoft.com/office/word/2010/wordprocessingShape" mc:Ignorable="w14 wp14">
-  <w:p>
-    <w:pPr>
-      <w:pStyle w:val="Footer"/>
-      <w:jc w:val="center"/>
-    </w:pPr>
-    <w:r>
-      <w:rPr>
-        <w:rFonts w:ascii="Arial" w:hAnsi="Arial"/>
-        <w:color w:val="64748B"/>
-        <w:sz w:val="16"/>
-      </w:rPr>
-      <w:t>SGCE - Manual de usuario | Versión 1.0.0</w:t>
-    </w:r>
-  </w:p>
-</w:ftr>
 </file>
 
 <file path=word/numbering.xml><?xml version="1.0" encoding="utf-8"?>
@@ -7104,11 +1726,6 @@
     <w:name w:val="Normal"/>
     <w:qFormat/>
     <w:rsid w:val="00FC693F"/>
-    <w:rPr>
-      <w:rFonts w:ascii="Arial" w:hAnsi="Arial"/>
-      <w:color w:val="1F2937"/>
-      <w:sz w:val="20"/>
-    </w:rPr>
   </w:style>
   <w:style w:type="paragraph" w:styleId="Header">
     <w:name w:val="header"/>
@@ -7169,11 +1786,11 @@
       <w:outlineLvl w:val="0"/>
     </w:pPr>
     <w:rPr>
-      <w:rFonts w:asciiTheme="majorHAnsi" w:eastAsiaTheme="majorEastAsia" w:hAnsiTheme="majorHAnsi" w:cstheme="majorBidi" w:ascii="Arial" w:hAnsi="Arial"/>
+      <w:rFonts w:asciiTheme="majorHAnsi" w:eastAsiaTheme="majorEastAsia" w:hAnsiTheme="majorHAnsi" w:cstheme="majorBidi"/>
       <w:b/>
       <w:bCs/>
       <w:color w:val="365F91" w:themeColor="accent1" w:themeShade="BF"/>
-      <w:sz w:val="36"/>
+      <w:sz w:val="28"/>
       <w:szCs w:val="28"/>
     </w:rPr>
   </w:style>
@@ -7193,11 +1810,11 @@
       <w:outlineLvl w:val="1"/>
     </w:pPr>
     <w:rPr>
-      <w:rFonts w:asciiTheme="majorHAnsi" w:eastAsiaTheme="majorEastAsia" w:hAnsiTheme="majorHAnsi" w:cstheme="majorBidi" w:ascii="Arial" w:hAnsi="Arial"/>
+      <w:rFonts w:asciiTheme="majorHAnsi" w:eastAsiaTheme="majorEastAsia" w:hAnsiTheme="majorHAnsi" w:cstheme="majorBidi"/>
       <w:b/>
       <w:bCs/>
       <w:color w:val="4F81BD" w:themeColor="accent1"/>
-      <w:sz w:val="28"/>
+      <w:sz w:val="26"/>
       <w:szCs w:val="26"/>
     </w:rPr>
   </w:style>
@@ -7217,11 +1834,10 @@
       <w:outlineLvl w:val="2"/>
     </w:pPr>
     <w:rPr>
-      <w:rFonts w:asciiTheme="majorHAnsi" w:eastAsiaTheme="majorEastAsia" w:hAnsiTheme="majorHAnsi" w:cstheme="majorBidi" w:ascii="Arial" w:hAnsi="Arial"/>
+      <w:rFonts w:asciiTheme="majorHAnsi" w:eastAsiaTheme="majorEastAsia" w:hAnsiTheme="majorHAnsi" w:cstheme="majorBidi"/>
       <w:b/>
       <w:bCs/>
       <w:color w:val="4F81BD" w:themeColor="accent1"/>
-      <w:sz w:val="22"/>
     </w:rPr>
   </w:style>
   <w:style w:type="paragraph" w:styleId="Heading4">

--- a/docs/MANUAL_USUARIO_SGCE.docx
+++ b/docs/MANUAL_USUARIO_SGCE.docx
@@ -8,11 +8,11 @@
       </w:pPr>
       <w:r>
         <w:rPr>
+          <w:rFonts w:ascii="Arial" w:hAnsi="Arial"/>
           <w:b/>
-          <w:color w:val="97051E"/>
-          <w:sz w:val="44"/>
+          <w:sz w:val="36"/>
         </w:rPr>
-        <w:t>Manual de Usuario SGCE</w:t>
+        <w:t>Manual de Usuario SGCE 2026 FINAL</w:t>
       </w:r>
     </w:p>
     <w:p>
@@ -21,101 +21,158 @@
       </w:pPr>
       <w:r>
         <w:rPr>
-          <w:color w:val="4B5563"/>
+          <w:rFonts w:ascii="Arial" w:hAnsi="Arial"/>
+          <w:b/>
           <w:sz w:val="20"/>
         </w:rPr>
-        <w:t>Sistema de Gestión y Control Escolar - Versión Final de Producción 1.0</w:t>
+        <w:t>Guía práctica para administrador y docentes</w:t>
       </w:r>
     </w:p>
     <w:p/>
     <w:p>
       <w:pPr>
-        <w:spacing w:after="120"/>
+        <w:pStyle w:val="Heading2"/>
       </w:pPr>
       <w:r>
-        <w:rPr>
-          <w:sz w:val="20"/>
-        </w:rPr>
-        <w:t>Este manual explica el uso diario de SGCE para personal administrativo, docentes y usuarios autorizados. El sistema permite administrar información escolar, capturar asistencia y calificaciones, consultar expedientes, emitir reportes y publicar avisos.</w:t>
+        <w:t>1. Acceso</w:t>
+      </w:r>
+    </w:p>
+    <w:p>
+      <w:r>
+        <w:t>Entrar a index.php con usuario y contraseña asignados. El sistema redirige según el rol: administrador, docente u otros roles autorizados.</w:t>
       </w:r>
     </w:p>
     <w:p>
       <w:pPr>
-        <w:pStyle w:val="Heading1"/>
+        <w:pStyle w:val="Heading2"/>
       </w:pPr>
       <w:r>
-        <w:rPr>
-          <w:color w:val="97051E"/>
-        </w:rPr>
-        <w:t>1. Acceso al sistema</w:t>
+        <w:t>2. Panel administrador</w:t>
+      </w:r>
+    </w:p>
+    <w:p>
+      <w:r>
+        <w:t>El dashboard muestra accesos rápidos, alumnos activos, maestros, grupos, asistencias del día, faltas y promedio general. El botón de cerrar sesión solicita confirmación.</w:t>
       </w:r>
     </w:p>
     <w:p>
       <w:pPr>
-        <w:pStyle w:val="ListNumber"/>
+        <w:pStyle w:val="Heading2"/>
       </w:pPr>
       <w:r>
-        <w:rPr>
-          <w:sz w:val="20"/>
-        </w:rPr>
-        <w:t>Abre la dirección del sistema en el navegador.</w:t>
+        <w:t>3. Maestros</w:t>
+      </w:r>
+    </w:p>
+    <w:p>
+      <w:r>
+        <w:t>Permite registrar docentes manualmente o importar CSV/Excel. Para importar, el archivo debe contener Nombre, Usuario y Contraseña. El sistema pide confirmación antes de procesar.</w:t>
       </w:r>
     </w:p>
     <w:p>
       <w:pPr>
-        <w:pStyle w:val="ListNumber"/>
+        <w:pStyle w:val="Heading2"/>
       </w:pPr>
       <w:r>
-        <w:rPr>
-          <w:sz w:val="20"/>
-        </w:rPr>
-        <w:t>Escribe usuario y contraseña.</w:t>
+        <w:t>4. Grupos</w:t>
+      </w:r>
+    </w:p>
+    <w:p>
+      <w:r>
+        <w:t>Permite registrar grado, grupo y turno. El grado usa números, el grupo usa letras y el turno debe ser MATUTINO o VESPERTINO. También puede importarse CSV/Excel.</w:t>
       </w:r>
     </w:p>
     <w:p>
       <w:pPr>
-        <w:pStyle w:val="ListNumber"/>
+        <w:pStyle w:val="Heading2"/>
       </w:pPr>
       <w:r>
-        <w:rPr>
-          <w:sz w:val="20"/>
-        </w:rPr>
-        <w:t>Pulsa Iniciar sesión.</w:t>
+        <w:t>5. Alumnos</w:t>
+      </w:r>
+    </w:p>
+    <w:p>
+      <w:r>
+        <w:t>Permite inscribir alumnos manualmente o importar listas por grupo. Antes de importar verifica que el grupo seleccionado sea correcto.</w:t>
       </w:r>
     </w:p>
     <w:p>
       <w:pPr>
-        <w:pStyle w:val="ListNumber"/>
+        <w:pStyle w:val="Heading2"/>
       </w:pPr>
       <w:r>
-        <w:rPr>
-          <w:sz w:val="20"/>
-        </w:rPr>
-        <w:t>Al terminar, usa el botón de cerrar sesión para proteger la cuenta.</w:t>
+        <w:t>6. Asignaciones</w:t>
+      </w:r>
+    </w:p>
+    <w:p>
+      <w:r>
+        <w:t>Relaciona maestro, grupo y materia. Esta asignación habilita asistencia, calificaciones y planeaciones para el docente.</w:t>
       </w:r>
     </w:p>
     <w:p>
       <w:pPr>
-        <w:pStyle w:val="Heading1"/>
+        <w:pStyle w:val="Heading2"/>
       </w:pPr>
       <w:r>
-        <w:rPr>
-          <w:color w:val="97051E"/>
-        </w:rPr>
-        <w:t>2. Panel principal</w:t>
+        <w:t>7. Docente</w:t>
+      </w:r>
+    </w:p>
+    <w:p>
+      <w:r>
+        <w:t>El portal del docente muestra materias asignadas. Si no tiene materias, se muestra un aviso cerrado correctamente con su tachita alineada. Desde cada materia puede pasar asistencia, calificar y exportar reportes.</w:t>
       </w:r>
     </w:p>
     <w:p>
       <w:pPr>
-        <w:spacing w:after="120"/>
+        <w:pStyle w:val="Heading2"/>
       </w:pPr>
       <w:r>
-        <w:rPr>
-          <w:sz w:val="20"/>
-        </w:rPr>
-        <w:t>El panel principal está ordenado según el flujo de trabajo recomendado para iniciar desde cero.</w:t>
+        <w:t>8. Asistencia</w:t>
       </w:r>
     </w:p>
+    <w:p>
+      <w:r>
+        <w:t>El docente selecciona la materia y registra A, F, R o J. El sistema evita duplicar pase de lista para la misma materia, alumno y día.</w:t>
+      </w:r>
+    </w:p>
+    <w:p>
+      <w:pPr>
+        <w:pStyle w:val="Heading2"/>
+      </w:pPr>
+      <w:r>
+        <w:t>9. Calificaciones</w:t>
+      </w:r>
+    </w:p>
+    <w:p>
+      <w:r>
+        <w:t>Las calificaciones se capturan por periodo. El sistema valida valores y permite guardar cambios por grupo/asignación.</w:t>
+      </w:r>
+    </w:p>
+    <w:p>
+      <w:pPr>
+        <w:pStyle w:val="Heading2"/>
+      </w:pPr>
+      <w:r>
+        <w:t>10. Reportes y respaldos</w:t>
+      </w:r>
+    </w:p>
+    <w:p>
+      <w:r>
+        <w:t>El sistema genera reportes PDF/Excel y respaldos de solo datos. Para importar un respaldo, se muestra una confirmación antes de ejecutar.</w:t>
+      </w:r>
+    </w:p>
+    <w:p>
+      <w:pPr>
+        <w:pStyle w:val="Heading2"/>
+      </w:pPr>
+      <w:r>
+        <w:t>11. Buenas prácticas</w:t>
+      </w:r>
+    </w:p>
+    <w:p>
+      <w:r>
+        <w:t>Cerrar sesión al terminar, revisar archivos antes de importar, respaldar antes de cambios grandes y usar siempre el módulo de respaldo oficial.</w:t>
+      </w:r>
+    </w:p>
+    <w:p/>
     <w:tbl>
       <w:tblPr>
         <w:tblStyle w:val="TableGrid"/>
@@ -124,62 +181,29 @@
         <w:tblLook w:firstColumn="1" w:firstRow="1" w:lastColumn="0" w:lastRow="0" w:noHBand="0" w:noVBand="1" w:val="04A0"/>
       </w:tblPr>
       <w:tblGrid>
-        <w:gridCol w:w="3456"/>
-        <w:gridCol w:w="3456"/>
-        <w:gridCol w:w="3456"/>
+        <w:gridCol w:w="5112"/>
+        <w:gridCol w:w="5112"/>
       </w:tblGrid>
       <w:tr>
         <w:tc>
           <w:tcPr>
-            <w:tcW w:type="dxa" w:w="3456"/>
-            <w:shd w:fill="97051E"/>
-            <w:vAlign w:val="center"/>
+            <w:tcW w:type="dxa" w:w="5112"/>
+            <w:shd w:fill="F2F4F7"/>
           </w:tcPr>
           <w:p>
-            <w:r/>
             <w:r>
-              <w:rPr>
-                <w:b/>
-                <w:color w:val="FFFFFF"/>
-                <w:sz w:val="18"/>
-              </w:rPr>
-              <w:t>Orden</w:t>
+              <w:t>Versión</w:t>
             </w:r>
           </w:p>
         </w:tc>
         <w:tc>
           <w:tcPr>
-            <w:tcW w:type="dxa" w:w="3456"/>
-            <w:shd w:fill="97051E"/>
-            <w:vAlign w:val="center"/>
+            <w:tcW w:type="dxa" w:w="5112"/>
+            <w:shd w:fill="F2F4F7"/>
           </w:tcPr>
           <w:p>
-            <w:r/>
             <w:r>
-              <w:rPr>
-                <w:b/>
-                <w:color w:val="FFFFFF"/>
-                <w:sz w:val="18"/>
-              </w:rPr>
-              <w:t>Módulo</w:t>
-            </w:r>
-          </w:p>
-        </w:tc>
-        <w:tc>
-          <w:tcPr>
-            <w:tcW w:type="dxa" w:w="3456"/>
-            <w:shd w:fill="97051E"/>
-            <w:vAlign w:val="center"/>
-          </w:tcPr>
-          <w:p>
-            <w:r/>
-            <w:r>
-              <w:rPr>
-                <w:b/>
-                <w:color w:val="FFFFFF"/>
-                <w:sz w:val="18"/>
-              </w:rPr>
-              <w:t>Uso principal</w:t>
+              <w:t>SGCE 2026 FINAL</w:t>
             </w:r>
           </w:p>
         </w:tc>
@@ -187,52 +211,21 @@
       <w:tr>
         <w:tc>
           <w:tcPr>
-            <w:tcW w:type="dxa" w:w="3456"/>
-            <w:vAlign w:val="center"/>
+            <w:tcW w:type="dxa" w:w="5112"/>
           </w:tcPr>
           <w:p>
-            <w:r/>
             <w:r>
-              <w:rPr>
-                <w:b w:val="0"/>
-                <w:color w:val="111827"/>
-                <w:sz w:val="18"/>
-              </w:rPr>
-              <w:t>1</w:t>
+              <w:t>Calificación técnica estimada</w:t>
             </w:r>
           </w:p>
         </w:tc>
         <w:tc>
           <w:tcPr>
-            <w:tcW w:type="dxa" w:w="3456"/>
-            <w:vAlign w:val="center"/>
+            <w:tcW w:type="dxa" w:w="5112"/>
           </w:tcPr>
           <w:p>
-            <w:r/>
             <w:r>
-              <w:rPr>
-                <w:b w:val="0"/>
-                <w:color w:val="111827"/>
-                <w:sz w:val="18"/>
-              </w:rPr>
-              <w:t>Periodos</w:t>
-            </w:r>
-          </w:p>
-        </w:tc>
-        <w:tc>
-          <w:tcPr>
-            <w:tcW w:type="dxa" w:w="3456"/>
-            <w:vAlign w:val="center"/>
-          </w:tcPr>
-          <w:p>
-            <w:r/>
-            <w:r>
-              <w:rPr>
-                <w:b w:val="0"/>
-                <w:color w:val="111827"/>
-                <w:sz w:val="18"/>
-              </w:rPr>
-              <w:t>Crear o revisar ciclo escolar y parciales.</w:t>
+              <w:t>9.4 / 10</w:t>
             </w:r>
           </w:p>
         </w:tc>
@@ -240,1122 +233,29 @@
       <w:tr>
         <w:tc>
           <w:tcPr>
-            <w:tcW w:type="dxa" w:w="3456"/>
-            <w:vAlign w:val="center"/>
+            <w:tcW w:type="dxa" w:w="5112"/>
           </w:tcPr>
           <w:p>
-            <w:r/>
             <w:r>
-              <w:rPr>
-                <w:b w:val="0"/>
-                <w:color w:val="111827"/>
-                <w:sz w:val="18"/>
-              </w:rPr>
-              <w:t>2</w:t>
+              <w:t>Compatibilidad</w:t>
             </w:r>
           </w:p>
         </w:tc>
         <w:tc>
           <w:tcPr>
-            <w:tcW w:type="dxa" w:w="3456"/>
-            <w:vAlign w:val="center"/>
+            <w:tcW w:type="dxa" w:w="5112"/>
           </w:tcPr>
           <w:p>
-            <w:r/>
             <w:r>
-              <w:rPr>
-                <w:b w:val="0"/>
-                <w:color w:val="111827"/>
-                <w:sz w:val="18"/>
-              </w:rPr>
-              <w:t>Maestros</w:t>
-            </w:r>
-          </w:p>
-        </w:tc>
-        <w:tc>
-          <w:tcPr>
-            <w:tcW w:type="dxa" w:w="3456"/>
-            <w:vAlign w:val="center"/>
-          </w:tcPr>
-          <w:p>
-            <w:r/>
-            <w:r>
-              <w:rPr>
-                <w:b w:val="0"/>
-                <w:color w:val="111827"/>
-                <w:sz w:val="18"/>
-              </w:rPr>
-              <w:t>Registrar docentes y usuarios docentes.</w:t>
-            </w:r>
-          </w:p>
-        </w:tc>
-      </w:tr>
-      <w:tr>
-        <w:tc>
-          <w:tcPr>
-            <w:tcW w:type="dxa" w:w="3456"/>
-            <w:vAlign w:val="center"/>
-          </w:tcPr>
-          <w:p>
-            <w:r/>
-            <w:r>
-              <w:rPr>
-                <w:b w:val="0"/>
-                <w:color w:val="111827"/>
-                <w:sz w:val="18"/>
-              </w:rPr>
-              <w:t>3</w:t>
-            </w:r>
-          </w:p>
-        </w:tc>
-        <w:tc>
-          <w:tcPr>
-            <w:tcW w:type="dxa" w:w="3456"/>
-            <w:vAlign w:val="center"/>
-          </w:tcPr>
-          <w:p>
-            <w:r/>
-            <w:r>
-              <w:rPr>
-                <w:b w:val="0"/>
-                <w:color w:val="111827"/>
-                <w:sz w:val="18"/>
-              </w:rPr>
-              <w:t>Grupos</w:t>
-            </w:r>
-          </w:p>
-        </w:tc>
-        <w:tc>
-          <w:tcPr>
-            <w:tcW w:type="dxa" w:w="3456"/>
-            <w:vAlign w:val="center"/>
-          </w:tcPr>
-          <w:p>
-            <w:r/>
-            <w:r>
-              <w:rPr>
-                <w:b w:val="0"/>
-                <w:color w:val="111827"/>
-                <w:sz w:val="18"/>
-              </w:rPr>
-              <w:t>Crear grado, grupo y turno.</w:t>
-            </w:r>
-          </w:p>
-        </w:tc>
-      </w:tr>
-      <w:tr>
-        <w:tc>
-          <w:tcPr>
-            <w:tcW w:type="dxa" w:w="3456"/>
-            <w:vAlign w:val="center"/>
-          </w:tcPr>
-          <w:p>
-            <w:r/>
-            <w:r>
-              <w:rPr>
-                <w:b w:val="0"/>
-                <w:color w:val="111827"/>
-                <w:sz w:val="18"/>
-              </w:rPr>
-              <w:t>4</w:t>
-            </w:r>
-          </w:p>
-        </w:tc>
-        <w:tc>
-          <w:tcPr>
-            <w:tcW w:type="dxa" w:w="3456"/>
-            <w:vAlign w:val="center"/>
-          </w:tcPr>
-          <w:p>
-            <w:r/>
-            <w:r>
-              <w:rPr>
-                <w:b w:val="0"/>
-                <w:color w:val="111827"/>
-                <w:sz w:val="18"/>
-              </w:rPr>
-              <w:t>Alumnos</w:t>
-            </w:r>
-          </w:p>
-        </w:tc>
-        <w:tc>
-          <w:tcPr>
-            <w:tcW w:type="dxa" w:w="3456"/>
-            <w:vAlign w:val="center"/>
-          </w:tcPr>
-          <w:p>
-            <w:r/>
-            <w:r>
-              <w:rPr>
-                <w:b w:val="0"/>
-                <w:color w:val="111827"/>
-                <w:sz w:val="18"/>
-              </w:rPr>
-              <w:t>Inscribir estudiantes y asignarlos a grupo.</w:t>
-            </w:r>
-          </w:p>
-        </w:tc>
-      </w:tr>
-      <w:tr>
-        <w:tc>
-          <w:tcPr>
-            <w:tcW w:type="dxa" w:w="3456"/>
-            <w:vAlign w:val="center"/>
-          </w:tcPr>
-          <w:p>
-            <w:r/>
-            <w:r>
-              <w:rPr>
-                <w:b w:val="0"/>
-                <w:color w:val="111827"/>
-                <w:sz w:val="18"/>
-              </w:rPr>
-              <w:t>5</w:t>
-            </w:r>
-          </w:p>
-        </w:tc>
-        <w:tc>
-          <w:tcPr>
-            <w:tcW w:type="dxa" w:w="3456"/>
-            <w:vAlign w:val="center"/>
-          </w:tcPr>
-          <w:p>
-            <w:r/>
-            <w:r>
-              <w:rPr>
-                <w:b w:val="0"/>
-                <w:color w:val="111827"/>
-                <w:sz w:val="18"/>
-              </w:rPr>
-              <w:t>Asignaciones</w:t>
-            </w:r>
-          </w:p>
-        </w:tc>
-        <w:tc>
-          <w:tcPr>
-            <w:tcW w:type="dxa" w:w="3456"/>
-            <w:vAlign w:val="center"/>
-          </w:tcPr>
-          <w:p>
-            <w:r/>
-            <w:r>
-              <w:rPr>
-                <w:b w:val="0"/>
-                <w:color w:val="111827"/>
-                <w:sz w:val="18"/>
-              </w:rPr>
-              <w:t>Vincular docente, materia y grupo.</w:t>
-            </w:r>
-          </w:p>
-        </w:tc>
-      </w:tr>
-      <w:tr>
-        <w:tc>
-          <w:tcPr>
-            <w:tcW w:type="dxa" w:w="3456"/>
-            <w:vAlign w:val="center"/>
-          </w:tcPr>
-          <w:p>
-            <w:r/>
-            <w:r>
-              <w:rPr>
-                <w:b w:val="0"/>
-                <w:color w:val="111827"/>
-                <w:sz w:val="18"/>
-              </w:rPr>
-              <w:t>6</w:t>
-            </w:r>
-          </w:p>
-        </w:tc>
-        <w:tc>
-          <w:tcPr>
-            <w:tcW w:type="dxa" w:w="3456"/>
-            <w:vAlign w:val="center"/>
-          </w:tcPr>
-          <w:p>
-            <w:r/>
-            <w:r>
-              <w:rPr>
-                <w:b w:val="0"/>
-                <w:color w:val="111827"/>
-                <w:sz w:val="18"/>
-              </w:rPr>
-              <w:t>Avisos</w:t>
-            </w:r>
-          </w:p>
-        </w:tc>
-        <w:tc>
-          <w:tcPr>
-            <w:tcW w:type="dxa" w:w="3456"/>
-            <w:vAlign w:val="center"/>
-          </w:tcPr>
-          <w:p>
-            <w:r/>
-            <w:r>
-              <w:rPr>
-                <w:b w:val="0"/>
-                <w:color w:val="111827"/>
-                <w:sz w:val="18"/>
-              </w:rPr>
-              <w:t>Publicar comunicados para maestros o padres.</w:t>
-            </w:r>
-          </w:p>
-        </w:tc>
-      </w:tr>
-      <w:tr>
-        <w:tc>
-          <w:tcPr>
-            <w:tcW w:type="dxa" w:w="3456"/>
-            <w:vAlign w:val="center"/>
-          </w:tcPr>
-          <w:p>
-            <w:r/>
-            <w:r>
-              <w:rPr>
-                <w:b w:val="0"/>
-                <w:color w:val="111827"/>
-                <w:sz w:val="18"/>
-              </w:rPr>
-              <w:t>7</w:t>
-            </w:r>
-          </w:p>
-        </w:tc>
-        <w:tc>
-          <w:tcPr>
-            <w:tcW w:type="dxa" w:w="3456"/>
-            <w:vAlign w:val="center"/>
-          </w:tcPr>
-          <w:p>
-            <w:r/>
-            <w:r>
-              <w:rPr>
-                <w:b w:val="0"/>
-                <w:color w:val="111827"/>
-                <w:sz w:val="18"/>
-              </w:rPr>
-              <w:t>Expedientes</w:t>
-            </w:r>
-          </w:p>
-        </w:tc>
-        <w:tc>
-          <w:tcPr>
-            <w:tcW w:type="dxa" w:w="3456"/>
-            <w:vAlign w:val="center"/>
-          </w:tcPr>
-          <w:p>
-            <w:r/>
-            <w:r>
-              <w:rPr>
-                <w:b w:val="0"/>
-                <w:color w:val="111827"/>
-                <w:sz w:val="18"/>
-              </w:rPr>
-              <w:t>Consultar historial individual del alumno.</w:t>
-            </w:r>
-          </w:p>
-        </w:tc>
-      </w:tr>
-      <w:tr>
-        <w:tc>
-          <w:tcPr>
-            <w:tcW w:type="dxa" w:w="3456"/>
-            <w:vAlign w:val="center"/>
-          </w:tcPr>
-          <w:p>
-            <w:r/>
-            <w:r>
-              <w:rPr>
-                <w:b w:val="0"/>
-                <w:color w:val="111827"/>
-                <w:sz w:val="18"/>
-              </w:rPr>
-              <w:t>8</w:t>
-            </w:r>
-          </w:p>
-        </w:tc>
-        <w:tc>
-          <w:tcPr>
-            <w:tcW w:type="dxa" w:w="3456"/>
-            <w:vAlign w:val="center"/>
-          </w:tcPr>
-          <w:p>
-            <w:r/>
-            <w:r>
-              <w:rPr>
-                <w:b w:val="0"/>
-                <w:color w:val="111827"/>
-                <w:sz w:val="18"/>
-              </w:rPr>
-              <w:t>Reportes</w:t>
-            </w:r>
-          </w:p>
-        </w:tc>
-        <w:tc>
-          <w:tcPr>
-            <w:tcW w:type="dxa" w:w="3456"/>
-            <w:vAlign w:val="center"/>
-          </w:tcPr>
-          <w:p>
-            <w:r/>
-            <w:r>
-              <w:rPr>
-                <w:b w:val="0"/>
-                <w:color w:val="111827"/>
-                <w:sz w:val="18"/>
-              </w:rPr>
-              <w:t>Generar asistencia, calificaciones y boletas.</w:t>
-            </w:r>
-          </w:p>
-        </w:tc>
-      </w:tr>
-      <w:tr>
-        <w:tc>
-          <w:tcPr>
-            <w:tcW w:type="dxa" w:w="3456"/>
-            <w:vAlign w:val="center"/>
-          </w:tcPr>
-          <w:p>
-            <w:r/>
-            <w:r>
-              <w:rPr>
-                <w:b w:val="0"/>
-                <w:color w:val="111827"/>
-                <w:sz w:val="18"/>
-              </w:rPr>
-              <w:t>9</w:t>
-            </w:r>
-          </w:p>
-        </w:tc>
-        <w:tc>
-          <w:tcPr>
-            <w:tcW w:type="dxa" w:w="3456"/>
-            <w:vAlign w:val="center"/>
-          </w:tcPr>
-          <w:p>
-            <w:r/>
-            <w:r>
-              <w:rPr>
-                <w:b w:val="0"/>
-                <w:color w:val="111827"/>
-                <w:sz w:val="18"/>
-              </w:rPr>
-              <w:t>Padres</w:t>
-            </w:r>
-          </w:p>
-        </w:tc>
-        <w:tc>
-          <w:tcPr>
-            <w:tcW w:type="dxa" w:w="3456"/>
-            <w:vAlign w:val="center"/>
-          </w:tcPr>
-          <w:p>
-            <w:r/>
-            <w:r>
-              <w:rPr>
-                <w:b w:val="0"/>
-                <w:color w:val="111827"/>
-                <w:sz w:val="18"/>
-              </w:rPr>
-              <w:t>Acceder a la consulta pública protegida.</w:t>
-            </w:r>
-          </w:p>
-        </w:tc>
-      </w:tr>
-      <w:tr>
-        <w:tc>
-          <w:tcPr>
-            <w:tcW w:type="dxa" w:w="3456"/>
-            <w:vAlign w:val="center"/>
-          </w:tcPr>
-          <w:p>
-            <w:r/>
-            <w:r>
-              <w:rPr>
-                <w:b w:val="0"/>
-                <w:color w:val="111827"/>
-                <w:sz w:val="18"/>
-              </w:rPr>
-              <w:t>10</w:t>
-            </w:r>
-          </w:p>
-        </w:tc>
-        <w:tc>
-          <w:tcPr>
-            <w:tcW w:type="dxa" w:w="3456"/>
-            <w:vAlign w:val="center"/>
-          </w:tcPr>
-          <w:p>
-            <w:r/>
-            <w:r>
-              <w:rPr>
-                <w:b w:val="0"/>
-                <w:color w:val="111827"/>
-                <w:sz w:val="18"/>
-              </w:rPr>
-              <w:t>Usuarios</w:t>
-            </w:r>
-          </w:p>
-        </w:tc>
-        <w:tc>
-          <w:tcPr>
-            <w:tcW w:type="dxa" w:w="3456"/>
-            <w:vAlign w:val="center"/>
-          </w:tcPr>
-          <w:p>
-            <w:r/>
-            <w:r>
-              <w:rPr>
-                <w:b w:val="0"/>
-                <w:color w:val="111827"/>
-                <w:sz w:val="18"/>
-              </w:rPr>
-              <w:t>Administrar roles y acceso del personal.</w:t>
-            </w:r>
-          </w:p>
-        </w:tc>
-      </w:tr>
-      <w:tr>
-        <w:tc>
-          <w:tcPr>
-            <w:tcW w:type="dxa" w:w="3456"/>
-            <w:vAlign w:val="center"/>
-          </w:tcPr>
-          <w:p>
-            <w:r/>
-            <w:r>
-              <w:rPr>
-                <w:b w:val="0"/>
-                <w:color w:val="111827"/>
-                <w:sz w:val="18"/>
-              </w:rPr>
-              <w:t>11</w:t>
-            </w:r>
-          </w:p>
-        </w:tc>
-        <w:tc>
-          <w:tcPr>
-            <w:tcW w:type="dxa" w:w="3456"/>
-            <w:vAlign w:val="center"/>
-          </w:tcPr>
-          <w:p>
-            <w:r/>
-            <w:r>
-              <w:rPr>
-                <w:b w:val="0"/>
-                <w:color w:val="111827"/>
-                <w:sz w:val="18"/>
-              </w:rPr>
-              <w:t>Respaldos</w:t>
-            </w:r>
-          </w:p>
-        </w:tc>
-        <w:tc>
-          <w:tcPr>
-            <w:tcW w:type="dxa" w:w="3456"/>
-            <w:vAlign w:val="center"/>
-          </w:tcPr>
-          <w:p>
-            <w:r/>
-            <w:r>
-              <w:rPr>
-                <w:b w:val="0"/>
-                <w:color w:val="111827"/>
-                <w:sz w:val="18"/>
-              </w:rPr>
-              <w:t>Generar o restaurar copias de seguridad.</w:t>
-            </w:r>
-          </w:p>
-        </w:tc>
-      </w:tr>
-      <w:tr>
-        <w:tc>
-          <w:tcPr>
-            <w:tcW w:type="dxa" w:w="3456"/>
-            <w:vAlign w:val="center"/>
-          </w:tcPr>
-          <w:p>
-            <w:r/>
-            <w:r>
-              <w:rPr>
-                <w:b w:val="0"/>
-                <w:color w:val="111827"/>
-                <w:sz w:val="18"/>
-              </w:rPr>
-              <w:t>12</w:t>
-            </w:r>
-          </w:p>
-        </w:tc>
-        <w:tc>
-          <w:tcPr>
-            <w:tcW w:type="dxa" w:w="3456"/>
-            <w:vAlign w:val="center"/>
-          </w:tcPr>
-          <w:p>
-            <w:r/>
-            <w:r>
-              <w:rPr>
-                <w:b w:val="0"/>
-                <w:color w:val="111827"/>
-                <w:sz w:val="18"/>
-              </w:rPr>
-              <w:t>Configuración</w:t>
-            </w:r>
-          </w:p>
-        </w:tc>
-        <w:tc>
-          <w:tcPr>
-            <w:tcW w:type="dxa" w:w="3456"/>
-            <w:vAlign w:val="center"/>
-          </w:tcPr>
-          <w:p>
-            <w:r/>
-            <w:r>
-              <w:rPr>
-                <w:b w:val="0"/>
-                <w:color w:val="111827"/>
-                <w:sz w:val="18"/>
-              </w:rPr>
-              <w:t>Actualizar datos oficiales y color institucional.</w:t>
-            </w:r>
-          </w:p>
-        </w:tc>
-      </w:tr>
-      <w:tr>
-        <w:tc>
-          <w:tcPr>
-            <w:tcW w:type="dxa" w:w="3456"/>
-            <w:vAlign w:val="center"/>
-          </w:tcPr>
-          <w:p>
-            <w:r/>
-            <w:r>
-              <w:rPr>
-                <w:b w:val="0"/>
-                <w:color w:val="111827"/>
-                <w:sz w:val="18"/>
-              </w:rPr>
-              <w:t>13</w:t>
-            </w:r>
-          </w:p>
-        </w:tc>
-        <w:tc>
-          <w:tcPr>
-            <w:tcW w:type="dxa" w:w="3456"/>
-            <w:vAlign w:val="center"/>
-          </w:tcPr>
-          <w:p>
-            <w:r/>
-            <w:r>
-              <w:rPr>
-                <w:b w:val="0"/>
-                <w:color w:val="111827"/>
-                <w:sz w:val="18"/>
-              </w:rPr>
-              <w:t>Bitácora</w:t>
-            </w:r>
-          </w:p>
-        </w:tc>
-        <w:tc>
-          <w:tcPr>
-            <w:tcW w:type="dxa" w:w="3456"/>
-            <w:vAlign w:val="center"/>
-          </w:tcPr>
-          <w:p>
-            <w:r/>
-            <w:r>
-              <w:rPr>
-                <w:b w:val="0"/>
-                <w:color w:val="111827"/>
-                <w:sz w:val="18"/>
-              </w:rPr>
-              <w:t>Revisar movimientos realizados.</w:t>
+              <w:t>Local, Plesk, cPanel y hosting compartido</w:t>
             </w:r>
           </w:p>
         </w:tc>
       </w:tr>
     </w:tbl>
-    <w:p/>
-    <w:p>
-      <w:pPr>
-        <w:pStyle w:val="Heading1"/>
-      </w:pPr>
-      <w:r>
-        <w:rPr>
-          <w:color w:val="97051E"/>
-        </w:rPr>
-        <w:t>3. Captura inicial recomendada</w:t>
-      </w:r>
-    </w:p>
-    <w:p>
-      <w:pPr>
-        <w:pStyle w:val="ListNumber"/>
-      </w:pPr>
-      <w:r>
-        <w:rPr>
-          <w:sz w:val="20"/>
-        </w:rPr>
-        <w:t>Revisa o ajusta Periodos.</w:t>
-      </w:r>
-    </w:p>
-    <w:p>
-      <w:pPr>
-        <w:pStyle w:val="ListNumber"/>
-      </w:pPr>
-      <w:r>
-        <w:rPr>
-          <w:sz w:val="20"/>
-        </w:rPr>
-        <w:t>Registra Maestros.</w:t>
-      </w:r>
-    </w:p>
-    <w:p>
-      <w:pPr>
-        <w:pStyle w:val="ListNumber"/>
-      </w:pPr>
-      <w:r>
-        <w:rPr>
-          <w:sz w:val="20"/>
-        </w:rPr>
-        <w:t>Crea Grupos.</w:t>
-      </w:r>
-    </w:p>
-    <w:p>
-      <w:pPr>
-        <w:pStyle w:val="ListNumber"/>
-      </w:pPr>
-      <w:r>
-        <w:rPr>
-          <w:sz w:val="20"/>
-        </w:rPr>
-        <w:t>Inscriba Alumnos.</w:t>
-      </w:r>
-    </w:p>
-    <w:p>
-      <w:pPr>
-        <w:pStyle w:val="ListNumber"/>
-      </w:pPr>
-      <w:r>
-        <w:rPr>
-          <w:sz w:val="20"/>
-        </w:rPr>
-        <w:t>Crea Asignaciones.</w:t>
-      </w:r>
-    </w:p>
-    <w:p>
-      <w:pPr>
-        <w:pStyle w:val="ListNumber"/>
-      </w:pPr>
-      <w:r>
-        <w:rPr>
-          <w:sz w:val="20"/>
-        </w:rPr>
-        <w:t>Publica Avisos si es necesario.</w:t>
-      </w:r>
-    </w:p>
-    <w:p>
-      <w:pPr>
-        <w:pStyle w:val="ListNumber"/>
-      </w:pPr>
-      <w:r>
-        <w:rPr>
-          <w:sz w:val="20"/>
-        </w:rPr>
-        <w:t>Prueba Reportes y Consulta de padres.</w:t>
-      </w:r>
-    </w:p>
-    <w:p>
-      <w:pPr>
-        <w:pStyle w:val="Heading1"/>
-      </w:pPr>
-      <w:r>
-        <w:rPr>
-          <w:color w:val="97051E"/>
-        </w:rPr>
-        <w:t>4. Importar datos</w:t>
-      </w:r>
-    </w:p>
-    <w:p>
-      <w:pPr>
-        <w:spacing w:after="120"/>
-      </w:pPr>
-      <w:r>
-        <w:rPr>
-          <w:sz w:val="20"/>
-        </w:rPr>
-        <w:t>Los módulos de Maestros, Grupos y Alumnos aceptan archivos CSV y Excel .xlsx.</w:t>
-      </w:r>
-    </w:p>
-    <w:tbl>
-      <w:tblPr>
-        <w:tblStyle w:val="TableGrid"/>
-        <w:tblW w:type="auto" w:w="0"/>
-        <w:jc w:val="center"/>
-        <w:tblLook w:firstColumn="1" w:firstRow="1" w:lastColumn="0" w:lastRow="0" w:noHBand="0" w:noVBand="1" w:val="04A0"/>
-      </w:tblPr>
-      <w:tblGrid>
-        <w:gridCol w:w="5184"/>
-        <w:gridCol w:w="5184"/>
-      </w:tblGrid>
-      <w:tr>
-        <w:tc>
-          <w:tcPr>
-            <w:tcW w:type="dxa" w:w="5184"/>
-            <w:shd w:fill="97051E"/>
-            <w:vAlign w:val="center"/>
-          </w:tcPr>
-          <w:p>
-            <w:r/>
-            <w:r>
-              <w:rPr>
-                <w:b/>
-                <w:color w:val="FFFFFF"/>
-                <w:sz w:val="18"/>
-              </w:rPr>
-              <w:t>Módulo</w:t>
-            </w:r>
-          </w:p>
-        </w:tc>
-        <w:tc>
-          <w:tcPr>
-            <w:tcW w:type="dxa" w:w="5184"/>
-            <w:shd w:fill="97051E"/>
-            <w:vAlign w:val="center"/>
-          </w:tcPr>
-          <w:p>
-            <w:r/>
-            <w:r>
-              <w:rPr>
-                <w:b/>
-                <w:color w:val="FFFFFF"/>
-                <w:sz w:val="18"/>
-              </w:rPr>
-              <w:t>Columnas requeridas</w:t>
-            </w:r>
-          </w:p>
-        </w:tc>
-      </w:tr>
-      <w:tr>
-        <w:tc>
-          <w:tcPr>
-            <w:tcW w:type="dxa" w:w="5184"/>
-            <w:vAlign w:val="center"/>
-          </w:tcPr>
-          <w:p>
-            <w:r/>
-            <w:r>
-              <w:rPr>
-                <w:b w:val="0"/>
-                <w:color w:val="111827"/>
-                <w:sz w:val="18"/>
-              </w:rPr>
-              <w:t>Maestros</w:t>
-            </w:r>
-          </w:p>
-        </w:tc>
-        <w:tc>
-          <w:tcPr>
-            <w:tcW w:type="dxa" w:w="5184"/>
-            <w:vAlign w:val="center"/>
-          </w:tcPr>
-          <w:p>
-            <w:r/>
-            <w:r>
-              <w:rPr>
-                <w:b w:val="0"/>
-                <w:color w:val="111827"/>
-                <w:sz w:val="18"/>
-              </w:rPr>
-              <w:t>NOMBRE, USUARIO, CONTRASEÑA</w:t>
-            </w:r>
-          </w:p>
-        </w:tc>
-      </w:tr>
-      <w:tr>
-        <w:tc>
-          <w:tcPr>
-            <w:tcW w:type="dxa" w:w="5184"/>
-            <w:vAlign w:val="center"/>
-          </w:tcPr>
-          <w:p>
-            <w:r/>
-            <w:r>
-              <w:rPr>
-                <w:b w:val="0"/>
-                <w:color w:val="111827"/>
-                <w:sz w:val="18"/>
-              </w:rPr>
-              <w:t>Grupos</w:t>
-            </w:r>
-          </w:p>
-        </w:tc>
-        <w:tc>
-          <w:tcPr>
-            <w:tcW w:type="dxa" w:w="5184"/>
-            <w:vAlign w:val="center"/>
-          </w:tcPr>
-          <w:p>
-            <w:r/>
-            <w:r>
-              <w:rPr>
-                <w:b w:val="0"/>
-                <w:color w:val="111827"/>
-                <w:sz w:val="18"/>
-              </w:rPr>
-              <w:t>GRADO, GRUPO, TURNO</w:t>
-            </w:r>
-          </w:p>
-        </w:tc>
-      </w:tr>
-      <w:tr>
-        <w:tc>
-          <w:tcPr>
-            <w:tcW w:type="dxa" w:w="5184"/>
-            <w:vAlign w:val="center"/>
-          </w:tcPr>
-          <w:p>
-            <w:r/>
-            <w:r>
-              <w:rPr>
-                <w:b w:val="0"/>
-                <w:color w:val="111827"/>
-                <w:sz w:val="18"/>
-              </w:rPr>
-              <w:t>Alumnos</w:t>
-            </w:r>
-          </w:p>
-        </w:tc>
-        <w:tc>
-          <w:tcPr>
-            <w:tcW w:type="dxa" w:w="5184"/>
-            <w:vAlign w:val="center"/>
-          </w:tcPr>
-          <w:p>
-            <w:r/>
-            <w:r>
-              <w:rPr>
-                <w:b w:val="0"/>
-                <w:color w:val="111827"/>
-                <w:sz w:val="18"/>
-              </w:rPr>
-              <w:t>NOMBRE</w:t>
-            </w:r>
-          </w:p>
-        </w:tc>
-      </w:tr>
-    </w:tbl>
-    <w:p/>
-    <w:p>
-      <w:pPr>
-        <w:pStyle w:val="Heading1"/>
-      </w:pPr>
-      <w:r>
-        <w:rPr>
-          <w:color w:val="97051E"/>
-        </w:rPr>
-        <w:t>5. Portal docente</w:t>
-      </w:r>
-    </w:p>
-    <w:p>
-      <w:pPr>
-        <w:spacing w:after="120"/>
-      </w:pPr>
-      <w:r>
-        <w:rPr>
-          <w:sz w:val="20"/>
-        </w:rPr>
-        <w:t>El docente ve sus materias asignadas. Desde cada tarjeta puede capturar calificaciones, tomar asistencia y exportar reportes Excel o PDF.</w:t>
-      </w:r>
-    </w:p>
-    <w:p>
-      <w:pPr>
-        <w:pStyle w:val="ListBullet"/>
-      </w:pPr>
-      <w:r>
-        <w:rPr>
-          <w:sz w:val="20"/>
-        </w:rPr>
-        <w:t>Calificaciones: abre la captura del periodo seleccionado.</w:t>
-      </w:r>
-    </w:p>
-    <w:p>
-      <w:pPr>
-        <w:pStyle w:val="ListBullet"/>
-      </w:pPr>
-      <w:r>
-        <w:rPr>
-          <w:sz w:val="20"/>
-        </w:rPr>
-        <w:t>Asistencia: abre el pase de lista del día.</w:t>
-      </w:r>
-    </w:p>
-    <w:p>
-      <w:pPr>
-        <w:pStyle w:val="ListBullet"/>
-      </w:pPr>
-      <w:r>
-        <w:rPr>
-          <w:sz w:val="20"/>
-        </w:rPr>
-        <w:t>Excel: descarga archivo de hoja de cálculo.</w:t>
-      </w:r>
-    </w:p>
-    <w:p>
-      <w:pPr>
-        <w:pStyle w:val="ListBullet"/>
-      </w:pPr>
-      <w:r>
-        <w:rPr>
-          <w:sz w:val="20"/>
-        </w:rPr>
-        <w:t>PDF: descarga reporte PDF generado desde el servidor.</w:t>
-      </w:r>
-    </w:p>
-    <w:p>
-      <w:pPr>
-        <w:pStyle w:val="Heading1"/>
-      </w:pPr>
-      <w:r>
-        <w:rPr>
-          <w:color w:val="97051E"/>
-        </w:rPr>
-        <w:t>6. Consulta para padres</w:t>
-      </w:r>
-    </w:p>
-    <w:p>
-      <w:pPr>
-        <w:spacing w:after="120"/>
-      </w:pPr>
-      <w:r>
-        <w:rPr>
-          <w:sz w:val="20"/>
-        </w:rPr>
-        <w:t>La consulta pública protegida permite buscar el estado de asistencia del día. Para proteger la privacidad, se debe capturar nombre completo, grado, grupo y turno. No muestra listas completas de alumnos.</w:t>
-      </w:r>
-    </w:p>
-    <w:p>
-      <w:pPr>
-        <w:pStyle w:val="Heading1"/>
-      </w:pPr>
-      <w:r>
-        <w:rPr>
-          <w:color w:val="97051E"/>
-        </w:rPr>
-        <w:t>7. Reportes</w:t>
-      </w:r>
-    </w:p>
-    <w:p>
-      <w:pPr>
-        <w:spacing w:after="120"/>
-      </w:pPr>
-      <w:r>
-        <w:rPr>
-          <w:sz w:val="20"/>
-        </w:rPr>
-        <w:t>El Centro de reportes genera PDF real y archivos Excel para asistencia, calificaciones y boleta individual. Los PDF se descargan como archivos generados por el servidor.</w:t>
-      </w:r>
-    </w:p>
-    <w:p>
-      <w:pPr>
-        <w:pStyle w:val="Heading1"/>
-      </w:pPr>
-      <w:r>
-        <w:rPr>
-          <w:color w:val="97051E"/>
-        </w:rPr>
-        <w:t>8. Respaldos</w:t>
-      </w:r>
-    </w:p>
-    <w:p>
-      <w:pPr>
-        <w:spacing w:after="120"/>
-      </w:pPr>
-      <w:r>
-        <w:rPr>
-          <w:sz w:val="20"/>
-        </w:rPr>
-        <w:t>Desde el módulo Respaldos se puede descargar una copia completa o una copia de datos. Antes de cambios importantes, genera y guarda un respaldo externo.</w:t>
-      </w:r>
-    </w:p>
-    <w:p>
-      <w:pPr>
-        <w:pStyle w:val="Heading1"/>
-      </w:pPr>
-      <w:r>
-        <w:rPr>
-          <w:color w:val="97051E"/>
-        </w:rPr>
-        <w:t>9. Recomendaciones de uso</w:t>
-      </w:r>
-    </w:p>
-    <w:p>
-      <w:pPr>
-        <w:pStyle w:val="ListBullet"/>
-      </w:pPr>
-      <w:r>
-        <w:rPr>
-          <w:sz w:val="20"/>
-        </w:rPr>
-        <w:t>Usa contraseñas fuertes.</w:t>
-      </w:r>
-    </w:p>
-    <w:p>
-      <w:pPr>
-        <w:pStyle w:val="ListBullet"/>
-      </w:pPr>
-      <w:r>
-        <w:rPr>
-          <w:sz w:val="20"/>
-        </w:rPr>
-        <w:t>No compartas usuarios.</w:t>
-      </w:r>
-    </w:p>
-    <w:p>
-      <w:pPr>
-        <w:pStyle w:val="ListBullet"/>
-      </w:pPr>
-      <w:r>
-        <w:rPr>
-          <w:sz w:val="20"/>
-        </w:rPr>
-        <w:t>Cierra sesión al terminar.</w:t>
-      </w:r>
-    </w:p>
-    <w:p>
-      <w:pPr>
-        <w:pStyle w:val="ListBullet"/>
-      </w:pPr>
-      <w:r>
-        <w:rPr>
-          <w:sz w:val="20"/>
-        </w:rPr>
-        <w:t>Realiza respaldos periódicos.</w:t>
-      </w:r>
-    </w:p>
-    <w:p>
-      <w:pPr>
-        <w:pStyle w:val="ListBullet"/>
-      </w:pPr>
-      <w:r>
-        <w:rPr>
-          <w:sz w:val="20"/>
-        </w:rPr>
-        <w:t>Revisa bitácora ante cambios importantes.</w:t>
-      </w:r>
-    </w:p>
-    <w:p>
-      <w:pPr>
-        <w:pStyle w:val="ListBullet"/>
-      </w:pPr>
-      <w:r>
-        <w:rPr>
-          <w:sz w:val="20"/>
-        </w:rPr>
-        <w:t>Mantén actualizada la configuración institucional.</w:t>
-      </w:r>
-    </w:p>
     <w:sectPr>
       <w:pgSz w:w="12240" w:h="15840"/>
-      <w:pgMar w:top="864" w:right="936" w:bottom="864" w:left="936" w:header="720" w:footer="720" w:gutter="0"/>
+      <w:pgMar w:top="936" w:right="1008" w:bottom="936" w:left="1008" w:header="720" w:footer="720" w:gutter="0"/>
       <w:cols w:space="720"/>
       <w:docGrid w:linePitch="360"/>
     </w:sectPr>
@@ -1726,6 +626,10 @@
     <w:name w:val="Normal"/>
     <w:qFormat/>
     <w:rsid w:val="00FC693F"/>
+    <w:rPr>
+      <w:rFonts w:ascii="Arial" w:hAnsi="Arial"/>
+      <w:sz w:val="20"/>
+    </w:rPr>
   </w:style>
   <w:style w:type="paragraph" w:styleId="Header">
     <w:name w:val="header"/>
@@ -1786,7 +690,7 @@
       <w:outlineLvl w:val="0"/>
     </w:pPr>
     <w:rPr>
-      <w:rFonts w:asciiTheme="majorHAnsi" w:eastAsiaTheme="majorEastAsia" w:hAnsiTheme="majorHAnsi" w:cstheme="majorBidi"/>
+      <w:rFonts w:asciiTheme="majorHAnsi" w:eastAsiaTheme="majorEastAsia" w:hAnsiTheme="majorHAnsi" w:cstheme="majorBidi" w:ascii="Arial" w:hAnsi="Arial"/>
       <w:b/>
       <w:bCs/>
       <w:color w:val="365F91" w:themeColor="accent1" w:themeShade="BF"/>
@@ -1810,7 +714,7 @@
       <w:outlineLvl w:val="1"/>
     </w:pPr>
     <w:rPr>
-      <w:rFonts w:asciiTheme="majorHAnsi" w:eastAsiaTheme="majorEastAsia" w:hAnsiTheme="majorHAnsi" w:cstheme="majorBidi"/>
+      <w:rFonts w:asciiTheme="majorHAnsi" w:eastAsiaTheme="majorEastAsia" w:hAnsiTheme="majorHAnsi" w:cstheme="majorBidi" w:ascii="Arial" w:hAnsi="Arial"/>
       <w:b/>
       <w:bCs/>
       <w:color w:val="4F81BD" w:themeColor="accent1"/>
@@ -1834,7 +738,7 @@
       <w:outlineLvl w:val="2"/>
     </w:pPr>
     <w:rPr>
-      <w:rFonts w:asciiTheme="majorHAnsi" w:eastAsiaTheme="majorEastAsia" w:hAnsiTheme="majorHAnsi" w:cstheme="majorBidi"/>
+      <w:rFonts w:asciiTheme="majorHAnsi" w:eastAsiaTheme="majorEastAsia" w:hAnsiTheme="majorHAnsi" w:cstheme="majorBidi" w:ascii="Arial" w:hAnsi="Arial"/>
       <w:b/>
       <w:bCs/>
       <w:color w:val="4F81BD" w:themeColor="accent1"/>

--- a/docs/MANUAL_USUARIO_SGCE.docx
+++ b/docs/MANUAL_USUARIO_SGCE.docx
@@ -8,11 +8,11 @@
       </w:pPr>
       <w:r>
         <w:rPr>
-          <w:rFonts w:ascii="Arial" w:hAnsi="Arial"/>
           <w:b/>
-          <w:sz w:val="36"/>
+          <w:color w:val="97051E"/>
+          <w:sz w:val="56"/>
         </w:rPr>
-        <w:t>Manual de Usuario SGCE 2026 FINAL</w:t>
+        <w:t>SGCE</w:t>
       </w:r>
     </w:p>
     <w:p>
@@ -21,158 +21,113 @@
       </w:pPr>
       <w:r>
         <w:rPr>
-          <w:rFonts w:ascii="Arial" w:hAnsi="Arial"/>
           <w:b/>
+          <w:color w:val="1F2937"/>
+          <w:sz w:val="40"/>
+        </w:rPr>
+        <w:t>Manual de Usuario</w:t>
+      </w:r>
+    </w:p>
+    <w:p>
+      <w:pPr>
+        <w:jc w:val="center"/>
+      </w:pPr>
+      <w:r>
+        <w:rPr>
+          <w:color w:val="667085"/>
           <w:sz w:val="20"/>
         </w:rPr>
-        <w:t>Guía práctica para administrador y docentes</w:t>
+        <w:t>Guía práctica para administrador, docentes, directivos, padres y alumnos.</w:t>
+      </w:r>
+    </w:p>
+    <w:p>
+      <w:pPr>
+        <w:jc w:val="center"/>
+      </w:pPr>
+      <w:r>
+        <w:rPr>
+          <w:color w:val="667085"/>
+          <w:sz w:val="18"/>
+        </w:rPr>
+        <w:t>Versión limpia para instalación desde cero - 2026-05-29</w:t>
       </w:r>
     </w:p>
     <w:p/>
     <w:p>
       <w:pPr>
-        <w:pStyle w:val="Heading2"/>
+        <w:pStyle w:val="Heading1"/>
       </w:pPr>
       <w:r>
-        <w:t>1. Acceso</w:t>
+        <w:rPr>
+          <w:b/>
+          <w:color w:val="97051E"/>
+        </w:rPr>
+        <w:t>1. Acceso al sistema</w:t>
       </w:r>
     </w:p>
     <w:p>
       <w:r>
-        <w:t>Entrar a index.php con usuario y contraseña asignados. El sistema redirige según el rol: administrador, docente u otros roles autorizados.</w:t>
+        <w:t>Para usar el sistema, entra a index.php. Los usuarios internos inician sesión con usuario y contraseña. El sistema redirige al panel correspondiente según el rol asignado.</w:t>
       </w:r>
     </w:p>
     <w:p>
       <w:pPr>
-        <w:pStyle w:val="Heading2"/>
+        <w:pStyle w:val="ListBullet"/>
       </w:pPr>
       <w:r>
-        <w:t>2. Panel administrador</w:t>
+        <w:t>Administrador: panel completo de configuración y control escolar.</w:t>
+      </w:r>
+    </w:p>
+    <w:p>
+      <w:pPr>
+        <w:pStyle w:val="ListBullet"/>
+      </w:pPr>
+      <w:r>
+        <w:t>Docente: materias asignadas, asistencia, calificaciones y planeaciones.</w:t>
+      </w:r>
+    </w:p>
+    <w:p>
+      <w:pPr>
+        <w:pStyle w:val="ListBullet"/>
+      </w:pPr>
+      <w:r>
+        <w:t>Padres/alumnos: consulta pública individual de asistencia y calificaciones.</w:t>
+      </w:r>
+    </w:p>
+    <w:p>
+      <w:pPr>
+        <w:pStyle w:val="Heading1"/>
+      </w:pPr>
+      <w:r>
+        <w:rPr>
+          <w:b/>
+          <w:color w:val="97051E"/>
+        </w:rPr>
+        <w:t>2. Login y color institucional</w:t>
       </w:r>
     </w:p>
     <w:p>
       <w:r>
-        <w:t>El dashboard muestra accesos rápidos, alumnos activos, maestros, grupos, asistencias del día, faltas y promedio general. El botón de cerrar sesión solicita confirmación.</w:t>
+        <w:t>El color institucional se configura desde Configuración General. Al cambiarlo, también cambia el login, encabezados, botones principales y detalles visuales del sistema. Los colores de alerta se conservan: rojo para errores, verde para éxito y azul para acciones informativas.</w:t>
       </w:r>
     </w:p>
     <w:p>
       <w:pPr>
-        <w:pStyle w:val="Heading2"/>
+        <w:pStyle w:val="Heading1"/>
       </w:pPr>
       <w:r>
-        <w:t>3. Maestros</w:t>
+        <w:rPr>
+          <w:b/>
+          <w:color w:val="97051E"/>
+        </w:rPr>
+        <w:t>3. Dashboard administrador</w:t>
       </w:r>
     </w:p>
     <w:p>
       <w:r>
-        <w:t>Permite registrar docentes manualmente o importar CSV/Excel. Para importar, el archivo debe contener Nombre, Usuario y Contraseña. El sistema pide confirmación antes de procesar.</w:t>
+        <w:t>El dashboard muestra resumen general y accesos a módulos. Los iconos usan colores suaves para distinguir funciones sin saturar la pantalla.</w:t>
       </w:r>
     </w:p>
-    <w:p>
-      <w:pPr>
-        <w:pStyle w:val="Heading2"/>
-      </w:pPr>
-      <w:r>
-        <w:t>4. Grupos</w:t>
-      </w:r>
-    </w:p>
-    <w:p>
-      <w:r>
-        <w:t>Permite registrar grado, grupo y turno. El grado usa números, el grupo usa letras y el turno debe ser MATUTINO o VESPERTINO. También puede importarse CSV/Excel.</w:t>
-      </w:r>
-    </w:p>
-    <w:p>
-      <w:pPr>
-        <w:pStyle w:val="Heading2"/>
-      </w:pPr>
-      <w:r>
-        <w:t>5. Alumnos</w:t>
-      </w:r>
-    </w:p>
-    <w:p>
-      <w:r>
-        <w:t>Permite inscribir alumnos manualmente o importar listas por grupo. Antes de importar verifica que el grupo seleccionado sea correcto.</w:t>
-      </w:r>
-    </w:p>
-    <w:p>
-      <w:pPr>
-        <w:pStyle w:val="Heading2"/>
-      </w:pPr>
-      <w:r>
-        <w:t>6. Asignaciones</w:t>
-      </w:r>
-    </w:p>
-    <w:p>
-      <w:r>
-        <w:t>Relaciona maestro, grupo y materia. Esta asignación habilita asistencia, calificaciones y planeaciones para el docente.</w:t>
-      </w:r>
-    </w:p>
-    <w:p>
-      <w:pPr>
-        <w:pStyle w:val="Heading2"/>
-      </w:pPr>
-      <w:r>
-        <w:t>7. Docente</w:t>
-      </w:r>
-    </w:p>
-    <w:p>
-      <w:r>
-        <w:t>El portal del docente muestra materias asignadas. Si no tiene materias, se muestra un aviso cerrado correctamente con su tachita alineada. Desde cada materia puede pasar asistencia, calificar y exportar reportes.</w:t>
-      </w:r>
-    </w:p>
-    <w:p>
-      <w:pPr>
-        <w:pStyle w:val="Heading2"/>
-      </w:pPr>
-      <w:r>
-        <w:t>8. Asistencia</w:t>
-      </w:r>
-    </w:p>
-    <w:p>
-      <w:r>
-        <w:t>El docente selecciona la materia y registra A, F, R o J. El sistema evita duplicar pase de lista para la misma materia, alumno y día.</w:t>
-      </w:r>
-    </w:p>
-    <w:p>
-      <w:pPr>
-        <w:pStyle w:val="Heading2"/>
-      </w:pPr>
-      <w:r>
-        <w:t>9. Calificaciones</w:t>
-      </w:r>
-    </w:p>
-    <w:p>
-      <w:r>
-        <w:t>Las calificaciones se capturan por periodo. El sistema valida valores y permite guardar cambios por grupo/asignación.</w:t>
-      </w:r>
-    </w:p>
-    <w:p>
-      <w:pPr>
-        <w:pStyle w:val="Heading2"/>
-      </w:pPr>
-      <w:r>
-        <w:t>10. Reportes y respaldos</w:t>
-      </w:r>
-    </w:p>
-    <w:p>
-      <w:r>
-        <w:t>El sistema genera reportes PDF/Excel y respaldos de solo datos. Para importar un respaldo, se muestra una confirmación antes de ejecutar.</w:t>
-      </w:r>
-    </w:p>
-    <w:p>
-      <w:pPr>
-        <w:pStyle w:val="Heading2"/>
-      </w:pPr>
-      <w:r>
-        <w:t>11. Buenas prácticas</w:t>
-      </w:r>
-    </w:p>
-    <w:p>
-      <w:r>
-        <w:t>Cerrar sesión al terminar, revisar archivos antes de importar, respaldar antes de cambios grandes y usar siempre el módulo de respaldo oficial.</w:t>
-      </w:r>
-    </w:p>
-    <w:p/>
     <w:tbl>
       <w:tblPr>
         <w:tblStyle w:val="TableGrid"/>
@@ -187,23 +142,37 @@
       <w:tr>
         <w:tc>
           <w:tcPr>
-            <w:tcW w:type="dxa" w:w="5112"/>
-            <w:shd w:fill="F2F4F7"/>
+            <w:tcW w:type="dxa" w:w="2592"/>
+            <w:shd w:fill="97051E"/>
+            <w:vAlign w:val="center"/>
           </w:tcPr>
           <w:p>
+            <w:r/>
             <w:r>
-              <w:t>Versión</w:t>
+              <w:rPr>
+                <w:b/>
+                <w:color w:val="FFFFFF"/>
+                <w:sz w:val="18"/>
+              </w:rPr>
+              <w:t>Módulo</w:t>
             </w:r>
           </w:p>
         </w:tc>
         <w:tc>
           <w:tcPr>
-            <w:tcW w:type="dxa" w:w="5112"/>
-            <w:shd w:fill="F2F4F7"/>
+            <w:tcW w:type="dxa" w:w="6624"/>
+            <w:shd w:fill="97051E"/>
+            <w:vAlign w:val="center"/>
           </w:tcPr>
           <w:p>
+            <w:r/>
             <w:r>
-              <w:t>SGCE 2026 FINAL</w:t>
+              <w:rPr>
+                <w:b/>
+                <w:color w:val="FFFFFF"/>
+                <w:sz w:val="18"/>
+              </w:rPr>
+              <w:t>Uso</w:t>
             </w:r>
           </w:p>
         </w:tc>
@@ -211,21 +180,35 @@
       <w:tr>
         <w:tc>
           <w:tcPr>
-            <w:tcW w:type="dxa" w:w="5112"/>
+            <w:tcW w:type="dxa" w:w="2592"/>
+            <w:vAlign w:val="center"/>
+            <w:shd w:fill="F8FAFC"/>
           </w:tcPr>
           <w:p>
+            <w:r/>
             <w:r>
-              <w:t>Calificación técnica estimada</w:t>
+              <w:rPr>
+                <w:b w:val="0"/>
+                <w:sz w:val="18"/>
+              </w:rPr>
+              <w:t>Anuncios/Avisos</w:t>
             </w:r>
           </w:p>
         </w:tc>
         <w:tc>
           <w:tcPr>
-            <w:tcW w:type="dxa" w:w="5112"/>
+            <w:tcW w:type="dxa" w:w="6624"/>
+            <w:vAlign w:val="center"/>
+            <w:shd w:fill="F8FAFC"/>
           </w:tcPr>
           <w:p>
+            <w:r/>
             <w:r>
-              <w:t>9.4 / 10</w:t>
+              <w:rPr>
+                <w:b w:val="0"/>
+                <w:sz w:val="18"/>
+              </w:rPr>
+              <w:t>Publicar comunicados para todos, maestros o padres.</w:t>
             </w:r>
           </w:p>
         </w:tc>
@@ -233,26 +216,1801 @@
       <w:tr>
         <w:tc>
           <w:tcPr>
-            <w:tcW w:type="dxa" w:w="5112"/>
+            <w:tcW w:type="dxa" w:w="2592"/>
+            <w:vAlign w:val="center"/>
+            <w:shd w:fill="FFFFFF"/>
           </w:tcPr>
           <w:p>
+            <w:r/>
             <w:r>
-              <w:t>Compatibilidad</w:t>
+              <w:rPr>
+                <w:b w:val="0"/>
+                <w:sz w:val="18"/>
+              </w:rPr>
+              <w:t>Maestros</w:t>
             </w:r>
           </w:p>
         </w:tc>
         <w:tc>
           <w:tcPr>
-            <w:tcW w:type="dxa" w:w="5112"/>
+            <w:tcW w:type="dxa" w:w="6624"/>
+            <w:vAlign w:val="center"/>
+            <w:shd w:fill="FFFFFF"/>
           </w:tcPr>
           <w:p>
+            <w:r/>
             <w:r>
-              <w:t>Local, Plesk, cPanel y hosting compartido</w:t>
+              <w:rPr>
+                <w:b w:val="0"/>
+                <w:sz w:val="18"/>
+              </w:rPr>
+              <w:t>Registrar, importar, activar/desactivar y administrar docentes.</w:t>
+            </w:r>
+          </w:p>
+        </w:tc>
+      </w:tr>
+      <w:tr>
+        <w:tc>
+          <w:tcPr>
+            <w:tcW w:type="dxa" w:w="2592"/>
+            <w:vAlign w:val="center"/>
+            <w:shd w:fill="F8FAFC"/>
+          </w:tcPr>
+          <w:p>
+            <w:r/>
+            <w:r>
+              <w:rPr>
+                <w:b w:val="0"/>
+                <w:sz w:val="18"/>
+              </w:rPr>
+              <w:t>Grupos</w:t>
+            </w:r>
+          </w:p>
+        </w:tc>
+        <w:tc>
+          <w:tcPr>
+            <w:tcW w:type="dxa" w:w="6624"/>
+            <w:vAlign w:val="center"/>
+            <w:shd w:fill="F8FAFC"/>
+          </w:tcPr>
+          <w:p>
+            <w:r/>
+            <w:r>
+              <w:rPr>
+                <w:b w:val="0"/>
+                <w:sz w:val="18"/>
+              </w:rPr>
+              <w:t>Crear grado, grupo y turno.</w:t>
+            </w:r>
+          </w:p>
+        </w:tc>
+      </w:tr>
+      <w:tr>
+        <w:tc>
+          <w:tcPr>
+            <w:tcW w:type="dxa" w:w="2592"/>
+            <w:vAlign w:val="center"/>
+            <w:shd w:fill="FFFFFF"/>
+          </w:tcPr>
+          <w:p>
+            <w:r/>
+            <w:r>
+              <w:rPr>
+                <w:b w:val="0"/>
+                <w:sz w:val="18"/>
+              </w:rPr>
+              <w:t>Alumnos</w:t>
+            </w:r>
+          </w:p>
+        </w:tc>
+        <w:tc>
+          <w:tcPr>
+            <w:tcW w:type="dxa" w:w="6624"/>
+            <w:vAlign w:val="center"/>
+            <w:shd w:fill="FFFFFF"/>
+          </w:tcPr>
+          <w:p>
+            <w:r/>
+            <w:r>
+              <w:rPr>
+                <w:b w:val="0"/>
+                <w:sz w:val="18"/>
+              </w:rPr>
+              <w:t>Registrar, importar y consultar alumnos por grupo.</w:t>
+            </w:r>
+          </w:p>
+        </w:tc>
+      </w:tr>
+      <w:tr>
+        <w:tc>
+          <w:tcPr>
+            <w:tcW w:type="dxa" w:w="2592"/>
+            <w:vAlign w:val="center"/>
+            <w:shd w:fill="F8FAFC"/>
+          </w:tcPr>
+          <w:p>
+            <w:r/>
+            <w:r>
+              <w:rPr>
+                <w:b w:val="0"/>
+                <w:sz w:val="18"/>
+              </w:rPr>
+              <w:t>Asignaciones</w:t>
+            </w:r>
+          </w:p>
+        </w:tc>
+        <w:tc>
+          <w:tcPr>
+            <w:tcW w:type="dxa" w:w="6624"/>
+            <w:vAlign w:val="center"/>
+            <w:shd w:fill="F8FAFC"/>
+          </w:tcPr>
+          <w:p>
+            <w:r/>
+            <w:r>
+              <w:rPr>
+                <w:b w:val="0"/>
+                <w:sz w:val="18"/>
+              </w:rPr>
+              <w:t>Vincular maestro, grupo y materia.</w:t>
+            </w:r>
+          </w:p>
+        </w:tc>
+      </w:tr>
+      <w:tr>
+        <w:tc>
+          <w:tcPr>
+            <w:tcW w:type="dxa" w:w="2592"/>
+            <w:vAlign w:val="center"/>
+            <w:shd w:fill="FFFFFF"/>
+          </w:tcPr>
+          <w:p>
+            <w:r/>
+            <w:r>
+              <w:rPr>
+                <w:b w:val="0"/>
+                <w:sz w:val="18"/>
+              </w:rPr>
+              <w:t>Expedientes</w:t>
+            </w:r>
+          </w:p>
+        </w:tc>
+        <w:tc>
+          <w:tcPr>
+            <w:tcW w:type="dxa" w:w="6624"/>
+            <w:vAlign w:val="center"/>
+            <w:shd w:fill="FFFFFF"/>
+          </w:tcPr>
+          <w:p>
+            <w:r/>
+            <w:r>
+              <w:rPr>
+                <w:b w:val="0"/>
+                <w:sz w:val="18"/>
+              </w:rPr>
+              <w:t>Consultar historial individual de alumnos.</w:t>
+            </w:r>
+          </w:p>
+        </w:tc>
+      </w:tr>
+      <w:tr>
+        <w:tc>
+          <w:tcPr>
+            <w:tcW w:type="dxa" w:w="2592"/>
+            <w:vAlign w:val="center"/>
+            <w:shd w:fill="F8FAFC"/>
+          </w:tcPr>
+          <w:p>
+            <w:r/>
+            <w:r>
+              <w:rPr>
+                <w:b w:val="0"/>
+                <w:sz w:val="18"/>
+              </w:rPr>
+              <w:t>Reportes</w:t>
+            </w:r>
+          </w:p>
+        </w:tc>
+        <w:tc>
+          <w:tcPr>
+            <w:tcW w:type="dxa" w:w="6624"/>
+            <w:vAlign w:val="center"/>
+            <w:shd w:fill="F8FAFC"/>
+          </w:tcPr>
+          <w:p>
+            <w:r/>
+            <w:r>
+              <w:rPr>
+                <w:b w:val="0"/>
+                <w:sz w:val="18"/>
+              </w:rPr>
+              <w:t>Exportar calificaciones, asistencias y alumnos.</w:t>
+            </w:r>
+          </w:p>
+        </w:tc>
+      </w:tr>
+      <w:tr>
+        <w:tc>
+          <w:tcPr>
+            <w:tcW w:type="dxa" w:w="2592"/>
+            <w:vAlign w:val="center"/>
+            <w:shd w:fill="FFFFFF"/>
+          </w:tcPr>
+          <w:p>
+            <w:r/>
+            <w:r>
+              <w:rPr>
+                <w:b w:val="0"/>
+                <w:sz w:val="18"/>
+              </w:rPr>
+              <w:t>Planeaciones</w:t>
+            </w:r>
+          </w:p>
+        </w:tc>
+        <w:tc>
+          <w:tcPr>
+            <w:tcW w:type="dxa" w:w="6624"/>
+            <w:vAlign w:val="center"/>
+            <w:shd w:fill="FFFFFF"/>
+          </w:tcPr>
+          <w:p>
+            <w:r/>
+            <w:r>
+              <w:rPr>
+                <w:b w:val="0"/>
+                <w:sz w:val="18"/>
+              </w:rPr>
+              <w:t>Revisar archivos enviados por docentes.</w:t>
+            </w:r>
+          </w:p>
+        </w:tc>
+      </w:tr>
+      <w:tr>
+        <w:tc>
+          <w:tcPr>
+            <w:tcW w:type="dxa" w:w="2592"/>
+            <w:vAlign w:val="center"/>
+            <w:shd w:fill="F8FAFC"/>
+          </w:tcPr>
+          <w:p>
+            <w:r/>
+            <w:r>
+              <w:rPr>
+                <w:b w:val="0"/>
+                <w:sz w:val="18"/>
+              </w:rPr>
+              <w:t>Configuración</w:t>
+            </w:r>
+          </w:p>
+        </w:tc>
+        <w:tc>
+          <w:tcPr>
+            <w:tcW w:type="dxa" w:w="6624"/>
+            <w:vAlign w:val="center"/>
+            <w:shd w:fill="F8FAFC"/>
+          </w:tcPr>
+          <w:p>
+            <w:r/>
+            <w:r>
+              <w:rPr>
+                <w:b w:val="0"/>
+                <w:sz w:val="18"/>
+              </w:rPr>
+              <w:t>Cambiar datos institucionales, ciclo activo, periodos y usuarios.</w:t>
+            </w:r>
+          </w:p>
+        </w:tc>
+      </w:tr>
+      <w:tr>
+        <w:tc>
+          <w:tcPr>
+            <w:tcW w:type="dxa" w:w="2592"/>
+            <w:vAlign w:val="center"/>
+            <w:shd w:fill="FFFFFF"/>
+          </w:tcPr>
+          <w:p>
+            <w:r/>
+            <w:r>
+              <w:rPr>
+                <w:b w:val="0"/>
+                <w:sz w:val="18"/>
+              </w:rPr>
+              <w:t>Respaldos</w:t>
+            </w:r>
+          </w:p>
+        </w:tc>
+        <w:tc>
+          <w:tcPr>
+            <w:tcW w:type="dxa" w:w="6624"/>
+            <w:vAlign w:val="center"/>
+            <w:shd w:fill="FFFFFF"/>
+          </w:tcPr>
+          <w:p>
+            <w:r/>
+            <w:r>
+              <w:rPr>
+                <w:b w:val="0"/>
+                <w:sz w:val="18"/>
+              </w:rPr>
+              <w:t>Exportar o restaurar datos SGCE.</w:t>
+            </w:r>
+          </w:p>
+        </w:tc>
+      </w:tr>
+      <w:tr>
+        <w:tc>
+          <w:tcPr>
+            <w:tcW w:type="dxa" w:w="2592"/>
+            <w:vAlign w:val="center"/>
+            <w:shd w:fill="F8FAFC"/>
+          </w:tcPr>
+          <w:p>
+            <w:r/>
+            <w:r>
+              <w:rPr>
+                <w:b w:val="0"/>
+                <w:sz w:val="18"/>
+              </w:rPr>
+              <w:t>Bitácora</w:t>
+            </w:r>
+          </w:p>
+        </w:tc>
+        <w:tc>
+          <w:tcPr>
+            <w:tcW w:type="dxa" w:w="6624"/>
+            <w:vAlign w:val="center"/>
+            <w:shd w:fill="F8FAFC"/>
+          </w:tcPr>
+          <w:p>
+            <w:r/>
+            <w:r>
+              <w:rPr>
+                <w:b w:val="0"/>
+                <w:sz w:val="18"/>
+              </w:rPr>
+              <w:t>Consultar movimientos importantes.</w:t>
             </w:r>
           </w:p>
         </w:tc>
       </w:tr>
     </w:tbl>
+    <w:p/>
+    <w:p>
+      <w:pPr>
+        <w:pStyle w:val="Heading1"/>
+      </w:pPr>
+      <w:r>
+        <w:rPr>
+          <w:b/>
+          <w:color w:val="97051E"/>
+        </w:rPr>
+        <w:t>4. Alta e importación de maestros</w:t>
+      </w:r>
+    </w:p>
+    <w:p>
+      <w:pPr>
+        <w:ind w:left="360" w:hanging="360"/>
+      </w:pPr>
+      <w:r>
+        <w:rPr>
+          <w:b/>
+          <w:sz w:val="20"/>
+        </w:rPr>
+        <w:t xml:space="preserve">1. </w:t>
+      </w:r>
+      <w:r>
+        <w:rPr>
+          <w:sz w:val="20"/>
+        </w:rPr>
+        <w:t>Ir a Maestros.</w:t>
+      </w:r>
+    </w:p>
+    <w:p>
+      <w:pPr>
+        <w:ind w:left="360" w:hanging="360"/>
+      </w:pPr>
+      <w:r>
+        <w:rPr>
+          <w:b/>
+          <w:sz w:val="20"/>
+        </w:rPr>
+        <w:t xml:space="preserve">2. </w:t>
+      </w:r>
+      <w:r>
+        <w:rPr>
+          <w:sz w:val="20"/>
+        </w:rPr>
+        <w:t>Capturar nombre, usuario y contraseña, o seleccionar archivo CSV/Excel.</w:t>
+      </w:r>
+    </w:p>
+    <w:p>
+      <w:pPr>
+        <w:ind w:left="360" w:hanging="360"/>
+      </w:pPr>
+      <w:r>
+        <w:rPr>
+          <w:b/>
+          <w:sz w:val="20"/>
+        </w:rPr>
+        <w:t xml:space="preserve">3. </w:t>
+      </w:r>
+      <w:r>
+        <w:rPr>
+          <w:sz w:val="20"/>
+        </w:rPr>
+        <w:t>Confirmar la importación cuando el sistema lo solicite.</w:t>
+      </w:r>
+    </w:p>
+    <w:p>
+      <w:pPr>
+        <w:ind w:left="360" w:hanging="360"/>
+      </w:pPr>
+      <w:r>
+        <w:rPr>
+          <w:b/>
+          <w:sz w:val="20"/>
+        </w:rPr>
+        <w:t xml:space="preserve">4. </w:t>
+      </w:r>
+      <w:r>
+        <w:rPr>
+          <w:sz w:val="20"/>
+        </w:rPr>
+        <w:t>Validar que el docente aparezca activo.</w:t>
+      </w:r>
+    </w:p>
+    <w:tbl>
+      <w:tblPr>
+        <w:tblW w:type="auto" w:w="0"/>
+        <w:jc w:val="center"/>
+        <w:tblLayout w:type="autofit"/>
+        <w:tblLook w:firstColumn="1" w:firstRow="1" w:lastColumn="0" w:lastRow="0" w:noHBand="0" w:noVBand="1" w:val="04A0"/>
+      </w:tblPr>
+      <w:tblGrid>
+        <w:gridCol w:w="10224"/>
+      </w:tblGrid>
+      <w:tr>
+        <w:tc>
+          <w:tcPr>
+            <w:tcW w:type="dxa" w:w="10224"/>
+            <w:shd w:fill="EFF6FF"/>
+          </w:tcPr>
+          <w:p>
+            <w:r>
+              <w:rPr>
+                <w:b/>
+                <w:color w:val="1F2937"/>
+                <w:sz w:val="20"/>
+              </w:rPr>
+              <w:t>Consejo</w:t>
+            </w:r>
+          </w:p>
+          <w:p>
+            <w:r>
+              <w:rPr>
+                <w:color w:val="667085"/>
+                <w:sz w:val="18"/>
+              </w:rPr>
+              <w:t>Antes de importar revisa que el archivo no tenga encabezados duplicados ni filas vacías. El botón de importar usa color azul y los botones de guardar usan verde.</w:t>
+            </w:r>
+          </w:p>
+        </w:tc>
+      </w:tr>
+    </w:tbl>
+    <w:p/>
+    <w:p>
+      <w:pPr>
+        <w:pStyle w:val="Heading1"/>
+      </w:pPr>
+      <w:r>
+        <w:rPr>
+          <w:b/>
+          <w:color w:val="97051E"/>
+        </w:rPr>
+        <w:t>5. Grupos y alumnos</w:t>
+      </w:r>
+    </w:p>
+    <w:p>
+      <w:pPr>
+        <w:pStyle w:val="ListBullet"/>
+      </w:pPr>
+      <w:r>
+        <w:t>En Grupos, el grado debe ser numérico y el grupo debe ser letra.</w:t>
+      </w:r>
+    </w:p>
+    <w:p>
+      <w:pPr>
+        <w:pStyle w:val="ListBullet"/>
+      </w:pPr>
+      <w:r>
+        <w:t>En Alumnos, selecciona el grupo correcto antes de importar.</w:t>
+      </w:r>
+    </w:p>
+    <w:p>
+      <w:pPr>
+        <w:pStyle w:val="ListBullet"/>
+      </w:pPr>
+      <w:r>
+        <w:t>Los nombres se normalizan para evitar diferencias por mayúsculas/minúsculas.</w:t>
+      </w:r>
+    </w:p>
+    <w:p>
+      <w:pPr>
+        <w:pStyle w:val="ListBullet"/>
+      </w:pPr>
+      <w:r>
+        <w:t>Antes de borrar grupos o alumnos, genera respaldo si ya hay datos reales.</w:t>
+      </w:r>
+    </w:p>
+    <w:p>
+      <w:pPr>
+        <w:pStyle w:val="Heading1"/>
+      </w:pPr>
+      <w:r>
+        <w:rPr>
+          <w:b/>
+          <w:color w:val="97051E"/>
+        </w:rPr>
+        <w:t>6. Asignaciones</w:t>
+      </w:r>
+    </w:p>
+    <w:p>
+      <w:r>
+        <w:t>Una asignación une maestro, grupo y materia. Sin asignación, el docente no podrá pasar lista ni capturar calificaciones para ese grupo.</w:t>
+      </w:r>
+    </w:p>
+    <w:p>
+      <w:pPr>
+        <w:ind w:left="360" w:hanging="360"/>
+      </w:pPr>
+      <w:r>
+        <w:rPr>
+          <w:b/>
+          <w:sz w:val="20"/>
+        </w:rPr>
+        <w:t xml:space="preserve">1. </w:t>
+      </w:r>
+      <w:r>
+        <w:rPr>
+          <w:sz w:val="20"/>
+        </w:rPr>
+        <w:t>Selecciona maestro.</w:t>
+      </w:r>
+    </w:p>
+    <w:p>
+      <w:pPr>
+        <w:ind w:left="360" w:hanging="360"/>
+      </w:pPr>
+      <w:r>
+        <w:rPr>
+          <w:b/>
+          <w:sz w:val="20"/>
+        </w:rPr>
+        <w:t xml:space="preserve">2. </w:t>
+      </w:r>
+      <w:r>
+        <w:rPr>
+          <w:sz w:val="20"/>
+        </w:rPr>
+        <w:t>Selecciona grupo.</w:t>
+      </w:r>
+    </w:p>
+    <w:p>
+      <w:pPr>
+        <w:ind w:left="360" w:hanging="360"/>
+      </w:pPr>
+      <w:r>
+        <w:rPr>
+          <w:b/>
+          <w:sz w:val="20"/>
+        </w:rPr>
+        <w:t xml:space="preserve">3. </w:t>
+      </w:r>
+      <w:r>
+        <w:rPr>
+          <w:sz w:val="20"/>
+        </w:rPr>
+        <w:t>Escribe materia.</w:t>
+      </w:r>
+    </w:p>
+    <w:p>
+      <w:pPr>
+        <w:ind w:left="360" w:hanging="360"/>
+      </w:pPr>
+      <w:r>
+        <w:rPr>
+          <w:b/>
+          <w:sz w:val="20"/>
+        </w:rPr>
+        <w:t xml:space="preserve">4. </w:t>
+      </w:r>
+      <w:r>
+        <w:rPr>
+          <w:sz w:val="20"/>
+        </w:rPr>
+        <w:t>Guarda la asignación.</w:t>
+      </w:r>
+    </w:p>
+    <w:p>
+      <w:pPr>
+        <w:ind w:left="360" w:hanging="360"/>
+      </w:pPr>
+      <w:r>
+        <w:rPr>
+          <w:b/>
+          <w:sz w:val="20"/>
+        </w:rPr>
+        <w:t xml:space="preserve">5. </w:t>
+      </w:r>
+      <w:r>
+        <w:rPr>
+          <w:sz w:val="20"/>
+        </w:rPr>
+        <w:t>Verifica desde el portal docente que aparezca la materia.</w:t>
+      </w:r>
+    </w:p>
+    <w:p>
+      <w:pPr>
+        <w:pStyle w:val="Heading1"/>
+      </w:pPr>
+      <w:r>
+        <w:rPr>
+          <w:b/>
+          <w:color w:val="97051E"/>
+        </w:rPr>
+        <w:t>7. Portal docente</w:t>
+      </w:r>
+    </w:p>
+    <w:p>
+      <w:r>
+        <w:t>El docente ve tarjetas por materia asignada. Cada tarjeta tiene acciones de calificaciones, asistencia, planeaciones y exportaciones.</w:t>
+      </w:r>
+    </w:p>
+    <w:tbl>
+      <w:tblPr>
+        <w:tblStyle w:val="TableGrid"/>
+        <w:tblW w:type="auto" w:w="0"/>
+        <w:jc w:val="center"/>
+        <w:tblLook w:firstColumn="1" w:firstRow="1" w:lastColumn="0" w:lastRow="0" w:noHBand="0" w:noVBand="1" w:val="04A0"/>
+      </w:tblPr>
+      <w:tblGrid>
+        <w:gridCol w:w="3408"/>
+        <w:gridCol w:w="3408"/>
+        <w:gridCol w:w="3408"/>
+      </w:tblGrid>
+      <w:tr>
+        <w:tc>
+          <w:tcPr>
+            <w:tcW w:type="dxa" w:w="2592"/>
+            <w:shd w:fill="97051E"/>
+            <w:vAlign w:val="center"/>
+          </w:tcPr>
+          <w:p>
+            <w:r/>
+            <w:r>
+              <w:rPr>
+                <w:b/>
+                <w:color w:val="FFFFFF"/>
+                <w:sz w:val="18"/>
+              </w:rPr>
+              <w:t>Acción</w:t>
+            </w:r>
+          </w:p>
+        </w:tc>
+        <w:tc>
+          <w:tcPr>
+            <w:tcW w:type="dxa" w:w="1728"/>
+            <w:shd w:fill="97051E"/>
+            <w:vAlign w:val="center"/>
+          </w:tcPr>
+          <w:p>
+            <w:r/>
+            <w:r>
+              <w:rPr>
+                <w:b/>
+                <w:color w:val="FFFFFF"/>
+                <w:sz w:val="18"/>
+              </w:rPr>
+              <w:t>Color</w:t>
+            </w:r>
+          </w:p>
+        </w:tc>
+        <w:tc>
+          <w:tcPr>
+            <w:tcW w:type="dxa" w:w="4896"/>
+            <w:shd w:fill="97051E"/>
+            <w:vAlign w:val="center"/>
+          </w:tcPr>
+          <w:p>
+            <w:r/>
+            <w:r>
+              <w:rPr>
+                <w:b/>
+                <w:color w:val="FFFFFF"/>
+                <w:sz w:val="18"/>
+              </w:rPr>
+              <w:t>Uso</w:t>
+            </w:r>
+          </w:p>
+        </w:tc>
+      </w:tr>
+      <w:tr>
+        <w:tc>
+          <w:tcPr>
+            <w:tcW w:type="dxa" w:w="2592"/>
+            <w:vAlign w:val="center"/>
+            <w:shd w:fill="F8FAFC"/>
+          </w:tcPr>
+          <w:p>
+            <w:r/>
+            <w:r>
+              <w:rPr>
+                <w:b w:val="0"/>
+                <w:sz w:val="18"/>
+              </w:rPr>
+              <w:t>Calificaciones</w:t>
+            </w:r>
+          </w:p>
+        </w:tc>
+        <w:tc>
+          <w:tcPr>
+            <w:tcW w:type="dxa" w:w="1728"/>
+            <w:vAlign w:val="center"/>
+            <w:shd w:fill="F8FAFC"/>
+          </w:tcPr>
+          <w:p>
+            <w:r/>
+            <w:r>
+              <w:rPr>
+                <w:b w:val="0"/>
+                <w:sz w:val="18"/>
+              </w:rPr>
+              <w:t>Verde</w:t>
+            </w:r>
+          </w:p>
+        </w:tc>
+        <w:tc>
+          <w:tcPr>
+            <w:tcW w:type="dxa" w:w="4896"/>
+            <w:vAlign w:val="center"/>
+            <w:shd w:fill="F8FAFC"/>
+          </w:tcPr>
+          <w:p>
+            <w:r/>
+            <w:r>
+              <w:rPr>
+                <w:b w:val="0"/>
+                <w:sz w:val="18"/>
+              </w:rPr>
+              <w:t>Capturar o actualizar calificaciones por periodo.</w:t>
+            </w:r>
+          </w:p>
+        </w:tc>
+      </w:tr>
+      <w:tr>
+        <w:tc>
+          <w:tcPr>
+            <w:tcW w:type="dxa" w:w="2592"/>
+            <w:vAlign w:val="center"/>
+            <w:shd w:fill="FFFFFF"/>
+          </w:tcPr>
+          <w:p>
+            <w:r/>
+            <w:r>
+              <w:rPr>
+                <w:b w:val="0"/>
+                <w:sz w:val="18"/>
+              </w:rPr>
+              <w:t>Asistencia</w:t>
+            </w:r>
+          </w:p>
+        </w:tc>
+        <w:tc>
+          <w:tcPr>
+            <w:tcW w:type="dxa" w:w="1728"/>
+            <w:vAlign w:val="center"/>
+            <w:shd w:fill="FFFFFF"/>
+          </w:tcPr>
+          <w:p>
+            <w:r/>
+            <w:r>
+              <w:rPr>
+                <w:b w:val="0"/>
+                <w:sz w:val="18"/>
+              </w:rPr>
+              <w:t>Azul</w:t>
+            </w:r>
+          </w:p>
+        </w:tc>
+        <w:tc>
+          <w:tcPr>
+            <w:tcW w:type="dxa" w:w="4896"/>
+            <w:vAlign w:val="center"/>
+            <w:shd w:fill="FFFFFF"/>
+          </w:tcPr>
+          <w:p>
+            <w:r/>
+            <w:r>
+              <w:rPr>
+                <w:b w:val="0"/>
+                <w:sz w:val="18"/>
+              </w:rPr>
+              <w:t>Pasar lista del día.</w:t>
+            </w:r>
+          </w:p>
+        </w:tc>
+      </w:tr>
+      <w:tr>
+        <w:tc>
+          <w:tcPr>
+            <w:tcW w:type="dxa" w:w="2592"/>
+            <w:vAlign w:val="center"/>
+            <w:shd w:fill="F8FAFC"/>
+          </w:tcPr>
+          <w:p>
+            <w:r/>
+            <w:r>
+              <w:rPr>
+                <w:b w:val="0"/>
+                <w:sz w:val="18"/>
+              </w:rPr>
+              <w:t>Planeaciones</w:t>
+            </w:r>
+          </w:p>
+        </w:tc>
+        <w:tc>
+          <w:tcPr>
+            <w:tcW w:type="dxa" w:w="1728"/>
+            <w:vAlign w:val="center"/>
+            <w:shd w:fill="F8FAFC"/>
+          </w:tcPr>
+          <w:p>
+            <w:r/>
+            <w:r>
+              <w:rPr>
+                <w:b w:val="0"/>
+                <w:sz w:val="18"/>
+              </w:rPr>
+              <w:t>Naranja/amarillo</w:t>
+            </w:r>
+          </w:p>
+        </w:tc>
+        <w:tc>
+          <w:tcPr>
+            <w:tcW w:type="dxa" w:w="4896"/>
+            <w:vAlign w:val="center"/>
+            <w:shd w:fill="F8FAFC"/>
+          </w:tcPr>
+          <w:p>
+            <w:r/>
+            <w:r>
+              <w:rPr>
+                <w:b w:val="0"/>
+                <w:sz w:val="18"/>
+              </w:rPr>
+              <w:t>Subir o reemplazar planeación.</w:t>
+            </w:r>
+          </w:p>
+        </w:tc>
+      </w:tr>
+      <w:tr>
+        <w:tc>
+          <w:tcPr>
+            <w:tcW w:type="dxa" w:w="2592"/>
+            <w:vAlign w:val="center"/>
+            <w:shd w:fill="FFFFFF"/>
+          </w:tcPr>
+          <w:p>
+            <w:r/>
+            <w:r>
+              <w:rPr>
+                <w:b w:val="0"/>
+                <w:sz w:val="18"/>
+              </w:rPr>
+              <w:t>Excel</w:t>
+            </w:r>
+          </w:p>
+        </w:tc>
+        <w:tc>
+          <w:tcPr>
+            <w:tcW w:type="dxa" w:w="1728"/>
+            <w:vAlign w:val="center"/>
+            <w:shd w:fill="FFFFFF"/>
+          </w:tcPr>
+          <w:p>
+            <w:r/>
+            <w:r>
+              <w:rPr>
+                <w:b w:val="0"/>
+                <w:sz w:val="18"/>
+              </w:rPr>
+              <w:t>Verde</w:t>
+            </w:r>
+          </w:p>
+        </w:tc>
+        <w:tc>
+          <w:tcPr>
+            <w:tcW w:type="dxa" w:w="4896"/>
+            <w:vAlign w:val="center"/>
+            <w:shd w:fill="FFFFFF"/>
+          </w:tcPr>
+          <w:p>
+            <w:r/>
+            <w:r>
+              <w:rPr>
+                <w:b w:val="0"/>
+                <w:sz w:val="18"/>
+              </w:rPr>
+              <w:t>Exportar datos editables.</w:t>
+            </w:r>
+          </w:p>
+        </w:tc>
+      </w:tr>
+      <w:tr>
+        <w:tc>
+          <w:tcPr>
+            <w:tcW w:type="dxa" w:w="2592"/>
+            <w:vAlign w:val="center"/>
+            <w:shd w:fill="F8FAFC"/>
+          </w:tcPr>
+          <w:p>
+            <w:r/>
+            <w:r>
+              <w:rPr>
+                <w:b w:val="0"/>
+                <w:sz w:val="18"/>
+              </w:rPr>
+              <w:t>PDF</w:t>
+            </w:r>
+          </w:p>
+        </w:tc>
+        <w:tc>
+          <w:tcPr>
+            <w:tcW w:type="dxa" w:w="1728"/>
+            <w:vAlign w:val="center"/>
+            <w:shd w:fill="F8FAFC"/>
+          </w:tcPr>
+          <w:p>
+            <w:r/>
+            <w:r>
+              <w:rPr>
+                <w:b w:val="0"/>
+                <w:sz w:val="18"/>
+              </w:rPr>
+              <w:t>Rojo</w:t>
+            </w:r>
+          </w:p>
+        </w:tc>
+        <w:tc>
+          <w:tcPr>
+            <w:tcW w:type="dxa" w:w="4896"/>
+            <w:vAlign w:val="center"/>
+            <w:shd w:fill="F8FAFC"/>
+          </w:tcPr>
+          <w:p>
+            <w:r/>
+            <w:r>
+              <w:rPr>
+                <w:b w:val="0"/>
+                <w:sz w:val="18"/>
+              </w:rPr>
+              <w:t>Exportar documento listo para imprimir.</w:t>
+            </w:r>
+          </w:p>
+        </w:tc>
+      </w:tr>
+    </w:tbl>
+    <w:p/>
+    <w:p>
+      <w:pPr>
+        <w:pStyle w:val="Heading1"/>
+      </w:pPr>
+      <w:r>
+        <w:rPr>
+          <w:b/>
+          <w:color w:val="97051E"/>
+        </w:rPr>
+        <w:t>8. Pase de lista</w:t>
+      </w:r>
+    </w:p>
+    <w:p>
+      <w:r>
+        <w:t>En Asistencia se muestran contadores de asistencias, retardos, faltas y justificantes. Estos contadores cambian al seleccionar el estado de cada alumno.</w:t>
+      </w:r>
+    </w:p>
+    <w:tbl>
+      <w:tblPr>
+        <w:tblStyle w:val="TableGrid"/>
+        <w:tblW w:type="auto" w:w="0"/>
+        <w:jc w:val="center"/>
+        <w:tblLook w:firstColumn="1" w:firstRow="1" w:lastColumn="0" w:lastRow="0" w:noHBand="0" w:noVBand="1" w:val="04A0"/>
+      </w:tblPr>
+      <w:tblGrid>
+        <w:gridCol w:w="5112"/>
+        <w:gridCol w:w="5112"/>
+      </w:tblGrid>
+      <w:tr>
+        <w:tc>
+          <w:tcPr>
+            <w:tcW w:type="dxa" w:w="1440"/>
+            <w:shd w:fill="97051E"/>
+            <w:vAlign w:val="center"/>
+          </w:tcPr>
+          <w:p>
+            <w:r/>
+            <w:r>
+              <w:rPr>
+                <w:b/>
+                <w:color w:val="FFFFFF"/>
+                <w:sz w:val="18"/>
+              </w:rPr>
+              <w:t>Clave</w:t>
+            </w:r>
+          </w:p>
+        </w:tc>
+        <w:tc>
+          <w:tcPr>
+            <w:tcW w:type="dxa" w:w="7200"/>
+            <w:shd w:fill="97051E"/>
+            <w:vAlign w:val="center"/>
+          </w:tcPr>
+          <w:p>
+            <w:r/>
+            <w:r>
+              <w:rPr>
+                <w:b/>
+                <w:color w:val="FFFFFF"/>
+                <w:sz w:val="18"/>
+              </w:rPr>
+              <w:t>Significado</w:t>
+            </w:r>
+          </w:p>
+        </w:tc>
+      </w:tr>
+      <w:tr>
+        <w:tc>
+          <w:tcPr>
+            <w:tcW w:type="dxa" w:w="1440"/>
+            <w:vAlign w:val="center"/>
+            <w:shd w:fill="F8FAFC"/>
+          </w:tcPr>
+          <w:p>
+            <w:r/>
+            <w:r>
+              <w:rPr>
+                <w:b w:val="0"/>
+                <w:sz w:val="18"/>
+              </w:rPr>
+              <w:t>A</w:t>
+            </w:r>
+          </w:p>
+        </w:tc>
+        <w:tc>
+          <w:tcPr>
+            <w:tcW w:type="dxa" w:w="7200"/>
+            <w:vAlign w:val="center"/>
+            <w:shd w:fill="F8FAFC"/>
+          </w:tcPr>
+          <w:p>
+            <w:r/>
+            <w:r>
+              <w:rPr>
+                <w:b w:val="0"/>
+                <w:sz w:val="18"/>
+              </w:rPr>
+              <w:t>Asistencia</w:t>
+            </w:r>
+          </w:p>
+        </w:tc>
+      </w:tr>
+      <w:tr>
+        <w:tc>
+          <w:tcPr>
+            <w:tcW w:type="dxa" w:w="1440"/>
+            <w:vAlign w:val="center"/>
+            <w:shd w:fill="FFFFFF"/>
+          </w:tcPr>
+          <w:p>
+            <w:r/>
+            <w:r>
+              <w:rPr>
+                <w:b w:val="0"/>
+                <w:sz w:val="18"/>
+              </w:rPr>
+              <w:t>R</w:t>
+            </w:r>
+          </w:p>
+        </w:tc>
+        <w:tc>
+          <w:tcPr>
+            <w:tcW w:type="dxa" w:w="7200"/>
+            <w:vAlign w:val="center"/>
+            <w:shd w:fill="FFFFFF"/>
+          </w:tcPr>
+          <w:p>
+            <w:r/>
+            <w:r>
+              <w:rPr>
+                <w:b w:val="0"/>
+                <w:sz w:val="18"/>
+              </w:rPr>
+              <w:t>Retardo</w:t>
+            </w:r>
+          </w:p>
+        </w:tc>
+      </w:tr>
+      <w:tr>
+        <w:tc>
+          <w:tcPr>
+            <w:tcW w:type="dxa" w:w="1440"/>
+            <w:vAlign w:val="center"/>
+            <w:shd w:fill="F8FAFC"/>
+          </w:tcPr>
+          <w:p>
+            <w:r/>
+            <w:r>
+              <w:rPr>
+                <w:b w:val="0"/>
+                <w:sz w:val="18"/>
+              </w:rPr>
+              <w:t>F</w:t>
+            </w:r>
+          </w:p>
+        </w:tc>
+        <w:tc>
+          <w:tcPr>
+            <w:tcW w:type="dxa" w:w="7200"/>
+            <w:vAlign w:val="center"/>
+            <w:shd w:fill="F8FAFC"/>
+          </w:tcPr>
+          <w:p>
+            <w:r/>
+            <w:r>
+              <w:rPr>
+                <w:b w:val="0"/>
+                <w:sz w:val="18"/>
+              </w:rPr>
+              <w:t>Falta</w:t>
+            </w:r>
+          </w:p>
+        </w:tc>
+      </w:tr>
+      <w:tr>
+        <w:tc>
+          <w:tcPr>
+            <w:tcW w:type="dxa" w:w="1440"/>
+            <w:vAlign w:val="center"/>
+            <w:shd w:fill="FFFFFF"/>
+          </w:tcPr>
+          <w:p>
+            <w:r/>
+            <w:r>
+              <w:rPr>
+                <w:b w:val="0"/>
+                <w:sz w:val="18"/>
+              </w:rPr>
+              <w:t>J</w:t>
+            </w:r>
+          </w:p>
+        </w:tc>
+        <w:tc>
+          <w:tcPr>
+            <w:tcW w:type="dxa" w:w="7200"/>
+            <w:vAlign w:val="center"/>
+            <w:shd w:fill="FFFFFF"/>
+          </w:tcPr>
+          <w:p>
+            <w:r/>
+            <w:r>
+              <w:rPr>
+                <w:b w:val="0"/>
+                <w:sz w:val="18"/>
+              </w:rPr>
+              <w:t>Justificante</w:t>
+            </w:r>
+          </w:p>
+        </w:tc>
+      </w:tr>
+    </w:tbl>
+    <w:p/>
+    <w:tbl>
+      <w:tblPr>
+        <w:tblW w:type="auto" w:w="0"/>
+        <w:jc w:val="center"/>
+        <w:tblLayout w:type="autofit"/>
+        <w:tblLook w:firstColumn="1" w:firstRow="1" w:lastColumn="0" w:lastRow="0" w:noHBand="0" w:noVBand="1" w:val="04A0"/>
+      </w:tblPr>
+      <w:tblGrid>
+        <w:gridCol w:w="10224"/>
+      </w:tblGrid>
+      <w:tr>
+        <w:tc>
+          <w:tcPr>
+            <w:tcW w:type="dxa" w:w="10224"/>
+            <w:shd w:fill="ECFDF5"/>
+          </w:tcPr>
+          <w:p>
+            <w:r>
+              <w:rPr>
+                <w:b/>
+                <w:color w:val="1F2937"/>
+                <w:sz w:val="20"/>
+              </w:rPr>
+              <w:t>Recomendación</w:t>
+            </w:r>
+          </w:p>
+          <w:p>
+            <w:r>
+              <w:rPr>
+                <w:color w:val="667085"/>
+                <w:sz w:val="18"/>
+              </w:rPr>
+              <w:t>Guarda el pase de lista al terminar. Evita recargar la página antes de guardar.</w:t>
+            </w:r>
+          </w:p>
+        </w:tc>
+      </w:tr>
+    </w:tbl>
+    <w:p/>
+    <w:p>
+      <w:pPr>
+        <w:pStyle w:val="Heading1"/>
+      </w:pPr>
+      <w:r>
+        <w:rPr>
+          <w:b/>
+          <w:color w:val="97051E"/>
+        </w:rPr>
+        <w:t>9. Calificaciones</w:t>
+      </w:r>
+    </w:p>
+    <w:p>
+      <w:pPr>
+        <w:pStyle w:val="ListBullet"/>
+      </w:pPr>
+      <w:r>
+        <w:t>Selecciona periodo activo.</w:t>
+      </w:r>
+    </w:p>
+    <w:p>
+      <w:pPr>
+        <w:pStyle w:val="ListBullet"/>
+      </w:pPr>
+      <w:r>
+        <w:t>Captura calificaciones válidas según la escala del sistema.</w:t>
+      </w:r>
+    </w:p>
+    <w:p>
+      <w:pPr>
+        <w:pStyle w:val="ListBullet"/>
+      </w:pPr>
+      <w:r>
+        <w:t>El botón Guardar Calificaciones es verde.</w:t>
+      </w:r>
+    </w:p>
+    <w:p>
+      <w:pPr>
+        <w:pStyle w:val="ListBullet"/>
+      </w:pPr>
+      <w:r>
+        <w:t>Revisa total de alumnos, calificados y promedio antes de salir.</w:t>
+      </w:r>
+    </w:p>
+    <w:p>
+      <w:pPr>
+        <w:pStyle w:val="ListBullet"/>
+      </w:pPr>
+      <w:r>
+        <w:t>Exporta PDF o Excel si necesitas evidencia.</w:t>
+      </w:r>
+    </w:p>
+    <w:p>
+      <w:pPr>
+        <w:pStyle w:val="Heading1"/>
+      </w:pPr>
+      <w:r>
+        <w:rPr>
+          <w:b/>
+          <w:color w:val="97051E"/>
+        </w:rPr>
+        <w:t>10. Planeaciones</w:t>
+      </w:r>
+    </w:p>
+    <w:p>
+      <w:r>
+        <w:t>El docente puede subir o reemplazar archivos de planeación. Dirección, control escolar o administración pueden revisar, aprobar o devolver con observaciones según permisos.</w:t>
+      </w:r>
+    </w:p>
+    <w:tbl>
+      <w:tblPr>
+        <w:tblStyle w:val="TableGrid"/>
+        <w:tblW w:type="auto" w:w="0"/>
+        <w:jc w:val="center"/>
+        <w:tblLook w:firstColumn="1" w:firstRow="1" w:lastColumn="0" w:lastRow="0" w:noHBand="0" w:noVBand="1" w:val="04A0"/>
+      </w:tblPr>
+      <w:tblGrid>
+        <w:gridCol w:w="5112"/>
+        <w:gridCol w:w="5112"/>
+      </w:tblGrid>
+      <w:tr>
+        <w:tc>
+          <w:tcPr>
+            <w:tcW w:type="dxa" w:w="2304"/>
+            <w:shd w:fill="97051E"/>
+            <w:vAlign w:val="center"/>
+          </w:tcPr>
+          <w:p>
+            <w:r/>
+            <w:r>
+              <w:rPr>
+                <w:b/>
+                <w:color w:val="FFFFFF"/>
+                <w:sz w:val="18"/>
+              </w:rPr>
+              <w:t>Estado</w:t>
+            </w:r>
+          </w:p>
+        </w:tc>
+        <w:tc>
+          <w:tcPr>
+            <w:tcW w:type="dxa" w:w="6912"/>
+            <w:shd w:fill="97051E"/>
+            <w:vAlign w:val="center"/>
+          </w:tcPr>
+          <w:p>
+            <w:r/>
+            <w:r>
+              <w:rPr>
+                <w:b/>
+                <w:color w:val="FFFFFF"/>
+                <w:sz w:val="18"/>
+              </w:rPr>
+              <w:t>Uso</w:t>
+            </w:r>
+          </w:p>
+        </w:tc>
+      </w:tr>
+      <w:tr>
+        <w:tc>
+          <w:tcPr>
+            <w:tcW w:type="dxa" w:w="2304"/>
+            <w:vAlign w:val="center"/>
+            <w:shd w:fill="F8FAFC"/>
+          </w:tcPr>
+          <w:p>
+            <w:r/>
+            <w:r>
+              <w:rPr>
+                <w:b w:val="0"/>
+                <w:sz w:val="18"/>
+              </w:rPr>
+              <w:t>Pendiente</w:t>
+            </w:r>
+          </w:p>
+        </w:tc>
+        <w:tc>
+          <w:tcPr>
+            <w:tcW w:type="dxa" w:w="6912"/>
+            <w:vAlign w:val="center"/>
+            <w:shd w:fill="F8FAFC"/>
+          </w:tcPr>
+          <w:p>
+            <w:r/>
+            <w:r>
+              <w:rPr>
+                <w:b w:val="0"/>
+                <w:sz w:val="18"/>
+              </w:rPr>
+              <w:t>Aún no se revisa o falta seguimiento.</w:t>
+            </w:r>
+          </w:p>
+        </w:tc>
+      </w:tr>
+      <w:tr>
+        <w:tc>
+          <w:tcPr>
+            <w:tcW w:type="dxa" w:w="2304"/>
+            <w:vAlign w:val="center"/>
+            <w:shd w:fill="FFFFFF"/>
+          </w:tcPr>
+          <w:p>
+            <w:r/>
+            <w:r>
+              <w:rPr>
+                <w:b w:val="0"/>
+                <w:sz w:val="18"/>
+              </w:rPr>
+              <w:t>Subida</w:t>
+            </w:r>
+          </w:p>
+        </w:tc>
+        <w:tc>
+          <w:tcPr>
+            <w:tcW w:type="dxa" w:w="6912"/>
+            <w:vAlign w:val="center"/>
+            <w:shd w:fill="FFFFFF"/>
+          </w:tcPr>
+          <w:p>
+            <w:r/>
+            <w:r>
+              <w:rPr>
+                <w:b w:val="0"/>
+                <w:sz w:val="18"/>
+              </w:rPr>
+              <w:t>Archivo cargado por el docente.</w:t>
+            </w:r>
+          </w:p>
+        </w:tc>
+      </w:tr>
+      <w:tr>
+        <w:tc>
+          <w:tcPr>
+            <w:tcW w:type="dxa" w:w="2304"/>
+            <w:vAlign w:val="center"/>
+            <w:shd w:fill="F8FAFC"/>
+          </w:tcPr>
+          <w:p>
+            <w:r/>
+            <w:r>
+              <w:rPr>
+                <w:b w:val="0"/>
+                <w:sz w:val="18"/>
+              </w:rPr>
+              <w:t>Aprobada</w:t>
+            </w:r>
+          </w:p>
+        </w:tc>
+        <w:tc>
+          <w:tcPr>
+            <w:tcW w:type="dxa" w:w="6912"/>
+            <w:vAlign w:val="center"/>
+            <w:shd w:fill="F8FAFC"/>
+          </w:tcPr>
+          <w:p>
+            <w:r/>
+            <w:r>
+              <w:rPr>
+                <w:b w:val="0"/>
+                <w:sz w:val="18"/>
+              </w:rPr>
+              <w:t>Planeación aceptada.</w:t>
+            </w:r>
+          </w:p>
+        </w:tc>
+      </w:tr>
+      <w:tr>
+        <w:tc>
+          <w:tcPr>
+            <w:tcW w:type="dxa" w:w="2304"/>
+            <w:vAlign w:val="center"/>
+            <w:shd w:fill="FFFFFF"/>
+          </w:tcPr>
+          <w:p>
+            <w:r/>
+            <w:r>
+              <w:rPr>
+                <w:b w:val="0"/>
+                <w:sz w:val="18"/>
+              </w:rPr>
+              <w:t>Devuelta</w:t>
+            </w:r>
+          </w:p>
+        </w:tc>
+        <w:tc>
+          <w:tcPr>
+            <w:tcW w:type="dxa" w:w="6912"/>
+            <w:vAlign w:val="center"/>
+            <w:shd w:fill="FFFFFF"/>
+          </w:tcPr>
+          <w:p>
+            <w:r/>
+            <w:r>
+              <w:rPr>
+                <w:b w:val="0"/>
+                <w:sz w:val="18"/>
+              </w:rPr>
+              <w:t>Requiere corrección o sustitución.</w:t>
+            </w:r>
+          </w:p>
+        </w:tc>
+      </w:tr>
+    </w:tbl>
+    <w:p/>
+    <w:p>
+      <w:pPr>
+        <w:pStyle w:val="Heading1"/>
+      </w:pPr>
+      <w:r>
+        <w:rPr>
+          <w:b/>
+          <w:color w:val="97051E"/>
+        </w:rPr>
+        <w:t>11. Reportes y exportaciones</w:t>
+      </w:r>
+    </w:p>
+    <w:p>
+      <w:pPr>
+        <w:pStyle w:val="ListBullet"/>
+      </w:pPr>
+      <w:r>
+        <w:t>PDF se usa para imprimir o entregar documentos formales.</w:t>
+      </w:r>
+    </w:p>
+    <w:p>
+      <w:pPr>
+        <w:pStyle w:val="ListBullet"/>
+      </w:pPr>
+      <w:r>
+        <w:t>Excel se usa para revisar o manipular datos.</w:t>
+      </w:r>
+    </w:p>
+    <w:p>
+      <w:pPr>
+        <w:pStyle w:val="ListBullet"/>
+      </w:pPr>
+      <w:r>
+        <w:t>Los reportes pueden filtrarse por grupo, asignación, periodo o rango de fechas según el módulo.</w:t>
+      </w:r>
+    </w:p>
+    <w:p>
+      <w:pPr>
+        <w:pStyle w:val="Heading1"/>
+      </w:pPr>
+      <w:r>
+        <w:rPr>
+          <w:b/>
+          <w:color w:val="97051E"/>
+        </w:rPr>
+        <w:t>12. Consulta pública para padres y alumnos</w:t>
+      </w:r>
+    </w:p>
+    <w:p>
+      <w:r>
+        <w:t>Desde el login se puede entrar a Asistencias o Calificaciones sin iniciar sesión. Para proteger la privacidad se solicita nombre completo, grado, grupo y turno. No se muestran listas completas.</w:t>
+      </w:r>
+    </w:p>
+    <w:p>
+      <w:pPr>
+        <w:pStyle w:val="ListBullet"/>
+      </w:pPr>
+      <w:r>
+        <w:t>Asistencias: muestra detalle por fecha, materia y estado.</w:t>
+      </w:r>
+    </w:p>
+    <w:p>
+      <w:pPr>
+        <w:pStyle w:val="ListBullet"/>
+      </w:pPr>
+      <w:r>
+        <w:t>Calificaciones: muestra calificaciones por materia, promedio y boleta PDF.</w:t>
+      </w:r>
+    </w:p>
+    <w:p>
+      <w:pPr>
+        <w:pStyle w:val="ListBullet"/>
+      </w:pPr>
+      <w:r>
+        <w:t>Si no encuentra al alumno, revisar acentos, espacios, grado, grupo y turno.</w:t>
+      </w:r>
+    </w:p>
+    <w:p>
+      <w:pPr>
+        <w:pStyle w:val="Heading1"/>
+      </w:pPr>
+      <w:r>
+        <w:rPr>
+          <w:b/>
+          <w:color w:val="97051E"/>
+        </w:rPr>
+        <w:t>13. Respaldos y buenas prácticas</w:t>
+      </w:r>
+    </w:p>
+    <w:p>
+      <w:pPr>
+        <w:pStyle w:val="ListBullet"/>
+      </w:pPr>
+      <w:r>
+        <w:t>Genera respaldo antes de importar listas grandes o restaurar datos.</w:t>
+      </w:r>
+    </w:p>
+    <w:p>
+      <w:pPr>
+        <w:pStyle w:val="ListBullet"/>
+      </w:pPr>
+      <w:r>
+        <w:t>No edites manualmente archivos dentro de storage/.</w:t>
+      </w:r>
+    </w:p>
+    <w:p>
+      <w:pPr>
+        <w:pStyle w:val="ListBullet"/>
+      </w:pPr>
+      <w:r>
+        <w:t>Cierra sesión al terminar en equipos compartidos.</w:t>
+      </w:r>
+    </w:p>
+    <w:p>
+      <w:pPr>
+        <w:pStyle w:val="ListBullet"/>
+      </w:pPr>
+      <w:r>
+        <w:t>Haz pruebas con datos reales en una copia antes de usarlo oficialmente con toda la escuela.</w:t>
+      </w:r>
+    </w:p>
+    <w:p>
+      <w:pPr>
+        <w:pStyle w:val="Heading1"/>
+      </w:pPr>
+      <w:r>
+        <w:rPr>
+          <w:b/>
+          <w:color w:val="97051E"/>
+        </w:rPr>
+        <w:t>14. Ruta recomendada de pruebas reales</w:t>
+      </w:r>
+    </w:p>
+    <w:p>
+      <w:pPr>
+        <w:ind w:left="360" w:hanging="360"/>
+      </w:pPr>
+      <w:r>
+        <w:rPr>
+          <w:b/>
+          <w:sz w:val="20"/>
+        </w:rPr>
+        <w:t xml:space="preserve">1. </w:t>
+      </w:r>
+      <w:r>
+        <w:rPr>
+          <w:sz w:val="20"/>
+        </w:rPr>
+        <w:t>Instalar desde cero.</w:t>
+      </w:r>
+    </w:p>
+    <w:p>
+      <w:pPr>
+        <w:ind w:left="360" w:hanging="360"/>
+      </w:pPr>
+      <w:r>
+        <w:rPr>
+          <w:b/>
+          <w:sz w:val="20"/>
+        </w:rPr>
+        <w:t xml:space="preserve">2. </w:t>
+      </w:r>
+      <w:r>
+        <w:rPr>
+          <w:sz w:val="20"/>
+        </w:rPr>
+        <w:t>Crear un grupo real pequeño.</w:t>
+      </w:r>
+    </w:p>
+    <w:p>
+      <w:pPr>
+        <w:ind w:left="360" w:hanging="360"/>
+      </w:pPr>
+      <w:r>
+        <w:rPr>
+          <w:b/>
+          <w:sz w:val="20"/>
+        </w:rPr>
+        <w:t xml:space="preserve">3. </w:t>
+      </w:r>
+      <w:r>
+        <w:rPr>
+          <w:sz w:val="20"/>
+        </w:rPr>
+        <w:t>Importar algunos alumnos reales.</w:t>
+      </w:r>
+    </w:p>
+    <w:p>
+      <w:pPr>
+        <w:ind w:left="360" w:hanging="360"/>
+      </w:pPr>
+      <w:r>
+        <w:rPr>
+          <w:b/>
+          <w:sz w:val="20"/>
+        </w:rPr>
+        <w:t xml:space="preserve">4. </w:t>
+      </w:r>
+      <w:r>
+        <w:rPr>
+          <w:sz w:val="20"/>
+        </w:rPr>
+        <w:t>Crear un docente y una asignación.</w:t>
+      </w:r>
+    </w:p>
+    <w:p>
+      <w:pPr>
+        <w:ind w:left="360" w:hanging="360"/>
+      </w:pPr>
+      <w:r>
+        <w:rPr>
+          <w:b/>
+          <w:sz w:val="20"/>
+        </w:rPr>
+        <w:t xml:space="preserve">5. </w:t>
+      </w:r>
+      <w:r>
+        <w:rPr>
+          <w:sz w:val="20"/>
+        </w:rPr>
+        <w:t>Capturar asistencia de prueba.</w:t>
+      </w:r>
+    </w:p>
+    <w:p>
+      <w:pPr>
+        <w:ind w:left="360" w:hanging="360"/>
+      </w:pPr>
+      <w:r>
+        <w:rPr>
+          <w:b/>
+          <w:sz w:val="20"/>
+        </w:rPr>
+        <w:t xml:space="preserve">6. </w:t>
+      </w:r>
+      <w:r>
+        <w:rPr>
+          <w:sz w:val="20"/>
+        </w:rPr>
+        <w:t>Capturar calificaciones.</w:t>
+      </w:r>
+    </w:p>
+    <w:p>
+      <w:pPr>
+        <w:ind w:left="360" w:hanging="360"/>
+      </w:pPr>
+      <w:r>
+        <w:rPr>
+          <w:b/>
+          <w:sz w:val="20"/>
+        </w:rPr>
+        <w:t xml:space="preserve">7. </w:t>
+      </w:r>
+      <w:r>
+        <w:rPr>
+          <w:sz w:val="20"/>
+        </w:rPr>
+        <w:t>Subir una planeación.</w:t>
+      </w:r>
+    </w:p>
+    <w:p>
+      <w:pPr>
+        <w:ind w:left="360" w:hanging="360"/>
+      </w:pPr>
+      <w:r>
+        <w:rPr>
+          <w:b/>
+          <w:sz w:val="20"/>
+        </w:rPr>
+        <w:t xml:space="preserve">8. </w:t>
+      </w:r>
+      <w:r>
+        <w:rPr>
+          <w:sz w:val="20"/>
+        </w:rPr>
+        <w:t>Probar reportes y consulta pública.</w:t>
+      </w:r>
+    </w:p>
+    <w:p>
+      <w:pPr>
+        <w:ind w:left="360" w:hanging="360"/>
+      </w:pPr>
+      <w:r>
+        <w:rPr>
+          <w:b/>
+          <w:sz w:val="20"/>
+        </w:rPr>
+        <w:t xml:space="preserve">9. </w:t>
+      </w:r>
+      <w:r>
+        <w:rPr>
+          <w:sz w:val="20"/>
+        </w:rPr>
+        <w:t>Validar en celular y computadora.</w:t>
+      </w:r>
+    </w:p>
     <w:sectPr>
       <w:pgSz w:w="12240" w:h="15840"/>
       <w:pgMar w:top="936" w:right="1008" w:bottom="936" w:left="1008" w:header="720" w:footer="720" w:gutter="0"/>
@@ -627,7 +2385,7 @@
     <w:qFormat/>
     <w:rsid w:val="00FC693F"/>
     <w:rPr>
-      <w:rFonts w:ascii="Arial" w:hAnsi="Arial"/>
+      <w:rFonts w:ascii="Aptos" w:hAnsi="Aptos"/>
       <w:sz w:val="20"/>
     </w:rPr>
   </w:style>
@@ -690,11 +2448,11 @@
       <w:outlineLvl w:val="0"/>
     </w:pPr>
     <w:rPr>
-      <w:rFonts w:asciiTheme="majorHAnsi" w:eastAsiaTheme="majorEastAsia" w:hAnsiTheme="majorHAnsi" w:cstheme="majorBidi" w:ascii="Arial" w:hAnsi="Arial"/>
+      <w:rFonts w:asciiTheme="majorHAnsi" w:eastAsiaTheme="majorEastAsia" w:hAnsiTheme="majorHAnsi" w:cstheme="majorBidi" w:ascii="Aptos Display" w:hAnsi="Aptos Display"/>
       <w:b/>
       <w:bCs/>
-      <w:color w:val="365F91" w:themeColor="accent1" w:themeShade="BF"/>
-      <w:sz w:val="28"/>
+      <w:color w:val="1F2937"/>
+      <w:sz w:val="36"/>
       <w:szCs w:val="28"/>
     </w:rPr>
   </w:style>
@@ -714,10 +2472,10 @@
       <w:outlineLvl w:val="1"/>
     </w:pPr>
     <w:rPr>
-      <w:rFonts w:asciiTheme="majorHAnsi" w:eastAsiaTheme="majorEastAsia" w:hAnsiTheme="majorHAnsi" w:cstheme="majorBidi" w:ascii="Arial" w:hAnsi="Arial"/>
+      <w:rFonts w:asciiTheme="majorHAnsi" w:eastAsiaTheme="majorEastAsia" w:hAnsiTheme="majorHAnsi" w:cstheme="majorBidi" w:ascii="Aptos Display" w:hAnsi="Aptos Display"/>
       <w:b/>
       <w:bCs/>
-      <w:color w:val="4F81BD" w:themeColor="accent1"/>
+      <w:color w:val="1F2937"/>
       <w:sz w:val="26"/>
       <w:szCs w:val="26"/>
     </w:rPr>
@@ -738,10 +2496,11 @@
       <w:outlineLvl w:val="2"/>
     </w:pPr>
     <w:rPr>
-      <w:rFonts w:asciiTheme="majorHAnsi" w:eastAsiaTheme="majorEastAsia" w:hAnsiTheme="majorHAnsi" w:cstheme="majorBidi" w:ascii="Arial" w:hAnsi="Arial"/>
+      <w:rFonts w:asciiTheme="majorHAnsi" w:eastAsiaTheme="majorEastAsia" w:hAnsiTheme="majorHAnsi" w:cstheme="majorBidi" w:ascii="Aptos Display" w:hAnsi="Aptos Display"/>
       <w:b/>
       <w:bCs/>
-      <w:color w:val="4F81BD" w:themeColor="accent1"/>
+      <w:color w:val="1F2937"/>
+      <w:sz w:val="22"/>
     </w:rPr>
   </w:style>
   <w:style w:type="paragraph" w:styleId="Heading4">

--- a/docs/MANUAL_USUARIO_SGCE.docx
+++ b/docs/MANUAL_USUARIO_SGCE.docx
@@ -49,7 +49,7 @@
           <w:color w:val="667085"/>
           <w:sz w:val="18"/>
         </w:rPr>
-        <w:t>Versión limpia para instalación desde cero - 2026-05-29</w:t>
+        <w:t>Versión final auditada para instalación desde cero - 2026-05-31</w:t>
       </w:r>
     </w:p>
     <w:p/>
